--- a/.Document/Tai lieu HDSD/I. BAN HANG/1. HDSD_BanHang_TVBH.docx
+++ b/.Document/Tai lieu HDSD/I. BAN HANG/1. HDSD_BanHang_TVBH.docx
@@ -22,7 +22,6 @@
       </w:sdtPr>
       <w:sdtEndPr>
         <w:rPr>
-          <w:b/>
           <w:bCs/>
         </w:rPr>
       </w:sdtEndPr>
@@ -35,13 +34,10 @@
               <w:numId w:val="0"/>
             </w:numPr>
             <w:ind w:left="720"/>
-            <w:jc w:val="center"/>
           </w:pPr>
           <w:r>
             <w:t>TVBH – QUY TRÌNH BÁN HÀNG</w:t>
           </w:r>
-          <w:bookmarkStart w:id="1" w:name="_GoBack"/>
-          <w:bookmarkEnd w:id="1"/>
         </w:p>
         <w:p>
           <w:pPr>
@@ -3029,19 +3025,34 @@
         <w:jc w:val="center"/>
         <w:rPr>
           <w:rFonts w:ascii="Times New Roman" w:hAnsi="Times New Roman" w:cs="Times New Roman"/>
-          <w:sz w:val="28"/>
-          <w:szCs w:val="28"/>
-        </w:rPr>
-      </w:pPr>
-      <w:r>
-        <w:rPr>
-          <w:rFonts w:ascii="Times New Roman" w:hAnsi="Times New Roman" w:cs="Times New Roman"/>
-          <w:sz w:val="28"/>
+          <w:b/>
+          <w:sz w:val="36"/>
+          <w:szCs w:val="28"/>
+          <w:lang w:val="en-US"/>
+        </w:rPr>
+      </w:pPr>
+      <w:r>
+        <w:rPr>
+          <w:rFonts w:ascii="Times New Roman" w:hAnsi="Times New Roman" w:cs="Times New Roman"/>
+          <w:b/>
+          <w:sz w:val="36"/>
           <w:szCs w:val="28"/>
         </w:rPr>
         <w:lastRenderedPageBreak/>
-        <w:t>TVBH – Quy trình bán hàng</w:t>
-      </w:r>
+        <w:t xml:space="preserve">TVBH – </w:t>
+      </w:r>
+      <w:r>
+        <w:rPr>
+          <w:rFonts w:ascii="Times New Roman" w:hAnsi="Times New Roman" w:cs="Times New Roman"/>
+          <w:b/>
+          <w:sz w:val="36"/>
+          <w:szCs w:val="28"/>
+          <w:lang w:val="en-US"/>
+        </w:rPr>
+        <w:t>QUY TRÌNH BÁN HÀNG</w:t>
+      </w:r>
+      <w:bookmarkStart w:id="1" w:name="_GoBack"/>
+      <w:bookmarkEnd w:id="1"/>
     </w:p>
     <w:p>
       <w:pPr>
@@ -4129,13 +4140,12 @@
           <w:rFonts w:ascii="Times New Roman" w:hAnsi="Times New Roman" w:cs="Times New Roman"/>
           <w:sz w:val="28"/>
           <w:szCs w:val="28"/>
-          <w:lang w:val="en-GB"/>
         </w:rPr>
         <w:drawing>
-          <wp:inline distT="0" distB="0" distL="0" distR="0" wp14:anchorId="2714CD66" wp14:editId="33159AFE">
-            <wp:extent cx="5731510" cy="3087370"/>
+          <wp:inline distT="0" distB="0" distL="0" distR="0" wp14:anchorId="3DCD96A1" wp14:editId="42B8D267">
+            <wp:extent cx="5731510" cy="3152140"/>
             <wp:effectExtent l="0" t="0" r="2540" b="0"/>
-            <wp:docPr id="958446509" name="Picture 1"/>
+            <wp:docPr id="2" name="Picture 2"/>
             <wp:cNvGraphicFramePr>
               <a:graphicFrameLocks xmlns:a="http://schemas.openxmlformats.org/drawingml/2006/main" noChangeAspect="1"/>
             </wp:cNvGraphicFramePr>
@@ -4143,7 +4153,7 @@
               <a:graphicData uri="http://schemas.openxmlformats.org/drawingml/2006/picture">
                 <pic:pic xmlns:pic="http://schemas.openxmlformats.org/drawingml/2006/picture">
                   <pic:nvPicPr>
-                    <pic:cNvPr id="958446509" name=""/>
+                    <pic:cNvPr id="1" name=""/>
                     <pic:cNvPicPr/>
                   </pic:nvPicPr>
                   <pic:blipFill>
@@ -4155,7 +4165,7 @@
                   <pic:spPr>
                     <a:xfrm>
                       <a:off x="0" y="0"/>
-                      <a:ext cx="5731510" cy="3087370"/>
+                      <a:ext cx="5731510" cy="3152140"/>
                     </a:xfrm>
                     <a:prstGeom prst="rect">
                       <a:avLst/>
@@ -4364,6 +4374,98 @@
           <w:rFonts w:ascii="Times New Roman" w:hAnsi="Times New Roman" w:cs="Times New Roman"/>
           <w:sz w:val="28"/>
           <w:szCs w:val="28"/>
+          <w:lang w:val="en-US"/>
+        </w:rPr>
+        <w:t>User kiểm tra và hoàn thiện thông tin khách hàng, thông tin cần phải đúng với giấy tờ (Đúng thông tin công ty theo MST đối với khách hàng doanh nghiệp, Đúng thông tin cá nhân theo CCCD đối với khách hàng là cá nhân)</w:t>
+      </w:r>
+    </w:p>
+    <w:p>
+      <w:pPr>
+        <w:pStyle w:val="ListParagraph"/>
+        <w:numPr>
+          <w:ilvl w:val="0"/>
+          <w:numId w:val="2"/>
+        </w:numPr>
+        <w:rPr>
+          <w:rFonts w:ascii="Times New Roman" w:hAnsi="Times New Roman" w:cs="Times New Roman"/>
+          <w:sz w:val="28"/>
+          <w:szCs w:val="28"/>
+        </w:rPr>
+      </w:pPr>
+      <w:r>
+        <w:rPr>
+          <w:rFonts w:ascii="Times New Roman" w:hAnsi="Times New Roman" w:cs="Times New Roman"/>
+          <w:sz w:val="28"/>
+          <w:szCs w:val="28"/>
+          <w:lang w:val="en-US"/>
+        </w:rPr>
+        <w:t>User nhập vào ô “Chính sách” thông tin về dòng xe, màu xe, năm sản xuất cần bán cho khách hàng</w:t>
+      </w:r>
+    </w:p>
+    <w:p>
+      <w:pPr>
+        <w:pStyle w:val="ListParagraph"/>
+        <w:numPr>
+          <w:ilvl w:val="0"/>
+          <w:numId w:val="2"/>
+        </w:numPr>
+        <w:rPr>
+          <w:rFonts w:ascii="Times New Roman" w:hAnsi="Times New Roman" w:cs="Times New Roman"/>
+          <w:sz w:val="28"/>
+          <w:szCs w:val="28"/>
+        </w:rPr>
+      </w:pPr>
+      <w:r>
+        <w:rPr>
+          <w:rFonts w:ascii="Times New Roman" w:hAnsi="Times New Roman" w:cs="Times New Roman"/>
+          <w:sz w:val="28"/>
+          <w:szCs w:val="28"/>
+          <w:lang w:val="en-US"/>
+        </w:rPr>
+        <w:t>User lựa chọn đúng Nhóm đối tượng khách hàng, cập nhật đầy đủ chương trình giảm giá, sự kiện (nếu có). Kiểm tra đúng số tiền thanh toán của khách.</w:t>
+      </w:r>
+    </w:p>
+    <w:p>
+      <w:pPr>
+        <w:pStyle w:val="ListParagraph"/>
+        <w:numPr>
+          <w:ilvl w:val="0"/>
+          <w:numId w:val="2"/>
+        </w:numPr>
+        <w:rPr>
+          <w:rFonts w:ascii="Times New Roman" w:hAnsi="Times New Roman" w:cs="Times New Roman"/>
+          <w:sz w:val="28"/>
+          <w:szCs w:val="28"/>
+        </w:rPr>
+      </w:pPr>
+      <w:r>
+        <w:rPr>
+          <w:rFonts w:ascii="Times New Roman" w:hAnsi="Times New Roman" w:cs="Times New Roman"/>
+          <w:sz w:val="28"/>
+          <w:szCs w:val="28"/>
+          <w:lang w:val="en-US"/>
+        </w:rPr>
+        <w:t>Kiểm tra hợp đồng là trả thẳng hay trả góp, các lần thanh toán của khách hàng, ngân hàng dự kiến vay (đối với trả góp).</w:t>
+      </w:r>
+    </w:p>
+    <w:p>
+      <w:pPr>
+        <w:pStyle w:val="ListParagraph"/>
+        <w:numPr>
+          <w:ilvl w:val="0"/>
+          <w:numId w:val="2"/>
+        </w:numPr>
+        <w:rPr>
+          <w:rFonts w:ascii="Times New Roman" w:hAnsi="Times New Roman" w:cs="Times New Roman"/>
+          <w:sz w:val="28"/>
+          <w:szCs w:val="28"/>
+        </w:rPr>
+      </w:pPr>
+      <w:r>
+        <w:rPr>
+          <w:rFonts w:ascii="Times New Roman" w:hAnsi="Times New Roman" w:cs="Times New Roman"/>
+          <w:sz w:val="28"/>
+          <w:szCs w:val="28"/>
         </w:rPr>
         <w:t>Sau khi nhập đầy đủ thông tin User</w:t>
       </w:r>
@@ -4462,6 +4564,7 @@
           <w:sz w:val="28"/>
           <w:szCs w:val="28"/>
         </w:rPr>
+        <w:lastRenderedPageBreak/>
         <w:t xml:space="preserve">Để sửa được hợp đồng thì User </w:t>
       </w:r>
       <w:r>
@@ -4548,8 +4651,9 @@
           <w:iCs/>
           <w:sz w:val="28"/>
           <w:szCs w:val="28"/>
-        </w:rPr>
-        <w:t>lập tạm</w:t>
+          <w:lang w:val="en-US"/>
+        </w:rPr>
+        <w:t>L</w:t>
       </w:r>
       <w:r>
         <w:rPr>
@@ -4559,6 +4663,16 @@
           <w:sz w:val="28"/>
           <w:szCs w:val="28"/>
         </w:rPr>
+        <w:t>ập tạm</w:t>
+      </w:r>
+      <w:r>
+        <w:rPr>
+          <w:rFonts w:ascii="Times New Roman" w:hAnsi="Times New Roman" w:cs="Times New Roman"/>
+          <w:i/>
+          <w:iCs/>
+          <w:sz w:val="28"/>
+          <w:szCs w:val="28"/>
+        </w:rPr>
         <w:t>”</w:t>
       </w:r>
       <w:r>
@@ -4600,6 +4714,15 @@
           <w:szCs w:val="28"/>
         </w:rPr>
         <w:t>liên hệ đến Sale Admin</w:t>
+      </w:r>
+      <w:r>
+        <w:rPr>
+          <w:rFonts w:ascii="Times New Roman" w:hAnsi="Times New Roman" w:cs="Times New Roman"/>
+          <w:sz w:val="28"/>
+          <w:szCs w:val="28"/>
+          <w:lang w:val="en-US"/>
+        </w:rPr>
+        <w:t>.</w:t>
       </w:r>
     </w:p>
     <w:p>
@@ -4697,19 +4820,21 @@
           <w:iCs/>
           <w:sz w:val="28"/>
           <w:szCs w:val="28"/>
-        </w:rPr>
-        <w:t>Các ký tự hay các chữ có kí hiệu là màu đỏ</w:t>
+          <w:lang w:val="en-US"/>
+        </w:rPr>
+        <w:t xml:space="preserve">Các trường thông tin có dấu </w:t>
       </w:r>
       <w:r>
         <w:rPr>
           <w:rFonts w:ascii="Times New Roman" w:hAnsi="Times New Roman" w:cs="Times New Roman"/>
           <w:i/>
           <w:iCs/>
-          <w:color w:val="EE0000"/>
-          <w:sz w:val="28"/>
-          <w:szCs w:val="28"/>
-        </w:rPr>
-        <w:t xml:space="preserve"> </w:t>
+          <w:color w:val="FF0000"/>
+          <w:sz w:val="28"/>
+          <w:szCs w:val="28"/>
+          <w:lang w:val="en-US"/>
+        </w:rPr>
+        <w:t>(*)</w:t>
       </w:r>
       <w:r>
         <w:rPr>
@@ -4718,46 +4843,18 @@
           <w:iCs/>
           <w:sz w:val="28"/>
           <w:szCs w:val="28"/>
-        </w:rPr>
-        <w:t>trên phiếu có ý nghĩa là các trường đó phải bắt buộc nhậ</w:t>
-      </w:r>
-      <w:r>
-        <w:rPr>
-          <w:rFonts w:ascii="Times New Roman" w:hAnsi="Times New Roman" w:cs="Times New Roman"/>
-          <w:i/>
-          <w:iCs/>
-          <w:sz w:val="28"/>
-          <w:szCs w:val="28"/>
-        </w:rPr>
-        <w:t>p</w:t>
-      </w:r>
-    </w:p>
-    <w:p>
-      <w:pPr>
-        <w:rPr>
-          <w:rFonts w:ascii="Times New Roman" w:eastAsiaTheme="majorEastAsia" w:hAnsi="Times New Roman" w:cs="Times New Roman"/>
-          <w:color w:val="2E74B5" w:themeColor="accent1" w:themeShade="BF"/>
-          <w:sz w:val="28"/>
-          <w:szCs w:val="28"/>
-        </w:rPr>
+          <w:lang w:val="en-US"/>
+        </w:rPr>
+        <w:t xml:space="preserve"> là bắt buộc nhập.</w:t>
+      </w:r>
+    </w:p>
+    <w:p>
+      <w:pPr>
+        <w:pStyle w:val="Heading1"/>
       </w:pPr>
       <w:bookmarkStart w:id="17" w:name="_Toc236661317"/>
-      <w:r>
-        <w:rPr>
-          <w:rFonts w:ascii="Times New Roman" w:hAnsi="Times New Roman" w:cs="Times New Roman"/>
-          <w:sz w:val="28"/>
-          <w:szCs w:val="28"/>
-        </w:rPr>
-        <w:br w:type="page"/>
-      </w:r>
-    </w:p>
-    <w:p>
-      <w:pPr>
-        <w:pStyle w:val="Heading1"/>
-      </w:pPr>
       <w:bookmarkStart w:id="18" w:name="_Toc236662566"/>
       <w:r>
-        <w:lastRenderedPageBreak/>
         <w:t>Phụ kiện, bảo hiểm, chi phí kèm theo xe</w:t>
       </w:r>
       <w:bookmarkEnd w:id="17"/>
@@ -5074,6 +5171,7 @@
           <w:sz w:val="28"/>
           <w:szCs w:val="28"/>
         </w:rPr>
+        <w:lastRenderedPageBreak/>
         <w:t xml:space="preserve">User nhập tên khách hàng vào </w:t>
       </w:r>
       <w:r>
@@ -7273,8 +7371,8 @@
   <w:abstractNum w:abstractNumId="3">
     <w:nsid w:val="50A9236A"/>
     <w:multiLevelType w:val="hybridMultilevel"/>
-    <w:tmpl w:val="5E02096A"/>
-    <w:lvl w:ilvl="0" w:tplc="9036E068">
+    <w:tmpl w:val="32401364"/>
+    <w:lvl w:ilvl="0" w:tplc="3BB85446">
       <w:start w:val="1"/>
       <w:numFmt w:val="decimal"/>
       <w:pStyle w:val="Heading1"/>
@@ -7809,7 +7907,7 @@
     <w:link w:val="Heading1Char"/>
     <w:uiPriority w:val="9"/>
     <w:qFormat/>
-    <w:rsid w:val="005B28D5"/>
+    <w:rsid w:val="00F7616F"/>
     <w:pPr>
       <w:keepNext/>
       <w:keepLines/>
@@ -7822,6 +7920,7 @@
     </w:pPr>
     <w:rPr>
       <w:rFonts w:ascii="Times New Roman" w:eastAsiaTheme="majorEastAsia" w:hAnsi="Times New Roman" w:cs="Times New Roman"/>
+      <w:b/>
       <w:sz w:val="28"/>
       <w:szCs w:val="28"/>
     </w:rPr>
@@ -7893,9 +7992,10 @@
     <w:basedOn w:val="DefaultParagraphFont"/>
     <w:link w:val="Heading1"/>
     <w:uiPriority w:val="9"/>
-    <w:rsid w:val="005B28D5"/>
+    <w:rsid w:val="00F7616F"/>
     <w:rPr>
       <w:rFonts w:ascii="Times New Roman" w:eastAsiaTheme="majorEastAsia" w:hAnsi="Times New Roman" w:cs="Times New Roman"/>
+      <w:b/>
       <w:noProof/>
       <w:sz w:val="28"/>
       <w:szCs w:val="28"/>
@@ -8348,7 +8448,7 @@
 </file>
 
 <file path=customXml/itemProps1.xml><?xml version="1.0" encoding="utf-8"?>
-<ds:datastoreItem xmlns:ds="http://schemas.openxmlformats.org/officeDocument/2006/customXml" ds:itemID="{5C711EB5-ABAF-4709-AFEC-B2271558E58B}">
+<ds:datastoreItem xmlns:ds="http://schemas.openxmlformats.org/officeDocument/2006/customXml" ds:itemID="{67EB1CD4-234E-413E-B1AF-521BB301679B}">
   <ds:schemaRefs>
     <ds:schemaRef ds:uri="http://schemas.openxmlformats.org/officeDocument/2006/bibliography"/>
   </ds:schemaRefs>

--- a/.Document/Tai lieu HDSD/I. BAN HANG/1. HDSD_BanHang_TVBH.docx
+++ b/.Document/Tai lieu HDSD/I. BAN HANG/1. HDSD_BanHang_TVBH.docx
@@ -1,12 +1,13 @@
 
 <file path=word/document.xml><?xml version="1.0" encoding="utf-8"?>
-<w:document xmlns:wpc="http://schemas.microsoft.com/office/word/2010/wordprocessingCanvas" xmlns:mc="http://schemas.openxmlformats.org/markup-compatibility/2006" xmlns:o="urn:schemas-microsoft-com:office:office" xmlns:r="http://schemas.openxmlformats.org/officeDocument/2006/relationships" xmlns:m="http://schemas.openxmlformats.org/officeDocument/2006/math" xmlns:v="urn:schemas-microsoft-com:vml" xmlns:wp14="http://schemas.microsoft.com/office/word/2010/wordprocessingDrawing" xmlns:wp="http://schemas.openxmlformats.org/drawingml/2006/wordprocessingDrawing" xmlns:w10="urn:schemas-microsoft-com:office:word" xmlns:w="http://schemas.openxmlformats.org/wordprocessingml/2006/main" xmlns:w14="http://schemas.microsoft.com/office/word/2010/wordml" xmlns:w15="http://schemas.microsoft.com/office/word/2012/wordml" xmlns:wpg="http://schemas.microsoft.com/office/word/2010/wordprocessingGroup" xmlns:wpi="http://schemas.microsoft.com/office/word/2010/wordprocessingInk" xmlns:wne="http://schemas.microsoft.com/office/word/2006/wordml" xmlns:wps="http://schemas.microsoft.com/office/word/2010/wordprocessingShape" mc:Ignorable="w14 w15 wp14">
+<w:document xmlns:wpc="http://schemas.microsoft.com/office/word/2010/wordprocessingCanvas" xmlns:cx="http://schemas.microsoft.com/office/drawing/2014/chartex" xmlns:cx1="http://schemas.microsoft.com/office/drawing/2015/9/8/chartex" xmlns:cx2="http://schemas.microsoft.com/office/drawing/2015/10/21/chartex" xmlns:cx3="http://schemas.microsoft.com/office/drawing/2016/5/9/chartex" xmlns:cx4="http://schemas.microsoft.com/office/drawing/2016/5/10/chartex" xmlns:cx5="http://schemas.microsoft.com/office/drawing/2016/5/11/chartex" xmlns:cx6="http://schemas.microsoft.com/office/drawing/2016/5/12/chartex" xmlns:cx7="http://schemas.microsoft.com/office/drawing/2016/5/13/chartex" xmlns:cx8="http://schemas.microsoft.com/office/drawing/2016/5/14/chartex" xmlns:mc="http://schemas.openxmlformats.org/markup-compatibility/2006" xmlns:aink="http://schemas.microsoft.com/office/drawing/2016/ink" xmlns:am3d="http://schemas.microsoft.com/office/drawing/2017/model3d" xmlns:o="urn:schemas-microsoft-com:office:office" xmlns:oel="http://schemas.microsoft.com/office/2019/extlst" xmlns:r="http://schemas.openxmlformats.org/officeDocument/2006/relationships" xmlns:m="http://schemas.openxmlformats.org/officeDocument/2006/math" xmlns:v="urn:schemas-microsoft-com:vml" xmlns:wp14="http://schemas.microsoft.com/office/word/2010/wordprocessingDrawing" xmlns:wp="http://schemas.openxmlformats.org/drawingml/2006/wordprocessingDrawing" xmlns:w10="urn:schemas-microsoft-com:office:word" xmlns:w="http://schemas.openxmlformats.org/wordprocessingml/2006/main" xmlns:w14="http://schemas.microsoft.com/office/word/2010/wordml" xmlns:w15="http://schemas.microsoft.com/office/word/2012/wordml" xmlns:w16cex="http://schemas.microsoft.com/office/word/2018/wordml/cex" xmlns:w16cid="http://schemas.microsoft.com/office/word/2016/wordml/cid" xmlns:w16="http://schemas.microsoft.com/office/word/2018/wordml" xmlns:w16du="http://schemas.microsoft.com/office/word/2023/wordml/word16du" xmlns:w16sdtdh="http://schemas.microsoft.com/office/word/2020/wordml/sdtdatahash" xmlns:w16sdtfl="http://schemas.microsoft.com/office/word/2024/wordml/sdtformatlock" xmlns:w16se="http://schemas.microsoft.com/office/word/2015/wordml/symex" xmlns:wpg="http://schemas.microsoft.com/office/word/2010/wordprocessingGroup" xmlns:wpi="http://schemas.microsoft.com/office/word/2010/wordprocessingInk" xmlns:wne="http://schemas.microsoft.com/office/word/2006/wordml" xmlns:wps="http://schemas.microsoft.com/office/word/2010/wordprocessingShape" mc:Ignorable="w14 w15 w16se w16cid w16 w16cex w16sdtdh w16sdtfl w16du wp14">
   <w:body>
     <w:bookmarkStart w:id="0" w:name="_Toc236661309" w:displacedByCustomXml="next"/>
     <w:sdt>
       <w:sdtPr>
         <w:rPr>
           <w:rFonts w:asciiTheme="minorHAnsi" w:eastAsiaTheme="minorEastAsia" w:hAnsiTheme="minorHAnsi" w:cstheme="minorBidi"/>
+          <w:b w:val="0"/>
           <w:noProof/>
           <w:kern w:val="2"/>
           <w:sz w:val="24"/>
@@ -34,6 +35,7 @@
               <w:numId w:val="0"/>
             </w:numPr>
             <w:ind w:left="720"/>
+            <w:jc w:val="center"/>
           </w:pPr>
           <w:r>
             <w:t>TVBH – QUY TRÌNH BÁN HÀNG</w:t>
@@ -3051,31 +3053,29 @@
         </w:rPr>
         <w:t>QUY TRÌNH BÁN HÀNG</w:t>
       </w:r>
-      <w:bookmarkStart w:id="1" w:name="_GoBack"/>
+    </w:p>
+    <w:p>
+      <w:pPr>
+        <w:pStyle w:val="Heading1"/>
+      </w:pPr>
+      <w:bookmarkStart w:id="1" w:name="_Toc236662558"/>
+      <w:r>
+        <w:t>Quản lý khách hàng tiềm năng</w:t>
+      </w:r>
+      <w:bookmarkEnd w:id="0"/>
       <w:bookmarkEnd w:id="1"/>
     </w:p>
     <w:p>
       <w:pPr>
-        <w:pStyle w:val="Heading1"/>
-      </w:pPr>
-      <w:bookmarkStart w:id="2" w:name="_Toc236662558"/>
-      <w:r>
-        <w:t>Quản lý khách hàng tiềm năng</w:t>
-      </w:r>
-      <w:bookmarkEnd w:id="0"/>
+        <w:pStyle w:val="Heading2"/>
+      </w:pPr>
+      <w:bookmarkStart w:id="2" w:name="_Toc236661310"/>
+      <w:bookmarkStart w:id="3" w:name="_Toc236662559"/>
+      <w:r>
+        <w:t>Mục đích</w:t>
+      </w:r>
       <w:bookmarkEnd w:id="2"/>
-    </w:p>
-    <w:p>
-      <w:pPr>
-        <w:pStyle w:val="Heading2"/>
-      </w:pPr>
-      <w:bookmarkStart w:id="3" w:name="_Toc236661310"/>
-      <w:bookmarkStart w:id="4" w:name="_Toc236662559"/>
-      <w:r>
-        <w:t>Mục đích</w:t>
-      </w:r>
       <w:bookmarkEnd w:id="3"/>
-      <w:bookmarkEnd w:id="4"/>
     </w:p>
     <w:p>
       <w:pPr>
@@ -3199,8 +3199,8 @@
       <w:pPr>
         <w:pStyle w:val="Heading2"/>
       </w:pPr>
-      <w:bookmarkStart w:id="5" w:name="_Toc236661311"/>
-      <w:bookmarkStart w:id="6" w:name="_Toc236662560"/>
+      <w:bookmarkStart w:id="4" w:name="_Toc236661311"/>
+      <w:bookmarkStart w:id="5" w:name="_Toc236662560"/>
       <w:r>
         <w:t>Đường dẫn</w:t>
       </w:r>
@@ -3208,20 +3208,18 @@
         <w:t xml:space="preserve">: Bán xe \ Hợp đồng – Khách hàng </w:t>
       </w:r>
       <w:r>
-        <w:rPr>
-          <w:lang w:val="en-US"/>
-        </w:rPr>
         <w:t>\</w:t>
       </w:r>
       <w:r>
         <w:t xml:space="preserve"> Quản lý khách hàng tiềm năng</w:t>
       </w:r>
+      <w:bookmarkEnd w:id="4"/>
       <w:bookmarkEnd w:id="5"/>
-      <w:bookmarkEnd w:id="6"/>
     </w:p>
     <w:p>
       <w:pPr>
         <w:spacing w:line="480" w:lineRule="auto"/>
+        <w:jc w:val="center"/>
         <w:rPr>
           <w:rFonts w:ascii="Times New Roman" w:hAnsi="Times New Roman" w:cs="Times New Roman"/>
           <w:sz w:val="28"/>
@@ -3236,8 +3234,8 @@
           <w:lang w:val="en-GB"/>
         </w:rPr>
         <w:drawing>
-          <wp:inline distT="0" distB="0" distL="0" distR="0" wp14:anchorId="5E85157C" wp14:editId="083BF681">
-            <wp:extent cx="5250873" cy="3185661"/>
+          <wp:inline distT="0" distB="0" distL="0" distR="0" wp14:anchorId="5E85157C" wp14:editId="4AAEEFA7">
+            <wp:extent cx="4965673" cy="3012632"/>
             <wp:effectExtent l="0" t="0" r="6985" b="0"/>
             <wp:docPr id="1" name="Picture 1"/>
             <wp:cNvGraphicFramePr>
@@ -3259,7 +3257,7 @@
                   <pic:spPr>
                     <a:xfrm>
                       <a:off x="0" y="0"/>
-                      <a:ext cx="5264945" cy="3194198"/>
+                      <a:ext cx="4986454" cy="3025239"/>
                     </a:xfrm>
                     <a:prstGeom prst="rect">
                       <a:avLst/>
@@ -3294,34 +3292,48 @@
       <w:pPr>
         <w:pStyle w:val="Heading2"/>
       </w:pPr>
-      <w:bookmarkStart w:id="7" w:name="_Toc236661312"/>
-      <w:bookmarkStart w:id="8" w:name="_Toc236662561"/>
+      <w:bookmarkStart w:id="6" w:name="_Toc236661312"/>
+      <w:bookmarkStart w:id="7" w:name="_Toc236662561"/>
       <w:r>
         <w:lastRenderedPageBreak/>
         <w:t>Thao tác thực hiện</w:t>
       </w:r>
+      <w:bookmarkEnd w:id="6"/>
       <w:bookmarkEnd w:id="7"/>
-      <w:bookmarkEnd w:id="8"/>
-    </w:p>
-    <w:p>
-      <w:pPr>
-        <w:rPr>
-          <w:rFonts w:ascii="Times New Roman" w:hAnsi="Times New Roman" w:cs="Times New Roman"/>
-          <w:sz w:val="28"/>
-          <w:szCs w:val="28"/>
-        </w:rPr>
-      </w:pPr>
-      <w:r>
-        <w:rPr>
-          <w:rFonts w:ascii="Times New Roman" w:hAnsi="Times New Roman" w:cs="Times New Roman"/>
-          <w:sz w:val="28"/>
-          <w:szCs w:val="28"/>
-        </w:rPr>
-        <w:t>Người dùng truy cập tính năng Quản lý khách hàng tiềm năng</w:t>
-      </w:r>
-    </w:p>
-    <w:p>
-      <w:pPr>
+    </w:p>
+    <w:p>
+      <w:pPr>
+        <w:pStyle w:val="ListParagraph"/>
+        <w:numPr>
+          <w:ilvl w:val="0"/>
+          <w:numId w:val="2"/>
+        </w:numPr>
+        <w:rPr>
+          <w:rFonts w:ascii="Times New Roman" w:hAnsi="Times New Roman" w:cs="Times New Roman"/>
+          <w:sz w:val="28"/>
+          <w:szCs w:val="28"/>
+        </w:rPr>
+      </w:pPr>
+      <w:r>
+        <w:rPr>
+          <w:rFonts w:ascii="Times New Roman" w:hAnsi="Times New Roman" w:cs="Times New Roman"/>
+          <w:sz w:val="28"/>
+          <w:szCs w:val="28"/>
+        </w:rPr>
+        <w:t xml:space="preserve">User </w:t>
+      </w:r>
+      <w:r>
+        <w:rPr>
+          <w:rFonts w:ascii="Times New Roman" w:hAnsi="Times New Roman" w:cs="Times New Roman"/>
+          <w:sz w:val="28"/>
+          <w:szCs w:val="28"/>
+        </w:rPr>
+        <w:t>truy cập tính năng Quản lý khách hàng tiềm năng</w:t>
+      </w:r>
+    </w:p>
+    <w:p>
+      <w:pPr>
+        <w:jc w:val="center"/>
         <w:rPr>
           <w:rFonts w:ascii="Times New Roman" w:hAnsi="Times New Roman" w:cs="Times New Roman"/>
           <w:sz w:val="28"/>
@@ -3336,9 +3348,9 @@
           <w:lang w:val="en-GB"/>
         </w:rPr>
         <w:drawing>
-          <wp:inline distT="0" distB="0" distL="0" distR="0" wp14:anchorId="6DDF67CB" wp14:editId="5866559F">
-            <wp:extent cx="5731510" cy="3319145"/>
-            <wp:effectExtent l="0" t="0" r="2540" b="0"/>
+          <wp:inline distT="0" distB="0" distL="0" distR="0" wp14:anchorId="6DDF67CB" wp14:editId="496791D2">
+            <wp:extent cx="5296192" cy="3067050"/>
+            <wp:effectExtent l="0" t="0" r="0" b="0"/>
             <wp:docPr id="6" name="Picture 6"/>
             <wp:cNvGraphicFramePr>
               <a:graphicFrameLocks xmlns:a="http://schemas.openxmlformats.org/drawingml/2006/main" noChangeAspect="1"/>
@@ -3359,7 +3371,7 @@
                   <pic:spPr>
                     <a:xfrm>
                       <a:off x="0" y="0"/>
-                      <a:ext cx="5731510" cy="3319145"/>
+                      <a:ext cx="5300831" cy="3069737"/>
                     </a:xfrm>
                     <a:prstGeom prst="rect">
                       <a:avLst/>
@@ -3570,6 +3582,7 @@
     </w:p>
     <w:p>
       <w:pPr>
+        <w:jc w:val="center"/>
         <w:rPr>
           <w:rFonts w:ascii="Times New Roman" w:hAnsi="Times New Roman" w:cs="Times New Roman"/>
           <w:sz w:val="28"/>
@@ -3584,9 +3597,9 @@
           <w:lang w:val="en-GB"/>
         </w:rPr>
         <w:drawing>
-          <wp:inline distT="0" distB="0" distL="0" distR="0" wp14:anchorId="1AF91163" wp14:editId="5273F431">
-            <wp:extent cx="5731510" cy="2326005"/>
-            <wp:effectExtent l="0" t="0" r="2540" b="0"/>
+          <wp:inline distT="0" distB="0" distL="0" distR="0" wp14:anchorId="1AF91163" wp14:editId="6A0EFA66">
+            <wp:extent cx="4740910" cy="1923992"/>
+            <wp:effectExtent l="0" t="0" r="2540" b="635"/>
             <wp:docPr id="7" name="Picture 7"/>
             <wp:cNvGraphicFramePr>
               <a:graphicFrameLocks xmlns:a="http://schemas.openxmlformats.org/drawingml/2006/main" noChangeAspect="1"/>
@@ -3607,7 +3620,7 @@
                   <pic:spPr>
                     <a:xfrm>
                       <a:off x="0" y="0"/>
-                      <a:ext cx="5731510" cy="2326005"/>
+                      <a:ext cx="4745448" cy="1925834"/>
                     </a:xfrm>
                     <a:prstGeom prst="rect">
                       <a:avLst/>
@@ -3622,6 +3635,7 @@
     </w:p>
     <w:p>
       <w:pPr>
+        <w:jc w:val="center"/>
         <w:rPr>
           <w:rFonts w:ascii="Times New Roman" w:hAnsi="Times New Roman" w:cs="Times New Roman"/>
           <w:b/>
@@ -3660,7 +3674,6 @@
           <w:sz w:val="28"/>
           <w:szCs w:val="28"/>
         </w:rPr>
-        <w:lastRenderedPageBreak/>
         <w:t>User</w:t>
       </w:r>
       <w:r>
@@ -3790,6 +3803,7 @@
           <w:sz w:val="28"/>
           <w:szCs w:val="28"/>
         </w:rPr>
+        <w:lastRenderedPageBreak/>
         <w:t>Các thông tin bổ sung gồm: Lịch hẹn, Giao dịch, Xe quan tâm, Lái thử (User cập nhật)</w:t>
       </w:r>
       <w:r>
@@ -3900,13 +3914,13 @@
       <w:pPr>
         <w:pStyle w:val="Heading1"/>
       </w:pPr>
-      <w:bookmarkStart w:id="9" w:name="_Toc236661313"/>
-      <w:bookmarkStart w:id="10" w:name="_Toc236662562"/>
+      <w:bookmarkStart w:id="8" w:name="_Toc236661313"/>
+      <w:bookmarkStart w:id="9" w:name="_Toc236662562"/>
       <w:r>
         <w:t>Lập điều kiện hợp đồng</w:t>
       </w:r>
+      <w:bookmarkEnd w:id="8"/>
       <w:bookmarkEnd w:id="9"/>
-      <w:bookmarkEnd w:id="10"/>
     </w:p>
     <w:p>
       <w:pPr>
@@ -3916,13 +3930,13 @@
           <w:numId w:val="5"/>
         </w:numPr>
       </w:pPr>
-      <w:bookmarkStart w:id="11" w:name="_Toc236661314"/>
-      <w:bookmarkStart w:id="12" w:name="_Toc236662563"/>
+      <w:bookmarkStart w:id="10" w:name="_Toc236661314"/>
+      <w:bookmarkStart w:id="11" w:name="_Toc236662563"/>
       <w:r>
         <w:t>Mục đích</w:t>
       </w:r>
+      <w:bookmarkEnd w:id="10"/>
       <w:bookmarkEnd w:id="11"/>
-      <w:bookmarkEnd w:id="12"/>
     </w:p>
     <w:p>
       <w:pPr>
@@ -4016,16 +4030,16 @@
       <w:pPr>
         <w:pStyle w:val="Heading2"/>
       </w:pPr>
-      <w:bookmarkStart w:id="13" w:name="_Toc236661315"/>
-      <w:bookmarkStart w:id="14" w:name="_Toc236662564"/>
+      <w:bookmarkStart w:id="12" w:name="_Toc236661315"/>
+      <w:bookmarkStart w:id="13" w:name="_Toc236662564"/>
       <w:r>
         <w:t>Đường dẫn</w:t>
       </w:r>
       <w:r>
         <w:t>: Bán xe \ Hợp đồng – Khách hàng – Lập điều kiện hợp đồng</w:t>
       </w:r>
+      <w:bookmarkEnd w:id="12"/>
       <w:bookmarkEnd w:id="13"/>
-      <w:bookmarkEnd w:id="14"/>
     </w:p>
     <w:p>
       <w:pPr>
@@ -4101,34 +4115,56 @@
       <w:pPr>
         <w:pStyle w:val="Heading2"/>
       </w:pPr>
-      <w:bookmarkStart w:id="15" w:name="_Toc236661316"/>
-      <w:bookmarkStart w:id="16" w:name="_Toc236662565"/>
+      <w:bookmarkStart w:id="14" w:name="_Toc236661316"/>
+      <w:bookmarkStart w:id="15" w:name="_Toc236662565"/>
       <w:r>
         <w:lastRenderedPageBreak/>
         <w:t>Thao tác thực hiện</w:t>
       </w:r>
+      <w:bookmarkEnd w:id="14"/>
       <w:bookmarkEnd w:id="15"/>
-      <w:bookmarkEnd w:id="16"/>
-    </w:p>
-    <w:p>
-      <w:pPr>
-        <w:rPr>
-          <w:rFonts w:ascii="Times New Roman" w:hAnsi="Times New Roman" w:cs="Times New Roman"/>
-          <w:sz w:val="28"/>
-          <w:szCs w:val="28"/>
-        </w:rPr>
-      </w:pPr>
-      <w:r>
-        <w:rPr>
-          <w:rFonts w:ascii="Times New Roman" w:hAnsi="Times New Roman" w:cs="Times New Roman"/>
-          <w:sz w:val="28"/>
-          <w:szCs w:val="28"/>
-        </w:rPr>
-        <w:t>Người dùng truy cập vào chắc năng “Lập điều kiện hợp đồng”</w:t>
-      </w:r>
-    </w:p>
-    <w:p>
-      <w:pPr>
+    </w:p>
+    <w:p>
+      <w:pPr>
+        <w:pStyle w:val="ListParagraph"/>
+        <w:numPr>
+          <w:ilvl w:val="0"/>
+          <w:numId w:val="2"/>
+        </w:numPr>
+        <w:rPr>
+          <w:rFonts w:ascii="Times New Roman" w:hAnsi="Times New Roman" w:cs="Times New Roman"/>
+          <w:sz w:val="28"/>
+          <w:szCs w:val="28"/>
+        </w:rPr>
+      </w:pPr>
+      <w:r>
+        <w:rPr>
+          <w:rFonts w:ascii="Times New Roman" w:hAnsi="Times New Roman" w:cs="Times New Roman"/>
+          <w:sz w:val="28"/>
+          <w:szCs w:val="28"/>
+        </w:rPr>
+        <w:t>Người dùng truy cập vào ch</w:t>
+      </w:r>
+      <w:r>
+        <w:rPr>
+          <w:rFonts w:ascii="Times New Roman" w:hAnsi="Times New Roman" w:cs="Times New Roman"/>
+          <w:sz w:val="28"/>
+          <w:szCs w:val="28"/>
+        </w:rPr>
+        <w:t>ứ</w:t>
+      </w:r>
+      <w:r>
+        <w:rPr>
+          <w:rFonts w:ascii="Times New Roman" w:hAnsi="Times New Roman" w:cs="Times New Roman"/>
+          <w:sz w:val="28"/>
+          <w:szCs w:val="28"/>
+        </w:rPr>
+        <w:t>c năng “Lập điều kiện hợp đồng”</w:t>
+      </w:r>
+    </w:p>
+    <w:p>
+      <w:pPr>
+        <w:jc w:val="center"/>
         <w:rPr>
           <w:rFonts w:ascii="Times New Roman" w:hAnsi="Times New Roman" w:cs="Times New Roman"/>
           <w:sz w:val="28"/>
@@ -4142,9 +4178,9 @@
           <w:szCs w:val="28"/>
         </w:rPr>
         <w:drawing>
-          <wp:inline distT="0" distB="0" distL="0" distR="0" wp14:anchorId="3DCD96A1" wp14:editId="42B8D267">
-            <wp:extent cx="5731510" cy="3152140"/>
-            <wp:effectExtent l="0" t="0" r="2540" b="0"/>
+          <wp:inline distT="0" distB="0" distL="0" distR="0" wp14:anchorId="3DCD96A1" wp14:editId="73407570">
+            <wp:extent cx="5034993" cy="2769079"/>
+            <wp:effectExtent l="0" t="0" r="0" b="0"/>
             <wp:docPr id="2" name="Picture 2"/>
             <wp:cNvGraphicFramePr>
               <a:graphicFrameLocks xmlns:a="http://schemas.openxmlformats.org/drawingml/2006/main" noChangeAspect="1"/>
@@ -4165,7 +4201,7 @@
                   <pic:spPr>
                     <a:xfrm>
                       <a:off x="0" y="0"/>
-                      <a:ext cx="5731510" cy="3152140"/>
+                      <a:ext cx="5046054" cy="2775162"/>
                     </a:xfrm>
                     <a:prstGeom prst="rect">
                       <a:avLst/>
@@ -4374,7 +4410,6 @@
           <w:rFonts w:ascii="Times New Roman" w:hAnsi="Times New Roman" w:cs="Times New Roman"/>
           <w:sz w:val="28"/>
           <w:szCs w:val="28"/>
-          <w:lang w:val="en-US"/>
         </w:rPr>
         <w:t>User kiểm tra và hoàn thiện thông tin khách hàng, thông tin cần phải đúng với giấy tờ (Đúng thông tin công ty theo MST đối với khách hàng doanh nghiệp, Đúng thông tin cá nhân theo CCCD đối với khách hàng là cá nhân)</w:t>
       </w:r>
@@ -4397,7 +4432,6 @@
           <w:rFonts w:ascii="Times New Roman" w:hAnsi="Times New Roman" w:cs="Times New Roman"/>
           <w:sz w:val="28"/>
           <w:szCs w:val="28"/>
-          <w:lang w:val="en-US"/>
         </w:rPr>
         <w:t>User nhập vào ô “Chính sách” thông tin về dòng xe, màu xe, năm sản xuất cần bán cho khách hàng</w:t>
       </w:r>
@@ -4420,9 +4454,17 @@
           <w:rFonts w:ascii="Times New Roman" w:hAnsi="Times New Roman" w:cs="Times New Roman"/>
           <w:sz w:val="28"/>
           <w:szCs w:val="28"/>
-          <w:lang w:val="en-US"/>
-        </w:rPr>
-        <w:t>User lựa chọn đúng Nhóm đối tượng khách hàng, cập nhật đầy đủ chương trình giảm giá, sự kiện (nếu có). Kiểm tra đúng số tiền thanh toán của khách.</w:t>
+        </w:rPr>
+        <w:t xml:space="preserve">User lựa chọn đúng Nhóm đối tượng khách hàng, cập nhật đầy đủ chương trình giảm giá, sự kiện (nếu có). </w:t>
+      </w:r>
+      <w:r>
+        <w:rPr>
+          <w:rFonts w:ascii="Times New Roman" w:hAnsi="Times New Roman" w:cs="Times New Roman"/>
+          <w:sz w:val="28"/>
+          <w:szCs w:val="28"/>
+          <w:lang w:val="en-US"/>
+        </w:rPr>
+        <w:t>Kiểm tra đúng số tiền thanh toán của khách.</w:t>
       </w:r>
     </w:p>
     <w:p>
@@ -4443,7 +4485,6 @@
           <w:rFonts w:ascii="Times New Roman" w:hAnsi="Times New Roman" w:cs="Times New Roman"/>
           <w:sz w:val="28"/>
           <w:szCs w:val="28"/>
-          <w:lang w:val="en-US"/>
         </w:rPr>
         <w:t>Kiểm tra hợp đồng là trả thẳng hay trả góp, các lần thanh toán của khách hàng, ngân hàng dự kiến vay (đối với trả góp).</w:t>
       </w:r>
@@ -4564,7 +4605,6 @@
           <w:sz w:val="28"/>
           <w:szCs w:val="28"/>
         </w:rPr>
-        <w:lastRenderedPageBreak/>
         <w:t xml:space="preserve">Để sửa được hợp đồng thì User </w:t>
       </w:r>
       <w:r>
@@ -4651,7 +4691,6 @@
           <w:iCs/>
           <w:sz w:val="28"/>
           <w:szCs w:val="28"/>
-          <w:lang w:val="en-US"/>
         </w:rPr>
         <w:t>L</w:t>
       </w:r>
@@ -4720,7 +4759,6 @@
           <w:rFonts w:ascii="Times New Roman" w:hAnsi="Times New Roman" w:cs="Times New Roman"/>
           <w:sz w:val="28"/>
           <w:szCs w:val="28"/>
-          <w:lang w:val="en-US"/>
         </w:rPr>
         <w:t>.</w:t>
       </w:r>
@@ -4744,6 +4782,7 @@
           <w:sz w:val="28"/>
           <w:szCs w:val="28"/>
         </w:rPr>
+        <w:lastRenderedPageBreak/>
         <w:t xml:space="preserve">Sau khi lưu xong phiếu User cần xin xác nhận </w:t>
       </w:r>
       <w:r>
@@ -4820,7 +4859,6 @@
           <w:iCs/>
           <w:sz w:val="28"/>
           <w:szCs w:val="28"/>
-          <w:lang w:val="en-US"/>
         </w:rPr>
         <w:t xml:space="preserve">Các trường thông tin có dấu </w:t>
       </w:r>
@@ -4832,7 +4870,6 @@
           <w:color w:val="FF0000"/>
           <w:sz w:val="28"/>
           <w:szCs w:val="28"/>
-          <w:lang w:val="en-US"/>
         </w:rPr>
         <w:t>(*)</w:t>
       </w:r>
@@ -4843,7 +4880,6 @@
           <w:iCs/>
           <w:sz w:val="28"/>
           <w:szCs w:val="28"/>
-          <w:lang w:val="en-US"/>
         </w:rPr>
         <w:t xml:space="preserve"> là bắt buộc nhập.</w:t>
       </w:r>
@@ -4852,13 +4888,13 @@
       <w:pPr>
         <w:pStyle w:val="Heading1"/>
       </w:pPr>
-      <w:bookmarkStart w:id="17" w:name="_Toc236661317"/>
-      <w:bookmarkStart w:id="18" w:name="_Toc236662566"/>
+      <w:bookmarkStart w:id="16" w:name="_Toc236661317"/>
+      <w:bookmarkStart w:id="17" w:name="_Toc236662566"/>
       <w:r>
         <w:t>Phụ kiện, bảo hiểm, chi phí kèm theo xe</w:t>
       </w:r>
+      <w:bookmarkEnd w:id="16"/>
       <w:bookmarkEnd w:id="17"/>
-      <w:bookmarkEnd w:id="18"/>
     </w:p>
     <w:p>
       <w:pPr>
@@ -4871,13 +4907,13 @@
           <w:lang w:val="en-US"/>
         </w:rPr>
       </w:pPr>
-      <w:bookmarkStart w:id="19" w:name="_Toc236661318"/>
-      <w:bookmarkStart w:id="20" w:name="_Toc236662567"/>
+      <w:bookmarkStart w:id="18" w:name="_Toc236661318"/>
+      <w:bookmarkStart w:id="19" w:name="_Toc236662567"/>
       <w:r>
         <w:t>Mục đích</w:t>
       </w:r>
+      <w:bookmarkEnd w:id="18"/>
       <w:bookmarkEnd w:id="19"/>
-      <w:bookmarkEnd w:id="20"/>
     </w:p>
     <w:p>
       <w:pPr>
@@ -4958,8 +4994,8 @@
           <w:lang w:val="en-US"/>
         </w:rPr>
       </w:pPr>
-      <w:bookmarkStart w:id="21" w:name="_Toc236661319"/>
-      <w:bookmarkStart w:id="22" w:name="_Toc236662568"/>
+      <w:bookmarkStart w:id="20" w:name="_Toc236661319"/>
+      <w:bookmarkStart w:id="21" w:name="_Toc236662568"/>
       <w:r>
         <w:t>Đường dẫn</w:t>
       </w:r>
@@ -4972,11 +5008,12 @@
         </w:rPr>
         <w:t>Phụ kiện, bảo hiểm, khác kèm theo xe</w:t>
       </w:r>
+      <w:bookmarkEnd w:id="20"/>
       <w:bookmarkEnd w:id="21"/>
-      <w:bookmarkEnd w:id="22"/>
-    </w:p>
-    <w:p>
-      <w:pPr>
+    </w:p>
+    <w:p>
+      <w:pPr>
+        <w:jc w:val="center"/>
         <w:rPr>
           <w:rFonts w:ascii="Times New Roman" w:hAnsi="Times New Roman" w:cs="Times New Roman"/>
           <w:sz w:val="28"/>
@@ -4992,9 +5029,9 @@
           <w:lang w:val="en-GB"/>
         </w:rPr>
         <w:drawing>
-          <wp:inline distT="0" distB="0" distL="0" distR="0" wp14:anchorId="1A918578" wp14:editId="4C6DF123">
-            <wp:extent cx="5731510" cy="3629660"/>
-            <wp:effectExtent l="0" t="0" r="2540" b="8890"/>
+          <wp:inline distT="0" distB="0" distL="0" distR="0" wp14:anchorId="1A918578" wp14:editId="3CC7C34A">
+            <wp:extent cx="4781550" cy="3028068"/>
+            <wp:effectExtent l="0" t="0" r="0" b="1270"/>
             <wp:docPr id="521196640" name="Picture 1"/>
             <wp:cNvGraphicFramePr>
               <a:graphicFrameLocks xmlns:a="http://schemas.openxmlformats.org/drawingml/2006/main" noChangeAspect="1"/>
@@ -5015,7 +5052,7 @@
                   <pic:spPr>
                     <a:xfrm>
                       <a:off x="0" y="0"/>
-                      <a:ext cx="5731510" cy="3629660"/>
+                      <a:ext cx="4794258" cy="3036116"/>
                     </a:xfrm>
                     <a:prstGeom prst="rect">
                       <a:avLst/>
@@ -5035,13 +5072,13 @@
           <w:lang w:val="en-US"/>
         </w:rPr>
       </w:pPr>
-      <w:bookmarkStart w:id="23" w:name="_Toc236661320"/>
-      <w:bookmarkStart w:id="24" w:name="_Toc236662569"/>
+      <w:bookmarkStart w:id="22" w:name="_Toc236661320"/>
+      <w:bookmarkStart w:id="23" w:name="_Toc236662569"/>
       <w:r>
         <w:t>Thao tác thực hiện</w:t>
       </w:r>
+      <w:bookmarkEnd w:id="22"/>
       <w:bookmarkEnd w:id="23"/>
-      <w:bookmarkEnd w:id="24"/>
     </w:p>
     <w:p>
       <w:pPr>
@@ -5171,7 +5208,6 @@
           <w:sz w:val="28"/>
           <w:szCs w:val="28"/>
         </w:rPr>
-        <w:lastRenderedPageBreak/>
         <w:t xml:space="preserve">User nhập tên khách hàng vào </w:t>
       </w:r>
       <w:r>
@@ -5482,7 +5518,7 @@
           <w:szCs w:val="28"/>
         </w:rPr>
       </w:pPr>
-      <w:bookmarkStart w:id="25" w:name="_Toc236661321"/>
+      <w:bookmarkStart w:id="24" w:name="_Toc236661321"/>
       <w:r>
         <w:rPr>
           <w:rFonts w:ascii="Times New Roman" w:hAnsi="Times New Roman" w:cs="Times New Roman"/>
@@ -5499,13 +5535,13 @@
           <w:lang w:val="en-US"/>
         </w:rPr>
       </w:pPr>
-      <w:bookmarkStart w:id="26" w:name="_Toc236662570"/>
+      <w:bookmarkStart w:id="25" w:name="_Toc236662570"/>
       <w:r>
         <w:lastRenderedPageBreak/>
         <w:t>Đề nghị xuất hóa đơn</w:t>
       </w:r>
+      <w:bookmarkEnd w:id="24"/>
       <w:bookmarkEnd w:id="25"/>
-      <w:bookmarkEnd w:id="26"/>
     </w:p>
     <w:p>
       <w:pPr>
@@ -5518,13 +5554,13 @@
           <w:lang w:val="en-US"/>
         </w:rPr>
       </w:pPr>
-      <w:bookmarkStart w:id="27" w:name="_Toc236661322"/>
-      <w:bookmarkStart w:id="28" w:name="_Toc236662571"/>
+      <w:bookmarkStart w:id="26" w:name="_Toc236661322"/>
+      <w:bookmarkStart w:id="27" w:name="_Toc236662571"/>
       <w:r>
         <w:t>Mục đích</w:t>
       </w:r>
+      <w:bookmarkEnd w:id="26"/>
       <w:bookmarkEnd w:id="27"/>
-      <w:bookmarkEnd w:id="28"/>
     </w:p>
     <w:p>
       <w:pPr>
@@ -5605,8 +5641,8 @@
           <w:lang w:val="en-US"/>
         </w:rPr>
       </w:pPr>
-      <w:bookmarkStart w:id="29" w:name="_Toc236661323"/>
-      <w:bookmarkStart w:id="30" w:name="_Toc236662572"/>
+      <w:bookmarkStart w:id="28" w:name="_Toc236661323"/>
+      <w:bookmarkStart w:id="29" w:name="_Toc236662572"/>
       <w:r>
         <w:t>Đường dẫn</w:t>
       </w:r>
@@ -5616,8 +5652,8 @@
         </w:rPr>
         <w:t>: Bán xe\Quản lý bán xe – Đề nghị xuất hóa đơn</w:t>
       </w:r>
+      <w:bookmarkEnd w:id="28"/>
       <w:bookmarkEnd w:id="29"/>
-      <w:bookmarkEnd w:id="30"/>
     </w:p>
     <w:p>
       <w:pPr>
@@ -5679,13 +5715,13 @@
           <w:lang w:val="en-US"/>
         </w:rPr>
       </w:pPr>
-      <w:bookmarkStart w:id="31" w:name="_Toc236661324"/>
-      <w:bookmarkStart w:id="32" w:name="_Toc236662573"/>
+      <w:bookmarkStart w:id="30" w:name="_Toc236661324"/>
+      <w:bookmarkStart w:id="31" w:name="_Toc236662573"/>
       <w:r>
         <w:t>Thao tác thực hiện</w:t>
       </w:r>
+      <w:bookmarkEnd w:id="30"/>
       <w:bookmarkEnd w:id="31"/>
-      <w:bookmarkEnd w:id="32"/>
     </w:p>
     <w:p>
       <w:pPr>
@@ -6060,7 +6096,7 @@
           <w:szCs w:val="28"/>
         </w:rPr>
       </w:pPr>
-      <w:bookmarkStart w:id="33" w:name="_Toc236661325"/>
+      <w:bookmarkStart w:id="32" w:name="_Toc236661325"/>
       <w:r>
         <w:rPr>
           <w:rFonts w:ascii="Times New Roman" w:hAnsi="Times New Roman" w:cs="Times New Roman"/>
@@ -6074,13 +6110,13 @@
       <w:pPr>
         <w:pStyle w:val="Heading1"/>
       </w:pPr>
-      <w:bookmarkStart w:id="34" w:name="_Toc236662574"/>
+      <w:bookmarkStart w:id="33" w:name="_Toc236662574"/>
       <w:r>
         <w:lastRenderedPageBreak/>
         <w:t>Đề nghị giao xe</w:t>
       </w:r>
+      <w:bookmarkEnd w:id="32"/>
       <w:bookmarkEnd w:id="33"/>
-      <w:bookmarkEnd w:id="34"/>
     </w:p>
     <w:p>
       <w:pPr>
@@ -6093,13 +6129,13 @@
           <w:lang w:val="en-US"/>
         </w:rPr>
       </w:pPr>
-      <w:bookmarkStart w:id="35" w:name="_Toc236661326"/>
-      <w:bookmarkStart w:id="36" w:name="_Toc236662575"/>
+      <w:bookmarkStart w:id="34" w:name="_Toc236661326"/>
+      <w:bookmarkStart w:id="35" w:name="_Toc236662575"/>
       <w:r>
         <w:t>Mục đích</w:t>
       </w:r>
+      <w:bookmarkEnd w:id="34"/>
       <w:bookmarkEnd w:id="35"/>
-      <w:bookmarkEnd w:id="36"/>
     </w:p>
     <w:p>
       <w:pPr>
@@ -6156,8 +6192,8 @@
           <w:lang w:val="en-US"/>
         </w:rPr>
       </w:pPr>
-      <w:bookmarkStart w:id="37" w:name="_Toc236661327"/>
-      <w:bookmarkStart w:id="38" w:name="_Toc236662576"/>
+      <w:bookmarkStart w:id="36" w:name="_Toc236661327"/>
+      <w:bookmarkStart w:id="37" w:name="_Toc236662576"/>
       <w:r>
         <w:t>Đường dẫn</w:t>
       </w:r>
@@ -6167,8 +6203,8 @@
         </w:rPr>
         <w:t>: Bán xe\Quản lý bán xe – Đề nghị xuất kho xe</w:t>
       </w:r>
+      <w:bookmarkEnd w:id="36"/>
       <w:bookmarkEnd w:id="37"/>
-      <w:bookmarkEnd w:id="38"/>
     </w:p>
     <w:p>
       <w:pPr>
@@ -6230,13 +6266,13 @@
           <w:lang w:val="en-US"/>
         </w:rPr>
       </w:pPr>
-      <w:bookmarkStart w:id="39" w:name="_Toc236661328"/>
-      <w:bookmarkStart w:id="40" w:name="_Toc236662577"/>
+      <w:bookmarkStart w:id="38" w:name="_Toc236661328"/>
+      <w:bookmarkStart w:id="39" w:name="_Toc236662577"/>
       <w:r>
         <w:t>Thao tác thực hiện</w:t>
       </w:r>
+      <w:bookmarkEnd w:id="38"/>
       <w:bookmarkEnd w:id="39"/>
-      <w:bookmarkEnd w:id="40"/>
     </w:p>
     <w:p>
       <w:pPr>
@@ -6617,27 +6653,15 @@
     <w:p>
       <w:pPr>
         <w:pStyle w:val="Heading1"/>
-        <w:numPr>
-          <w:ilvl w:val="0"/>
-          <w:numId w:val="0"/>
-        </w:numPr>
-        <w:ind w:left="720"/>
-        <w:rPr>
-          <w:lang w:val="en-US"/>
-        </w:rPr>
-      </w:pPr>
-    </w:p>
-    <w:p>
-      <w:pPr>
-        <w:pStyle w:val="Heading1"/>
-      </w:pPr>
-      <w:bookmarkStart w:id="41" w:name="_Toc236661329"/>
-      <w:bookmarkStart w:id="42" w:name="_Toc236662578"/>
-      <w:r>
+      </w:pPr>
+      <w:bookmarkStart w:id="40" w:name="_Toc236661329"/>
+      <w:bookmarkStart w:id="41" w:name="_Toc236662578"/>
+      <w:r>
+        <w:lastRenderedPageBreak/>
         <w:t>Biên bản bàn giao xe</w:t>
       </w:r>
+      <w:bookmarkEnd w:id="40"/>
       <w:bookmarkEnd w:id="41"/>
-      <w:bookmarkEnd w:id="42"/>
     </w:p>
     <w:p>
       <w:pPr>
@@ -6650,13 +6674,13 @@
           <w:lang w:val="en-US"/>
         </w:rPr>
       </w:pPr>
-      <w:bookmarkStart w:id="43" w:name="_Toc236661330"/>
-      <w:bookmarkStart w:id="44" w:name="_Toc236662579"/>
+      <w:bookmarkStart w:id="42" w:name="_Toc236661330"/>
+      <w:bookmarkStart w:id="43" w:name="_Toc236662579"/>
       <w:r>
         <w:t>Mục đích</w:t>
       </w:r>
+      <w:bookmarkEnd w:id="42"/>
       <w:bookmarkEnd w:id="43"/>
-      <w:bookmarkEnd w:id="44"/>
     </w:p>
     <w:p>
       <w:pPr>
@@ -6713,8 +6737,8 @@
           <w:lang w:val="nl-NL"/>
         </w:rPr>
       </w:pPr>
-      <w:bookmarkStart w:id="45" w:name="_Toc236661331"/>
-      <w:bookmarkStart w:id="46" w:name="_Toc236662580"/>
+      <w:bookmarkStart w:id="44" w:name="_Toc236661331"/>
+      <w:bookmarkStart w:id="45" w:name="_Toc236662580"/>
       <w:r>
         <w:t>Đường dẫn</w:t>
       </w:r>
@@ -6724,8 +6748,8 @@
         </w:rPr>
         <w:t>: Bán Xe\Quản lý bán xe – Biên bản bàn giao xe</w:t>
       </w:r>
+      <w:bookmarkEnd w:id="44"/>
       <w:bookmarkEnd w:id="45"/>
-      <w:bookmarkEnd w:id="46"/>
     </w:p>
     <w:p>
       <w:pPr>
@@ -6787,13 +6811,13 @@
           <w:lang w:val="en-US"/>
         </w:rPr>
       </w:pPr>
-      <w:bookmarkStart w:id="47" w:name="_Toc236661332"/>
-      <w:bookmarkStart w:id="48" w:name="_Toc236662581"/>
+      <w:bookmarkStart w:id="46" w:name="_Toc236661332"/>
+      <w:bookmarkStart w:id="47" w:name="_Toc236662581"/>
       <w:r>
         <w:t>Thao tác thực hiện</w:t>
       </w:r>
+      <w:bookmarkEnd w:id="46"/>
       <w:bookmarkEnd w:id="47"/>
-      <w:bookmarkEnd w:id="48"/>
     </w:p>
     <w:p>
       <w:pPr>
@@ -7056,16 +7080,680 @@
         </w:rPr>
         <w:t xml:space="preserve"> để hoàn tất việc lưu thông tin trên phiếu</w:t>
       </w:r>
-    </w:p>
-    <w:p>
-      <w:pPr>
-        <w:rPr>
-          <w:rFonts w:ascii="Times New Roman" w:hAnsi="Times New Roman" w:cs="Times New Roman"/>
-          <w:sz w:val="28"/>
-          <w:szCs w:val="28"/>
-          <w:lang w:val="en-US"/>
-        </w:rPr>
-      </w:pPr>
+      <w:r>
+        <w:rPr>
+          <w:rFonts w:ascii="Times New Roman" w:hAnsi="Times New Roman" w:cs="Times New Roman"/>
+          <w:sz w:val="28"/>
+          <w:szCs w:val="28"/>
+          <w:lang w:val="en-US"/>
+        </w:rPr>
+        <w:t>.</w:t>
+      </w:r>
+    </w:p>
+    <w:p>
+      <w:pPr>
+        <w:rPr>
+          <w:rFonts w:ascii="Times New Roman" w:hAnsi="Times New Roman" w:cs="Times New Roman"/>
+          <w:sz w:val="28"/>
+          <w:szCs w:val="28"/>
+          <w:lang w:val="en-US"/>
+        </w:rPr>
+      </w:pPr>
+      <w:r>
+        <w:rPr>
+          <w:rFonts w:ascii="Times New Roman" w:hAnsi="Times New Roman" w:cs="Times New Roman"/>
+          <w:sz w:val="28"/>
+          <w:szCs w:val="28"/>
+          <w:lang w:val="en-US"/>
+        </w:rPr>
+        <w:br w:type="page"/>
+      </w:r>
+    </w:p>
+    <w:p>
+      <w:pPr>
+        <w:pStyle w:val="Heading1"/>
+        <w:rPr>
+          <w:lang w:val="en-US"/>
+        </w:rPr>
+      </w:pPr>
+      <w:r>
+        <w:rPr>
+          <w:lang w:val="en-US"/>
+        </w:rPr>
+        <w:lastRenderedPageBreak/>
+        <w:t>Phụ lục hợp đồng</w:t>
+      </w:r>
+    </w:p>
+    <w:p>
+      <w:pPr>
+        <w:pStyle w:val="Heading2"/>
+        <w:numPr>
+          <w:ilvl w:val="0"/>
+          <w:numId w:val="10"/>
+        </w:numPr>
+        <w:rPr>
+          <w:lang w:val="en-US"/>
+        </w:rPr>
+      </w:pPr>
+      <w:r>
+        <w:rPr>
+          <w:lang w:val="en-US"/>
+        </w:rPr>
+        <w:t>Mục đích</w:t>
+      </w:r>
+    </w:p>
+    <w:p>
+      <w:pPr>
+        <w:pStyle w:val="ListParagraph"/>
+        <w:numPr>
+          <w:ilvl w:val="0"/>
+          <w:numId w:val="2"/>
+        </w:numPr>
+        <w:rPr>
+          <w:rFonts w:ascii="Times New Roman" w:hAnsi="Times New Roman" w:cs="Times New Roman"/>
+          <w:sz w:val="28"/>
+          <w:szCs w:val="28"/>
+          <w:lang w:val="en-US"/>
+        </w:rPr>
+      </w:pPr>
+      <w:r>
+        <w:rPr>
+          <w:rFonts w:ascii="Times New Roman" w:hAnsi="Times New Roman" w:cs="Times New Roman"/>
+          <w:sz w:val="28"/>
+          <w:szCs w:val="28"/>
+          <w:lang w:val="en-US"/>
+        </w:rPr>
+        <w:t>Bổ sung hoặc thay đổi chư</w:t>
+      </w:r>
+      <w:r>
+        <w:rPr>
+          <w:rFonts w:ascii="Times New Roman" w:hAnsi="Times New Roman" w:cs="Times New Roman"/>
+          <w:sz w:val="28"/>
+          <w:szCs w:val="28"/>
+          <w:lang w:val="en-US"/>
+        </w:rPr>
+        <w:t>ơ</w:t>
+      </w:r>
+      <w:r>
+        <w:rPr>
+          <w:rFonts w:ascii="Times New Roman" w:hAnsi="Times New Roman" w:cs="Times New Roman"/>
+          <w:sz w:val="28"/>
+          <w:szCs w:val="28"/>
+          <w:lang w:val="en-US"/>
+        </w:rPr>
+        <w:t>ng trình khuyến mãi hay chính sách bán hàng.</w:t>
+      </w:r>
+    </w:p>
+    <w:p>
+      <w:pPr>
+        <w:pStyle w:val="Heading2"/>
+        <w:rPr>
+          <w:lang w:val="en-US"/>
+        </w:rPr>
+      </w:pPr>
+      <w:r>
+        <w:rPr>
+          <w:lang w:val="en-US"/>
+        </w:rPr>
+        <w:t>Đường dẫn: Bán xe\ Hợp đồng – Khách hàng\ Phụ lục hợp đồng.</w:t>
+      </w:r>
+      <w:r>
+        <w:rPr>
+          <w:lang w:val="en-US"/>
+        </w:rPr>
+        <w:drawing>
+          <wp:inline distT="0" distB="0" distL="0" distR="0" wp14:anchorId="715F9C44" wp14:editId="4F15AD7F">
+            <wp:extent cx="5292224" cy="3510950"/>
+            <wp:effectExtent l="0" t="0" r="3810" b="0"/>
+            <wp:docPr id="505609584" name="Picture 1"/>
+            <wp:cNvGraphicFramePr>
+              <a:graphicFrameLocks xmlns:a="http://schemas.openxmlformats.org/drawingml/2006/main" noChangeAspect="1"/>
+            </wp:cNvGraphicFramePr>
+            <a:graphic xmlns:a="http://schemas.openxmlformats.org/drawingml/2006/main">
+              <a:graphicData uri="http://schemas.openxmlformats.org/drawingml/2006/picture">
+                <pic:pic xmlns:pic="http://schemas.openxmlformats.org/drawingml/2006/picture">
+                  <pic:nvPicPr>
+                    <pic:cNvPr id="505609584" name=""/>
+                    <pic:cNvPicPr/>
+                  </pic:nvPicPr>
+                  <pic:blipFill>
+                    <a:blip r:embed="rId37"/>
+                    <a:stretch>
+                      <a:fillRect/>
+                    </a:stretch>
+                  </pic:blipFill>
+                  <pic:spPr>
+                    <a:xfrm>
+                      <a:off x="0" y="0"/>
+                      <a:ext cx="5295860" cy="3513362"/>
+                    </a:xfrm>
+                    <a:prstGeom prst="rect">
+                      <a:avLst/>
+                    </a:prstGeom>
+                  </pic:spPr>
+                </pic:pic>
+              </a:graphicData>
+            </a:graphic>
+          </wp:inline>
+        </w:drawing>
+      </w:r>
+    </w:p>
+    <w:p>
+      <w:pPr>
+        <w:pStyle w:val="Heading2"/>
+        <w:rPr>
+          <w:lang w:val="en-US"/>
+        </w:rPr>
+      </w:pPr>
+      <w:r>
+        <w:rPr>
+          <w:lang w:val="en-US"/>
+        </w:rPr>
+        <w:t>Thao tác thực hiện</w:t>
+      </w:r>
+    </w:p>
+    <w:p>
+      <w:pPr>
+        <w:pStyle w:val="ListParagraph"/>
+        <w:numPr>
+          <w:ilvl w:val="0"/>
+          <w:numId w:val="2"/>
+        </w:numPr>
+        <w:rPr>
+          <w:rFonts w:ascii="Times New Roman" w:hAnsi="Times New Roman" w:cs="Times New Roman"/>
+          <w:sz w:val="28"/>
+          <w:szCs w:val="28"/>
+          <w:lang w:val="en-US"/>
+        </w:rPr>
+      </w:pPr>
+      <w:r>
+        <w:rPr>
+          <w:rFonts w:ascii="Times New Roman" w:hAnsi="Times New Roman" w:cs="Times New Roman"/>
+          <w:sz w:val="28"/>
+          <w:szCs w:val="28"/>
+          <w:lang w:val="en-US"/>
+        </w:rPr>
+        <w:t>User truy cập phiếu “Phụ lục hợp đồng”.</w:t>
+      </w:r>
+    </w:p>
+    <w:p>
+      <w:pPr>
+        <w:pStyle w:val="ListParagraph"/>
+        <w:numPr>
+          <w:ilvl w:val="0"/>
+          <w:numId w:val="2"/>
+        </w:numPr>
+        <w:rPr>
+          <w:rFonts w:ascii="Times New Roman" w:hAnsi="Times New Roman" w:cs="Times New Roman"/>
+          <w:sz w:val="28"/>
+          <w:szCs w:val="28"/>
+          <w:lang w:val="en-US"/>
+        </w:rPr>
+      </w:pPr>
+      <w:r>
+        <w:rPr>
+          <w:rFonts w:ascii="Times New Roman" w:hAnsi="Times New Roman" w:cs="Times New Roman"/>
+          <w:sz w:val="28"/>
+          <w:szCs w:val="28"/>
+          <w:lang w:val="en-US"/>
+        </w:rPr>
+        <w:t xml:space="preserve">User click </w:t>
+      </w:r>
+      <w:r>
+        <w:rPr>
+          <w:rFonts w:ascii="Times New Roman" w:hAnsi="Times New Roman" w:cs="Times New Roman"/>
+          <w:sz w:val="28"/>
+          <w:szCs w:val="28"/>
+          <w:lang w:val="en-US"/>
+        </w:rPr>
+        <w:drawing>
+          <wp:inline distT="0" distB="0" distL="0" distR="0" wp14:anchorId="71BC280E" wp14:editId="5A598E68">
+            <wp:extent cx="809738" cy="352474"/>
+            <wp:effectExtent l="0" t="0" r="9525" b="9525"/>
+            <wp:docPr id="632941710" name="Picture 1"/>
+            <wp:cNvGraphicFramePr>
+              <a:graphicFrameLocks xmlns:a="http://schemas.openxmlformats.org/drawingml/2006/main" noChangeAspect="1"/>
+            </wp:cNvGraphicFramePr>
+            <a:graphic xmlns:a="http://schemas.openxmlformats.org/drawingml/2006/main">
+              <a:graphicData uri="http://schemas.openxmlformats.org/drawingml/2006/picture">
+                <pic:pic xmlns:pic="http://schemas.openxmlformats.org/drawingml/2006/picture">
+                  <pic:nvPicPr>
+                    <pic:cNvPr id="632941710" name=""/>
+                    <pic:cNvPicPr/>
+                  </pic:nvPicPr>
+                  <pic:blipFill>
+                    <a:blip r:embed="rId38"/>
+                    <a:stretch>
+                      <a:fillRect/>
+                    </a:stretch>
+                  </pic:blipFill>
+                  <pic:spPr>
+                    <a:xfrm>
+                      <a:off x="0" y="0"/>
+                      <a:ext cx="809738" cy="352474"/>
+                    </a:xfrm>
+                    <a:prstGeom prst="rect">
+                      <a:avLst/>
+                    </a:prstGeom>
+                  </pic:spPr>
+                </pic:pic>
+              </a:graphicData>
+            </a:graphic>
+          </wp:inline>
+        </w:drawing>
+      </w:r>
+      <w:r>
+        <w:rPr>
+          <w:rFonts w:ascii="Times New Roman" w:hAnsi="Times New Roman" w:cs="Times New Roman"/>
+          <w:sz w:val="28"/>
+          <w:szCs w:val="28"/>
+          <w:lang w:val="en-US"/>
+        </w:rPr>
+        <w:t xml:space="preserve"> để tạo </w:t>
+      </w:r>
+      <w:r>
+        <w:rPr>
+          <w:rFonts w:ascii="Times New Roman" w:hAnsi="Times New Roman" w:cs="Times New Roman"/>
+          <w:sz w:val="28"/>
+          <w:szCs w:val="28"/>
+          <w:lang w:val="en-US"/>
+        </w:rPr>
+        <w:t>mới.</w:t>
+      </w:r>
+    </w:p>
+    <w:p>
+      <w:pPr>
+        <w:pStyle w:val="ListParagraph"/>
+        <w:numPr>
+          <w:ilvl w:val="0"/>
+          <w:numId w:val="2"/>
+        </w:numPr>
+        <w:rPr>
+          <w:rFonts w:ascii="Times New Roman" w:hAnsi="Times New Roman" w:cs="Times New Roman"/>
+          <w:sz w:val="28"/>
+          <w:szCs w:val="28"/>
+          <w:lang w:val="en-US"/>
+        </w:rPr>
+      </w:pPr>
+      <w:r>
+        <w:rPr>
+          <w:rFonts w:ascii="Times New Roman" w:hAnsi="Times New Roman" w:cs="Times New Roman"/>
+          <w:sz w:val="28"/>
+          <w:szCs w:val="28"/>
+          <w:lang w:val="en-US"/>
+        </w:rPr>
+        <w:t xml:space="preserve">User cần nhập: </w:t>
+      </w:r>
+      <w:r>
+        <w:rPr>
+          <w:rFonts w:ascii="Times New Roman" w:hAnsi="Times New Roman" w:cs="Times New Roman"/>
+          <w:color w:val="EE0000"/>
+          <w:sz w:val="28"/>
+          <w:szCs w:val="28"/>
+          <w:lang w:val="en-US"/>
+        </w:rPr>
+        <w:t>Mã hợp đồng</w:t>
+      </w:r>
+      <w:r>
+        <w:rPr>
+          <w:rFonts w:ascii="Times New Roman" w:hAnsi="Times New Roman" w:cs="Times New Roman"/>
+          <w:sz w:val="28"/>
+          <w:szCs w:val="28"/>
+          <w:lang w:val="en-US"/>
+        </w:rPr>
+        <w:t xml:space="preserve"> hoặc </w:t>
+      </w:r>
+      <w:r>
+        <w:rPr>
+          <w:rFonts w:ascii="Times New Roman" w:hAnsi="Times New Roman" w:cs="Times New Roman"/>
+          <w:color w:val="EE0000"/>
+          <w:sz w:val="28"/>
+          <w:szCs w:val="28"/>
+          <w:lang w:val="en-US"/>
+        </w:rPr>
+        <w:t>Tên hợp đồng</w:t>
+      </w:r>
+      <w:r>
+        <w:rPr>
+          <w:rFonts w:ascii="Times New Roman" w:hAnsi="Times New Roman" w:cs="Times New Roman"/>
+          <w:sz w:val="28"/>
+          <w:szCs w:val="28"/>
+          <w:lang w:val="en-US"/>
+        </w:rPr>
+        <w:t xml:space="preserve"> vào</w:t>
+      </w:r>
+      <w:r>
+        <w:rPr>
+          <w:rFonts w:ascii="Times New Roman" w:hAnsi="Times New Roman" w:cs="Times New Roman"/>
+          <w:sz w:val="28"/>
+          <w:szCs w:val="28"/>
+          <w:lang w:val="en-US"/>
+        </w:rPr>
+        <w:drawing>
+          <wp:inline distT="0" distB="0" distL="0" distR="0" wp14:anchorId="27ACFC78" wp14:editId="325E44F6">
+            <wp:extent cx="2152950" cy="257211"/>
+            <wp:effectExtent l="0" t="0" r="0" b="9525"/>
+            <wp:docPr id="975807911" name="Picture 1"/>
+            <wp:cNvGraphicFramePr>
+              <a:graphicFrameLocks xmlns:a="http://schemas.openxmlformats.org/drawingml/2006/main" noChangeAspect="1"/>
+            </wp:cNvGraphicFramePr>
+            <a:graphic xmlns:a="http://schemas.openxmlformats.org/drawingml/2006/main">
+              <a:graphicData uri="http://schemas.openxmlformats.org/drawingml/2006/picture">
+                <pic:pic xmlns:pic="http://schemas.openxmlformats.org/drawingml/2006/picture">
+                  <pic:nvPicPr>
+                    <pic:cNvPr id="975807911" name=""/>
+                    <pic:cNvPicPr/>
+                  </pic:nvPicPr>
+                  <pic:blipFill>
+                    <a:blip r:embed="rId39"/>
+                    <a:stretch>
+                      <a:fillRect/>
+                    </a:stretch>
+                  </pic:blipFill>
+                  <pic:spPr>
+                    <a:xfrm>
+                      <a:off x="0" y="0"/>
+                      <a:ext cx="2152950" cy="257211"/>
+                    </a:xfrm>
+                    <a:prstGeom prst="rect">
+                      <a:avLst/>
+                    </a:prstGeom>
+                  </pic:spPr>
+                </pic:pic>
+              </a:graphicData>
+            </a:graphic>
+          </wp:inline>
+        </w:drawing>
+      </w:r>
+      <w:r>
+        <w:rPr>
+          <w:rFonts w:ascii="Times New Roman" w:hAnsi="Times New Roman" w:cs="Times New Roman"/>
+          <w:sz w:val="28"/>
+          <w:szCs w:val="28"/>
+          <w:lang w:val="en-US"/>
+        </w:rPr>
+        <w:t xml:space="preserve"> để hệ thống hiển thị dữ liệu.</w:t>
+      </w:r>
+    </w:p>
+    <w:p>
+      <w:pPr>
+        <w:pStyle w:val="ListParagraph"/>
+        <w:numPr>
+          <w:ilvl w:val="0"/>
+          <w:numId w:val="2"/>
+        </w:numPr>
+        <w:rPr>
+          <w:rFonts w:ascii="Times New Roman" w:hAnsi="Times New Roman" w:cs="Times New Roman"/>
+          <w:sz w:val="28"/>
+          <w:szCs w:val="28"/>
+          <w:lang w:val="en-US"/>
+        </w:rPr>
+      </w:pPr>
+      <w:r>
+        <w:rPr>
+          <w:rFonts w:ascii="Times New Roman" w:hAnsi="Times New Roman" w:cs="Times New Roman"/>
+          <w:sz w:val="28"/>
+          <w:szCs w:val="28"/>
+          <w:lang w:val="en-US"/>
+        </w:rPr>
+        <w:t>User nhập</w:t>
+      </w:r>
+      <w:r>
+        <w:rPr>
+          <w:rFonts w:ascii="Times New Roman" w:hAnsi="Times New Roman" w:cs="Times New Roman"/>
+          <w:sz w:val="28"/>
+          <w:szCs w:val="28"/>
+          <w:lang w:val="en-US"/>
+        </w:rPr>
+        <w:t xml:space="preserve"> </w:t>
+      </w:r>
+      <w:r>
+        <w:rPr>
+          <w:rFonts w:ascii="Times New Roman" w:hAnsi="Times New Roman" w:cs="Times New Roman"/>
+          <w:sz w:val="28"/>
+          <w:szCs w:val="28"/>
+          <w:lang w:val="en-US"/>
+        </w:rPr>
+        <w:t>”</w:t>
+      </w:r>
+      <w:r>
+        <w:rPr>
+          <w:rFonts w:ascii="Times New Roman" w:hAnsi="Times New Roman" w:cs="Times New Roman"/>
+          <w:color w:val="EE0000"/>
+          <w:sz w:val="28"/>
+          <w:szCs w:val="28"/>
+          <w:lang w:val="en-US"/>
+        </w:rPr>
+        <w:t>Căn cứ</w:t>
+      </w:r>
+      <w:r>
+        <w:rPr>
+          <w:rFonts w:ascii="Times New Roman" w:hAnsi="Times New Roman" w:cs="Times New Roman"/>
+          <w:sz w:val="28"/>
+          <w:szCs w:val="28"/>
+          <w:lang w:val="en-US"/>
+        </w:rPr>
+        <w:t xml:space="preserve">”  vào </w:t>
+      </w:r>
+      <w:r>
+        <w:rPr>
+          <w:rFonts w:ascii="Times New Roman" w:hAnsi="Times New Roman" w:cs="Times New Roman"/>
+          <w:sz w:val="28"/>
+          <w:szCs w:val="28"/>
+          <w:lang w:val="en-US"/>
+        </w:rPr>
+        <w:drawing>
+          <wp:inline distT="0" distB="0" distL="0" distR="0" wp14:anchorId="154E7072" wp14:editId="263943BB">
+            <wp:extent cx="2626559" cy="293298"/>
+            <wp:effectExtent l="0" t="0" r="2540" b="0"/>
+            <wp:docPr id="1533051286" name="Picture 1"/>
+            <wp:cNvGraphicFramePr>
+              <a:graphicFrameLocks xmlns:a="http://schemas.openxmlformats.org/drawingml/2006/main" noChangeAspect="1"/>
+            </wp:cNvGraphicFramePr>
+            <a:graphic xmlns:a="http://schemas.openxmlformats.org/drawingml/2006/main">
+              <a:graphicData uri="http://schemas.openxmlformats.org/drawingml/2006/picture">
+                <pic:pic xmlns:pic="http://schemas.openxmlformats.org/drawingml/2006/picture">
+                  <pic:nvPicPr>
+                    <pic:cNvPr id="1533051286" name=""/>
+                    <pic:cNvPicPr/>
+                  </pic:nvPicPr>
+                  <pic:blipFill>
+                    <a:blip r:embed="rId40"/>
+                    <a:stretch>
+                      <a:fillRect/>
+                    </a:stretch>
+                  </pic:blipFill>
+                  <pic:spPr>
+                    <a:xfrm>
+                      <a:off x="0" y="0"/>
+                      <a:ext cx="2727526" cy="304573"/>
+                    </a:xfrm>
+                    <a:prstGeom prst="rect">
+                      <a:avLst/>
+                    </a:prstGeom>
+                  </pic:spPr>
+                </pic:pic>
+              </a:graphicData>
+            </a:graphic>
+          </wp:inline>
+        </w:drawing>
+      </w:r>
+    </w:p>
+    <w:p>
+      <w:pPr>
+        <w:pStyle w:val="ListParagraph"/>
+        <w:numPr>
+          <w:ilvl w:val="0"/>
+          <w:numId w:val="2"/>
+        </w:numPr>
+        <w:rPr>
+          <w:rFonts w:ascii="Times New Roman" w:hAnsi="Times New Roman" w:cs="Times New Roman"/>
+          <w:sz w:val="28"/>
+          <w:szCs w:val="28"/>
+          <w:lang w:val="en-US"/>
+        </w:rPr>
+      </w:pPr>
+      <w:r>
+        <w:rPr>
+          <w:rFonts w:ascii="Times New Roman" w:hAnsi="Times New Roman" w:cs="Times New Roman"/>
+          <w:sz w:val="28"/>
+          <w:szCs w:val="28"/>
+          <w:lang w:val="en-US"/>
+        </w:rPr>
+        <w:t>Tiếp theo User nhập các điều cần thay đổi hoặc bổ sung trên hợp đồng vào các ô tương ứng</w:t>
+      </w:r>
+    </w:p>
+    <w:p>
+      <w:pPr>
+        <w:pStyle w:val="ListParagraph"/>
+        <w:numPr>
+          <w:ilvl w:val="0"/>
+          <w:numId w:val="2"/>
+        </w:numPr>
+        <w:rPr>
+          <w:rFonts w:ascii="Times New Roman" w:hAnsi="Times New Roman" w:cs="Times New Roman"/>
+          <w:sz w:val="28"/>
+          <w:szCs w:val="28"/>
+          <w:lang w:val="en-US"/>
+        </w:rPr>
+      </w:pPr>
+      <w:r>
+        <w:rPr>
+          <w:rFonts w:ascii="Times New Roman" w:hAnsi="Times New Roman" w:cs="Times New Roman"/>
+          <w:sz w:val="28"/>
+          <w:szCs w:val="28"/>
+          <w:lang w:val="en-US"/>
+        </w:rPr>
+        <w:t xml:space="preserve">User click </w:t>
+      </w:r>
+      <w:r>
+        <w:rPr>
+          <w:rFonts w:ascii="Times New Roman" w:hAnsi="Times New Roman" w:cs="Times New Roman"/>
+          <w:sz w:val="28"/>
+          <w:szCs w:val="28"/>
+          <w:lang w:val="en-US"/>
+        </w:rPr>
+        <w:drawing>
+          <wp:inline distT="0" distB="0" distL="0" distR="0" wp14:anchorId="567A8763" wp14:editId="35A8B93B">
+            <wp:extent cx="800212" cy="362001"/>
+            <wp:effectExtent l="0" t="0" r="0" b="0"/>
+            <wp:docPr id="1181338931" name="Picture 1"/>
+            <wp:cNvGraphicFramePr>
+              <a:graphicFrameLocks xmlns:a="http://schemas.openxmlformats.org/drawingml/2006/main" noChangeAspect="1"/>
+            </wp:cNvGraphicFramePr>
+            <a:graphic xmlns:a="http://schemas.openxmlformats.org/drawingml/2006/main">
+              <a:graphicData uri="http://schemas.openxmlformats.org/drawingml/2006/picture">
+                <pic:pic xmlns:pic="http://schemas.openxmlformats.org/drawingml/2006/picture">
+                  <pic:nvPicPr>
+                    <pic:cNvPr id="1181338931" name=""/>
+                    <pic:cNvPicPr/>
+                  </pic:nvPicPr>
+                  <pic:blipFill>
+                    <a:blip r:embed="rId41"/>
+                    <a:stretch>
+                      <a:fillRect/>
+                    </a:stretch>
+                  </pic:blipFill>
+                  <pic:spPr>
+                    <a:xfrm>
+                      <a:off x="0" y="0"/>
+                      <a:ext cx="800212" cy="362001"/>
+                    </a:xfrm>
+                    <a:prstGeom prst="rect">
+                      <a:avLst/>
+                    </a:prstGeom>
+                  </pic:spPr>
+                </pic:pic>
+              </a:graphicData>
+            </a:graphic>
+          </wp:inline>
+        </w:drawing>
+      </w:r>
+      <w:r>
+        <w:rPr>
+          <w:rFonts w:ascii="Times New Roman" w:hAnsi="Times New Roman" w:cs="Times New Roman"/>
+          <w:sz w:val="28"/>
+          <w:szCs w:val="28"/>
+          <w:lang w:val="en-US"/>
+        </w:rPr>
+        <w:t xml:space="preserve"> để hoàn thành.</w:t>
+      </w:r>
+    </w:p>
+    <w:p>
+      <w:pPr>
+        <w:pStyle w:val="ListParagraph"/>
+        <w:numPr>
+          <w:ilvl w:val="0"/>
+          <w:numId w:val="2"/>
+        </w:numPr>
+        <w:rPr>
+          <w:rFonts w:ascii="Times New Roman" w:hAnsi="Times New Roman" w:cs="Times New Roman"/>
+          <w:sz w:val="28"/>
+          <w:szCs w:val="28"/>
+          <w:lang w:val="en-US"/>
+        </w:rPr>
+      </w:pPr>
+      <w:r>
+        <w:rPr>
+          <w:rFonts w:ascii="Times New Roman" w:hAnsi="Times New Roman" w:cs="Times New Roman"/>
+          <w:sz w:val="28"/>
+          <w:szCs w:val="28"/>
+          <w:lang w:val="en-US"/>
+        </w:rPr>
+        <w:t xml:space="preserve">User click </w:t>
+      </w:r>
+      <w:r>
+        <w:rPr>
+          <w:rFonts w:ascii="Times New Roman" w:hAnsi="Times New Roman" w:cs="Times New Roman"/>
+          <w:sz w:val="28"/>
+          <w:szCs w:val="28"/>
+          <w:lang w:val="en-US"/>
+        </w:rPr>
+        <w:drawing>
+          <wp:inline distT="0" distB="0" distL="0" distR="0" wp14:anchorId="569CBCEC" wp14:editId="5608A032">
+            <wp:extent cx="924054" cy="352474"/>
+            <wp:effectExtent l="0" t="0" r="9525" b="9525"/>
+            <wp:docPr id="1422617103" name="Picture 1"/>
+            <wp:cNvGraphicFramePr>
+              <a:graphicFrameLocks xmlns:a="http://schemas.openxmlformats.org/drawingml/2006/main" noChangeAspect="1"/>
+            </wp:cNvGraphicFramePr>
+            <a:graphic xmlns:a="http://schemas.openxmlformats.org/drawingml/2006/main">
+              <a:graphicData uri="http://schemas.openxmlformats.org/drawingml/2006/picture">
+                <pic:pic xmlns:pic="http://schemas.openxmlformats.org/drawingml/2006/picture">
+                  <pic:nvPicPr>
+                    <pic:cNvPr id="1422617103" name=""/>
+                    <pic:cNvPicPr/>
+                  </pic:nvPicPr>
+                  <pic:blipFill>
+                    <a:blip r:embed="rId42"/>
+                    <a:stretch>
+                      <a:fillRect/>
+                    </a:stretch>
+                  </pic:blipFill>
+                  <pic:spPr>
+                    <a:xfrm>
+                      <a:off x="0" y="0"/>
+                      <a:ext cx="924054" cy="352474"/>
+                    </a:xfrm>
+                    <a:prstGeom prst="rect">
+                      <a:avLst/>
+                    </a:prstGeom>
+                  </pic:spPr>
+                </pic:pic>
+              </a:graphicData>
+            </a:graphic>
+          </wp:inline>
+        </w:drawing>
+      </w:r>
+      <w:r>
+        <w:rPr>
+          <w:rFonts w:ascii="Times New Roman" w:hAnsi="Times New Roman" w:cs="Times New Roman"/>
+          <w:sz w:val="28"/>
+          <w:szCs w:val="28"/>
+          <w:lang w:val="en-US"/>
+        </w:rPr>
+        <w:t xml:space="preserve"> để xin duyệt.</w:t>
+      </w:r>
     </w:p>
     <w:sectPr>
       <w:pgSz w:w="11906" w:h="16838"/>
@@ -7078,8 +7766,8 @@
 </file>
 
 <file path=word/numbering.xml><?xml version="1.0" encoding="utf-8"?>
-<w:numbering xmlns:wpc="http://schemas.microsoft.com/office/word/2010/wordprocessingCanvas" xmlns:mc="http://schemas.openxmlformats.org/markup-compatibility/2006" xmlns:o="urn:schemas-microsoft-com:office:office" xmlns:r="http://schemas.openxmlformats.org/officeDocument/2006/relationships" xmlns:m="http://schemas.openxmlformats.org/officeDocument/2006/math" xmlns:v="urn:schemas-microsoft-com:vml" xmlns:wp14="http://schemas.microsoft.com/office/word/2010/wordprocessingDrawing" xmlns:wp="http://schemas.openxmlformats.org/drawingml/2006/wordprocessingDrawing" xmlns:w10="urn:schemas-microsoft-com:office:word" xmlns:w="http://schemas.openxmlformats.org/wordprocessingml/2006/main" xmlns:w14="http://schemas.microsoft.com/office/word/2010/wordml" xmlns:w15="http://schemas.microsoft.com/office/word/2012/wordml" xmlns:wpg="http://schemas.microsoft.com/office/word/2010/wordprocessingGroup" xmlns:wpi="http://schemas.microsoft.com/office/word/2010/wordprocessingInk" xmlns:wne="http://schemas.microsoft.com/office/word/2006/wordml" xmlns:wps="http://schemas.microsoft.com/office/word/2010/wordprocessingShape" mc:Ignorable="w14 w15 wp14">
-  <w:abstractNum w:abstractNumId="0">
+<w:numbering xmlns:wpc="http://schemas.microsoft.com/office/word/2010/wordprocessingCanvas" xmlns:cx="http://schemas.microsoft.com/office/drawing/2014/chartex" xmlns:cx1="http://schemas.microsoft.com/office/drawing/2015/9/8/chartex" xmlns:cx2="http://schemas.microsoft.com/office/drawing/2015/10/21/chartex" xmlns:cx3="http://schemas.microsoft.com/office/drawing/2016/5/9/chartex" xmlns:cx4="http://schemas.microsoft.com/office/drawing/2016/5/10/chartex" xmlns:cx5="http://schemas.microsoft.com/office/drawing/2016/5/11/chartex" xmlns:cx6="http://schemas.microsoft.com/office/drawing/2016/5/12/chartex" xmlns:cx7="http://schemas.microsoft.com/office/drawing/2016/5/13/chartex" xmlns:cx8="http://schemas.microsoft.com/office/drawing/2016/5/14/chartex" xmlns:mc="http://schemas.openxmlformats.org/markup-compatibility/2006" xmlns:aink="http://schemas.microsoft.com/office/drawing/2016/ink" xmlns:am3d="http://schemas.microsoft.com/office/drawing/2017/model3d" xmlns:o="urn:schemas-microsoft-com:office:office" xmlns:oel="http://schemas.microsoft.com/office/2019/extlst" xmlns:r="http://schemas.openxmlformats.org/officeDocument/2006/relationships" xmlns:m="http://schemas.openxmlformats.org/officeDocument/2006/math" xmlns:v="urn:schemas-microsoft-com:vml" xmlns:wp14="http://schemas.microsoft.com/office/word/2010/wordprocessingDrawing" xmlns:wp="http://schemas.openxmlformats.org/drawingml/2006/wordprocessingDrawing" xmlns:w10="urn:schemas-microsoft-com:office:word" xmlns:w="http://schemas.openxmlformats.org/wordprocessingml/2006/main" xmlns:w14="http://schemas.microsoft.com/office/word/2010/wordml" xmlns:w15="http://schemas.microsoft.com/office/word/2012/wordml" xmlns:w16cex="http://schemas.microsoft.com/office/word/2018/wordml/cex" xmlns:w16cid="http://schemas.microsoft.com/office/word/2016/wordml/cid" xmlns:w16="http://schemas.microsoft.com/office/word/2018/wordml" xmlns:w16du="http://schemas.microsoft.com/office/word/2023/wordml/word16du" xmlns:w16sdtdh="http://schemas.microsoft.com/office/word/2020/wordml/sdtdatahash" xmlns:w16sdtfl="http://schemas.microsoft.com/office/word/2024/wordml/sdtformatlock" xmlns:w16se="http://schemas.microsoft.com/office/word/2015/wordml/symex" xmlns:wpg="http://schemas.microsoft.com/office/word/2010/wordprocessingGroup" xmlns:wpi="http://schemas.microsoft.com/office/word/2010/wordprocessingInk" xmlns:wne="http://schemas.microsoft.com/office/word/2006/wordml" xmlns:wps="http://schemas.microsoft.com/office/word/2010/wordprocessingShape" mc:Ignorable="w14 w15 w16se w16cid w16 w16cex w16sdtdh w16sdtfl w16du wp14">
+  <w:abstractNum w:abstractNumId="0" w15:restartNumberingAfterBreak="0">
     <w:nsid w:val="06FD564B"/>
     <w:multiLevelType w:val="hybridMultilevel"/>
     <w:tmpl w:val="A0DC9F56"/>
@@ -7192,7 +7880,7 @@
       </w:rPr>
     </w:lvl>
   </w:abstractNum>
-  <w:abstractNum w:abstractNumId="1">
+  <w:abstractNum w:abstractNumId="1" w15:restartNumberingAfterBreak="0">
     <w:nsid w:val="1B4C57DB"/>
     <w:multiLevelType w:val="hybridMultilevel"/>
     <w:tmpl w:val="D4B265B6"/>
@@ -7281,7 +7969,7 @@
       </w:pPr>
     </w:lvl>
   </w:abstractNum>
-  <w:abstractNum w:abstractNumId="2">
+  <w:abstractNum w:abstractNumId="2" w15:restartNumberingAfterBreak="0">
     <w:nsid w:val="43F00C46"/>
     <w:multiLevelType w:val="hybridMultilevel"/>
     <w:tmpl w:val="19F2A2AC"/>
@@ -7368,7 +8056,7 @@
       </w:pPr>
     </w:lvl>
   </w:abstractNum>
-  <w:abstractNum w:abstractNumId="3">
+  <w:abstractNum w:abstractNumId="3" w15:restartNumberingAfterBreak="0">
     <w:nsid w:val="50A9236A"/>
     <w:multiLevelType w:val="hybridMultilevel"/>
     <w:tmpl w:val="32401364"/>
@@ -7455,43 +8143,49 @@
       </w:pPr>
     </w:lvl>
   </w:abstractNum>
-  <w:num w:numId="1">
+  <w:num w:numId="1" w16cid:durableId="626206316">
     <w:abstractNumId w:val="1"/>
   </w:num>
-  <w:num w:numId="2">
+  <w:num w:numId="2" w16cid:durableId="228856302">
     <w:abstractNumId w:val="0"/>
   </w:num>
-  <w:num w:numId="3">
+  <w:num w:numId="3" w16cid:durableId="1067996899">
     <w:abstractNumId w:val="3"/>
   </w:num>
-  <w:num w:numId="4">
+  <w:num w:numId="4" w16cid:durableId="395318875">
     <w:abstractNumId w:val="2"/>
   </w:num>
-  <w:num w:numId="5">
+  <w:num w:numId="5" w16cid:durableId="2116751602">
     <w:abstractNumId w:val="2"/>
     <w:lvlOverride w:ilvl="0">
       <w:startOverride w:val="1"/>
     </w:lvlOverride>
   </w:num>
-  <w:num w:numId="6">
+  <w:num w:numId="6" w16cid:durableId="1256330647">
     <w:abstractNumId w:val="2"/>
     <w:lvlOverride w:ilvl="0">
       <w:startOverride w:val="1"/>
     </w:lvlOverride>
   </w:num>
-  <w:num w:numId="7">
+  <w:num w:numId="7" w16cid:durableId="1804152263">
     <w:abstractNumId w:val="2"/>
     <w:lvlOverride w:ilvl="0">
       <w:startOverride w:val="1"/>
     </w:lvlOverride>
   </w:num>
-  <w:num w:numId="8">
+  <w:num w:numId="8" w16cid:durableId="1289161359">
     <w:abstractNumId w:val="2"/>
     <w:lvlOverride w:ilvl="0">
       <w:startOverride w:val="1"/>
     </w:lvlOverride>
   </w:num>
-  <w:num w:numId="9">
+  <w:num w:numId="9" w16cid:durableId="291832829">
+    <w:abstractNumId w:val="2"/>
+    <w:lvlOverride w:ilvl="0">
+      <w:startOverride w:val="1"/>
+    </w:lvlOverride>
+  </w:num>
+  <w:num w:numId="10" w16cid:durableId="1633361267">
     <w:abstractNumId w:val="2"/>
     <w:lvlOverride w:ilvl="0">
       <w:startOverride w:val="1"/>
@@ -7501,7 +8195,7 @@
 </file>
 
 <file path=word/styles.xml><?xml version="1.0" encoding="utf-8"?>
-<w:styles xmlns:mc="http://schemas.openxmlformats.org/markup-compatibility/2006" xmlns:r="http://schemas.openxmlformats.org/officeDocument/2006/relationships" xmlns:w="http://schemas.openxmlformats.org/wordprocessingml/2006/main" xmlns:w14="http://schemas.microsoft.com/office/word/2010/wordml" xmlns:w15="http://schemas.microsoft.com/office/word/2012/wordml" mc:Ignorable="w14 w15">
+<w:styles xmlns:mc="http://schemas.openxmlformats.org/markup-compatibility/2006" xmlns:r="http://schemas.openxmlformats.org/officeDocument/2006/relationships" xmlns:w="http://schemas.openxmlformats.org/wordprocessingml/2006/main" xmlns:w14="http://schemas.microsoft.com/office/word/2010/wordml" xmlns:w15="http://schemas.microsoft.com/office/word/2012/wordml" xmlns:w16cex="http://schemas.microsoft.com/office/word/2018/wordml/cex" xmlns:w16cid="http://schemas.microsoft.com/office/word/2016/wordml/cid" xmlns:w16="http://schemas.microsoft.com/office/word/2018/wordml" xmlns:w16du="http://schemas.microsoft.com/office/word/2023/wordml/word16du" xmlns:w16sdtdh="http://schemas.microsoft.com/office/word/2020/wordml/sdtdatahash" xmlns:w16sdtfl="http://schemas.microsoft.com/office/word/2024/wordml/sdtformatlock" xmlns:w16se="http://schemas.microsoft.com/office/word/2015/wordml/symex" mc:Ignorable="w14 w15 w16se w16cid w16 w16cex w16sdtdh w16sdtfl w16du">
   <w:docDefaults>
     <w:rPrDefault>
       <w:rPr>
@@ -7519,7 +8213,7 @@
       </w:pPr>
     </w:pPrDefault>
   </w:docDefaults>
-  <w:latentStyles w:defLockedState="0" w:defUIPriority="99" w:defSemiHidden="0" w:defUnhideWhenUsed="0" w:defQFormat="0" w:count="371">
+  <w:latentStyles w:defLockedState="0" w:defUIPriority="99" w:defSemiHidden="0" w:defUnhideWhenUsed="0" w:defQFormat="0" w:count="376">
     <w:lsdException w:name="Normal" w:uiPriority="0" w:qFormat="1"/>
     <w:lsdException w:name="heading 1" w:uiPriority="9" w:qFormat="1"/>
     <w:lsdException w:name="heading 2" w:semiHidden="1" w:uiPriority="9" w:unhideWhenUsed="1" w:qFormat="1"/>
@@ -7891,6 +8585,11 @@
     <w:lsdException w:name="List Table 5 Dark Accent 6" w:uiPriority="50"/>
     <w:lsdException w:name="List Table 6 Colorful Accent 6" w:uiPriority="51"/>
     <w:lsdException w:name="List Table 7 Colorful Accent 6" w:uiPriority="52"/>
+    <w:lsdException w:name="Mention" w:semiHidden="1" w:unhideWhenUsed="1"/>
+    <w:lsdException w:name="Smart Hyperlink" w:semiHidden="1" w:unhideWhenUsed="1"/>
+    <w:lsdException w:name="Hashtag" w:semiHidden="1" w:unhideWhenUsed="1"/>
+    <w:lsdException w:name="Unresolved Mention" w:semiHidden="1" w:unhideWhenUsed="1"/>
+    <w:lsdException w:name="Smart Link" w:semiHidden="1" w:unhideWhenUsed="1"/>
   </w:latentStyles>
   <w:style w:type="paragraph" w:default="1" w:styleId="Normal">
     <w:name w:val="Normal"/>

--- a/.Document/Tai lieu HDSD/I. BAN HANG/1. HDSD_BanHang_TVBH.docx
+++ b/.Document/Tai lieu HDSD/I. BAN HANG/1. HDSD_BanHang_TVBH.docx
@@ -44,10 +44,6 @@
         <w:p>
           <w:pPr>
             <w:pStyle w:val="TOC1"/>
-            <w:tabs>
-              <w:tab w:val="left" w:pos="440"/>
-              <w:tab w:val="right" w:leader="dot" w:pos="9016"/>
-            </w:tabs>
             <w:rPr>
               <w:rFonts w:ascii="Times New Roman" w:hAnsi="Times New Roman"/>
               <w:noProof/>
@@ -82,7 +78,7 @@
             </w:rPr>
             <w:fldChar w:fldCharType="separate"/>
           </w:r>
-          <w:hyperlink w:anchor="_Toc236662558" w:history="1">
+          <w:hyperlink w:anchor="_Toc243490572" w:history="1">
             <w:r>
               <w:rPr>
                 <w:rStyle w:val="Hyperlink"/>
@@ -143,7 +139,7 @@
                 <w:sz w:val="28"/>
                 <w:szCs w:val="28"/>
               </w:rPr>
-              <w:instrText xml:space="preserve"> PAGEREF _Toc236662558 \h </w:instrText>
+              <w:instrText xml:space="preserve"> PAGEREF _Toc243490572 \h </w:instrText>
             </w:r>
             <w:r>
               <w:rPr>
@@ -172,7 +168,7 @@
                 <w:sz w:val="28"/>
                 <w:szCs w:val="28"/>
               </w:rPr>
-              <w:t>1</w:t>
+              <w:t>2</w:t>
             </w:r>
             <w:r>
               <w:rPr>
@@ -203,7 +199,7 @@
               <w14:ligatures w14:val="standardContextual"/>
             </w:rPr>
           </w:pPr>
-          <w:hyperlink w:anchor="_Toc236662559" w:history="1">
+          <w:hyperlink w:anchor="_Toc243490573" w:history="1">
             <w:r>
               <w:rPr>
                 <w:rStyle w:val="Hyperlink"/>
@@ -264,7 +260,7 @@
                 <w:sz w:val="28"/>
                 <w:szCs w:val="28"/>
               </w:rPr>
-              <w:instrText xml:space="preserve"> PAGEREF _Toc236662559 \h </w:instrText>
+              <w:instrText xml:space="preserve"> PAGEREF _Toc243490573 \h </w:instrText>
             </w:r>
             <w:r>
               <w:rPr>
@@ -293,7 +289,7 @@
                 <w:sz w:val="28"/>
                 <w:szCs w:val="28"/>
               </w:rPr>
-              <w:t>1</w:t>
+              <w:t>2</w:t>
             </w:r>
             <w:r>
               <w:rPr>
@@ -324,7 +320,7 @@
               <w14:ligatures w14:val="standardContextual"/>
             </w:rPr>
           </w:pPr>
-          <w:hyperlink w:anchor="_Toc236662560" w:history="1">
+          <w:hyperlink w:anchor="_Toc243490574" w:history="1">
             <w:r>
               <w:rPr>
                 <w:rStyle w:val="Hyperlink"/>
@@ -355,7 +351,7 @@
                 <w:sz w:val="28"/>
                 <w:szCs w:val="28"/>
               </w:rPr>
-              <w:t>Đường dẫn: Bán xe \ Hợp đồng – Khách hàng – Quản lý khách hàng tiềm năng</w:t>
+              <w:t>Đường dẫn: Bán xe \ Hợp đồng – Khách hàng \ Quản lý khách hàng tiềm năng</w:t>
             </w:r>
             <w:r>
               <w:rPr>
@@ -385,7 +381,7 @@
                 <w:sz w:val="28"/>
                 <w:szCs w:val="28"/>
               </w:rPr>
-              <w:instrText xml:space="preserve"> PAGEREF _Toc236662560 \h </w:instrText>
+              <w:instrText xml:space="preserve"> PAGEREF _Toc243490574 \h </w:instrText>
             </w:r>
             <w:r>
               <w:rPr>
@@ -445,7 +441,7 @@
               <w14:ligatures w14:val="standardContextual"/>
             </w:rPr>
           </w:pPr>
-          <w:hyperlink w:anchor="_Toc236662561" w:history="1">
+          <w:hyperlink w:anchor="_Toc243490575" w:history="1">
             <w:r>
               <w:rPr>
                 <w:rStyle w:val="Hyperlink"/>
@@ -506,7 +502,7 @@
                 <w:sz w:val="28"/>
                 <w:szCs w:val="28"/>
               </w:rPr>
-              <w:instrText xml:space="preserve"> PAGEREF _Toc236662561 \h </w:instrText>
+              <w:instrText xml:space="preserve"> PAGEREF _Toc243490575 \h </w:instrText>
             </w:r>
             <w:r>
               <w:rPr>
@@ -552,10 +548,6 @@
         <w:p>
           <w:pPr>
             <w:pStyle w:val="TOC1"/>
-            <w:tabs>
-              <w:tab w:val="left" w:pos="440"/>
-              <w:tab w:val="right" w:leader="dot" w:pos="9016"/>
-            </w:tabs>
             <w:rPr>
               <w:rFonts w:ascii="Times New Roman" w:hAnsi="Times New Roman"/>
               <w:noProof/>
@@ -566,7 +558,7 @@
               <w14:ligatures w14:val="standardContextual"/>
             </w:rPr>
           </w:pPr>
-          <w:hyperlink w:anchor="_Toc236662562" w:history="1">
+          <w:hyperlink w:anchor="_Toc243490576" w:history="1">
             <w:r>
               <w:rPr>
                 <w:rStyle w:val="Hyperlink"/>
@@ -627,7 +619,7 @@
                 <w:sz w:val="28"/>
                 <w:szCs w:val="28"/>
               </w:rPr>
-              <w:instrText xml:space="preserve"> PAGEREF _Toc236662562 \h </w:instrText>
+              <w:instrText xml:space="preserve"> PAGEREF _Toc243490576 \h </w:instrText>
             </w:r>
             <w:r>
               <w:rPr>
@@ -687,7 +679,7 @@
               <w14:ligatures w14:val="standardContextual"/>
             </w:rPr>
           </w:pPr>
-          <w:hyperlink w:anchor="_Toc236662563" w:history="1">
+          <w:hyperlink w:anchor="_Toc243490577" w:history="1">
             <w:r>
               <w:rPr>
                 <w:rStyle w:val="Hyperlink"/>
@@ -748,7 +740,7 @@
                 <w:sz w:val="28"/>
                 <w:szCs w:val="28"/>
               </w:rPr>
-              <w:instrText xml:space="preserve"> PAGEREF _Toc236662563 \h </w:instrText>
+              <w:instrText xml:space="preserve"> PAGEREF _Toc243490577 \h </w:instrText>
             </w:r>
             <w:r>
               <w:rPr>
@@ -808,7 +800,7 @@
               <w14:ligatures w14:val="standardContextual"/>
             </w:rPr>
           </w:pPr>
-          <w:hyperlink w:anchor="_Toc236662564" w:history="1">
+          <w:hyperlink w:anchor="_Toc243490578" w:history="1">
             <w:r>
               <w:rPr>
                 <w:rStyle w:val="Hyperlink"/>
@@ -869,7 +861,7 @@
                 <w:sz w:val="28"/>
                 <w:szCs w:val="28"/>
               </w:rPr>
-              <w:instrText xml:space="preserve"> PAGEREF _Toc236662564 \h </w:instrText>
+              <w:instrText xml:space="preserve"> PAGEREF _Toc243490578 \h </w:instrText>
             </w:r>
             <w:r>
               <w:rPr>
@@ -929,7 +921,7 @@
               <w14:ligatures w14:val="standardContextual"/>
             </w:rPr>
           </w:pPr>
-          <w:hyperlink w:anchor="_Toc236662565" w:history="1">
+          <w:hyperlink w:anchor="_Toc243490579" w:history="1">
             <w:r>
               <w:rPr>
                 <w:rStyle w:val="Hyperlink"/>
@@ -990,7 +982,7 @@
                 <w:sz w:val="28"/>
                 <w:szCs w:val="28"/>
               </w:rPr>
-              <w:instrText xml:space="preserve"> PAGEREF _Toc236662565 \h </w:instrText>
+              <w:instrText xml:space="preserve"> PAGEREF _Toc243490579 \h </w:instrText>
             </w:r>
             <w:r>
               <w:rPr>
@@ -1036,10 +1028,6 @@
         <w:p>
           <w:pPr>
             <w:pStyle w:val="TOC1"/>
-            <w:tabs>
-              <w:tab w:val="left" w:pos="440"/>
-              <w:tab w:val="right" w:leader="dot" w:pos="9016"/>
-            </w:tabs>
             <w:rPr>
               <w:rFonts w:ascii="Times New Roman" w:hAnsi="Times New Roman"/>
               <w:noProof/>
@@ -1050,7 +1038,7 @@
               <w14:ligatures w14:val="standardContextual"/>
             </w:rPr>
           </w:pPr>
-          <w:hyperlink w:anchor="_Toc236662566" w:history="1">
+          <w:hyperlink w:anchor="_Toc243490580" w:history="1">
             <w:r>
               <w:rPr>
                 <w:rStyle w:val="Hyperlink"/>
@@ -1111,7 +1099,7 @@
                 <w:sz w:val="28"/>
                 <w:szCs w:val="28"/>
               </w:rPr>
-              <w:instrText xml:space="preserve"> PAGEREF _Toc236662566 \h </w:instrText>
+              <w:instrText xml:space="preserve"> PAGEREF _Toc243490580 \h </w:instrText>
             </w:r>
             <w:r>
               <w:rPr>
@@ -1171,7 +1159,7 @@
               <w14:ligatures w14:val="standardContextual"/>
             </w:rPr>
           </w:pPr>
-          <w:hyperlink w:anchor="_Toc236662567" w:history="1">
+          <w:hyperlink w:anchor="_Toc243490581" w:history="1">
             <w:r>
               <w:rPr>
                 <w:rStyle w:val="Hyperlink"/>
@@ -1232,7 +1220,7 @@
                 <w:sz w:val="28"/>
                 <w:szCs w:val="28"/>
               </w:rPr>
-              <w:instrText xml:space="preserve"> PAGEREF _Toc236662567 \h </w:instrText>
+              <w:instrText xml:space="preserve"> PAGEREF _Toc243490581 \h </w:instrText>
             </w:r>
             <w:r>
               <w:rPr>
@@ -1292,7 +1280,7 @@
               <w14:ligatures w14:val="standardContextual"/>
             </w:rPr>
           </w:pPr>
-          <w:hyperlink w:anchor="_Toc236662568" w:history="1">
+          <w:hyperlink w:anchor="_Toc243490582" w:history="1">
             <w:r>
               <w:rPr>
                 <w:rStyle w:val="Hyperlink"/>
@@ -1353,7 +1341,7 @@
                 <w:sz w:val="28"/>
                 <w:szCs w:val="28"/>
               </w:rPr>
-              <w:instrText xml:space="preserve"> PAGEREF _Toc236662568 \h </w:instrText>
+              <w:instrText xml:space="preserve"> PAGEREF _Toc243490582 \h </w:instrText>
             </w:r>
             <w:r>
               <w:rPr>
@@ -1413,7 +1401,7 @@
               <w14:ligatures w14:val="standardContextual"/>
             </w:rPr>
           </w:pPr>
-          <w:hyperlink w:anchor="_Toc236662569" w:history="1">
+          <w:hyperlink w:anchor="_Toc243490583" w:history="1">
             <w:r>
               <w:rPr>
                 <w:rStyle w:val="Hyperlink"/>
@@ -1474,7 +1462,7 @@
                 <w:sz w:val="28"/>
                 <w:szCs w:val="28"/>
               </w:rPr>
-              <w:instrText xml:space="preserve"> PAGEREF _Toc236662569 \h </w:instrText>
+              <w:instrText xml:space="preserve"> PAGEREF _Toc243490583 \h </w:instrText>
             </w:r>
             <w:r>
               <w:rPr>
@@ -1520,10 +1508,6 @@
         <w:p>
           <w:pPr>
             <w:pStyle w:val="TOC1"/>
-            <w:tabs>
-              <w:tab w:val="left" w:pos="440"/>
-              <w:tab w:val="right" w:leader="dot" w:pos="9016"/>
-            </w:tabs>
             <w:rPr>
               <w:rFonts w:ascii="Times New Roman" w:hAnsi="Times New Roman"/>
               <w:noProof/>
@@ -1534,7 +1518,7 @@
               <w14:ligatures w14:val="standardContextual"/>
             </w:rPr>
           </w:pPr>
-          <w:hyperlink w:anchor="_Toc236662570" w:history="1">
+          <w:hyperlink w:anchor="_Toc243490584" w:history="1">
             <w:r>
               <w:rPr>
                 <w:rStyle w:val="Hyperlink"/>
@@ -1595,7 +1579,7 @@
                 <w:sz w:val="28"/>
                 <w:szCs w:val="28"/>
               </w:rPr>
-              <w:instrText xml:space="preserve"> PAGEREF _Toc236662570 \h </w:instrText>
+              <w:instrText xml:space="preserve"> PAGEREF _Toc243490584 \h </w:instrText>
             </w:r>
             <w:r>
               <w:rPr>
@@ -1655,7 +1639,7 @@
               <w14:ligatures w14:val="standardContextual"/>
             </w:rPr>
           </w:pPr>
-          <w:hyperlink w:anchor="_Toc236662571" w:history="1">
+          <w:hyperlink w:anchor="_Toc243490585" w:history="1">
             <w:r>
               <w:rPr>
                 <w:rStyle w:val="Hyperlink"/>
@@ -1716,7 +1700,7 @@
                 <w:sz w:val="28"/>
                 <w:szCs w:val="28"/>
               </w:rPr>
-              <w:instrText xml:space="preserve"> PAGEREF _Toc236662571 \h </w:instrText>
+              <w:instrText xml:space="preserve"> PAGEREF _Toc243490585 \h </w:instrText>
             </w:r>
             <w:r>
               <w:rPr>
@@ -1776,7 +1760,7 @@
               <w14:ligatures w14:val="standardContextual"/>
             </w:rPr>
           </w:pPr>
-          <w:hyperlink w:anchor="_Toc236662572" w:history="1">
+          <w:hyperlink w:anchor="_Toc243490586" w:history="1">
             <w:r>
               <w:rPr>
                 <w:rStyle w:val="Hyperlink"/>
@@ -1837,7 +1821,7 @@
                 <w:sz w:val="28"/>
                 <w:szCs w:val="28"/>
               </w:rPr>
-              <w:instrText xml:space="preserve"> PAGEREF _Toc236662572 \h </w:instrText>
+              <w:instrText xml:space="preserve"> PAGEREF _Toc243490586 \h </w:instrText>
             </w:r>
             <w:r>
               <w:rPr>
@@ -1897,7 +1881,7 @@
               <w14:ligatures w14:val="standardContextual"/>
             </w:rPr>
           </w:pPr>
-          <w:hyperlink w:anchor="_Toc236662573" w:history="1">
+          <w:hyperlink w:anchor="_Toc243490587" w:history="1">
             <w:r>
               <w:rPr>
                 <w:rStyle w:val="Hyperlink"/>
@@ -1958,7 +1942,7 @@
                 <w:sz w:val="28"/>
                 <w:szCs w:val="28"/>
               </w:rPr>
-              <w:instrText xml:space="preserve"> PAGEREF _Toc236662573 \h </w:instrText>
+              <w:instrText xml:space="preserve"> PAGEREF _Toc243490587 \h </w:instrText>
             </w:r>
             <w:r>
               <w:rPr>
@@ -2004,10 +1988,6 @@
         <w:p>
           <w:pPr>
             <w:pStyle w:val="TOC1"/>
-            <w:tabs>
-              <w:tab w:val="left" w:pos="440"/>
-              <w:tab w:val="right" w:leader="dot" w:pos="9016"/>
-            </w:tabs>
             <w:rPr>
               <w:rFonts w:ascii="Times New Roman" w:hAnsi="Times New Roman"/>
               <w:noProof/>
@@ -2018,7 +1998,7 @@
               <w14:ligatures w14:val="standardContextual"/>
             </w:rPr>
           </w:pPr>
-          <w:hyperlink w:anchor="_Toc236662574" w:history="1">
+          <w:hyperlink w:anchor="_Toc243490588" w:history="1">
             <w:r>
               <w:rPr>
                 <w:rStyle w:val="Hyperlink"/>
@@ -2079,7 +2059,7 @@
                 <w:sz w:val="28"/>
                 <w:szCs w:val="28"/>
               </w:rPr>
-              <w:instrText xml:space="preserve"> PAGEREF _Toc236662574 \h </w:instrText>
+              <w:instrText xml:space="preserve"> PAGEREF _Toc243490588 \h </w:instrText>
             </w:r>
             <w:r>
               <w:rPr>
@@ -2139,7 +2119,7 @@
               <w14:ligatures w14:val="standardContextual"/>
             </w:rPr>
           </w:pPr>
-          <w:hyperlink w:anchor="_Toc236662575" w:history="1">
+          <w:hyperlink w:anchor="_Toc243490589" w:history="1">
             <w:r>
               <w:rPr>
                 <w:rStyle w:val="Hyperlink"/>
@@ -2200,7 +2180,7 @@
                 <w:sz w:val="28"/>
                 <w:szCs w:val="28"/>
               </w:rPr>
-              <w:instrText xml:space="preserve"> PAGEREF _Toc236662575 \h </w:instrText>
+              <w:instrText xml:space="preserve"> PAGEREF _Toc243490589 \h </w:instrText>
             </w:r>
             <w:r>
               <w:rPr>
@@ -2260,7 +2240,7 @@
               <w14:ligatures w14:val="standardContextual"/>
             </w:rPr>
           </w:pPr>
-          <w:hyperlink w:anchor="_Toc236662576" w:history="1">
+          <w:hyperlink w:anchor="_Toc243490590" w:history="1">
             <w:r>
               <w:rPr>
                 <w:rStyle w:val="Hyperlink"/>
@@ -2321,7 +2301,7 @@
                 <w:sz w:val="28"/>
                 <w:szCs w:val="28"/>
               </w:rPr>
-              <w:instrText xml:space="preserve"> PAGEREF _Toc236662576 \h </w:instrText>
+              <w:instrText xml:space="preserve"> PAGEREF _Toc243490590 \h </w:instrText>
             </w:r>
             <w:r>
               <w:rPr>
@@ -2381,7 +2361,7 @@
               <w14:ligatures w14:val="standardContextual"/>
             </w:rPr>
           </w:pPr>
-          <w:hyperlink w:anchor="_Toc236662577" w:history="1">
+          <w:hyperlink w:anchor="_Toc243490591" w:history="1">
             <w:r>
               <w:rPr>
                 <w:rStyle w:val="Hyperlink"/>
@@ -2442,7 +2422,7 @@
                 <w:sz w:val="28"/>
                 <w:szCs w:val="28"/>
               </w:rPr>
-              <w:instrText xml:space="preserve"> PAGEREF _Toc236662577 \h </w:instrText>
+              <w:instrText xml:space="preserve"> PAGEREF _Toc243490591 \h </w:instrText>
             </w:r>
             <w:r>
               <w:rPr>
@@ -2488,10 +2468,6 @@
         <w:p>
           <w:pPr>
             <w:pStyle w:val="TOC1"/>
-            <w:tabs>
-              <w:tab w:val="left" w:pos="440"/>
-              <w:tab w:val="right" w:leader="dot" w:pos="9016"/>
-            </w:tabs>
             <w:rPr>
               <w:rFonts w:ascii="Times New Roman" w:hAnsi="Times New Roman"/>
               <w:noProof/>
@@ -2502,7 +2478,7 @@
               <w14:ligatures w14:val="standardContextual"/>
             </w:rPr>
           </w:pPr>
-          <w:hyperlink w:anchor="_Toc236662578" w:history="1">
+          <w:hyperlink w:anchor="_Toc243490592" w:history="1">
             <w:r>
               <w:rPr>
                 <w:rStyle w:val="Hyperlink"/>
@@ -2563,7 +2539,7 @@
                 <w:sz w:val="28"/>
                 <w:szCs w:val="28"/>
               </w:rPr>
-              <w:instrText xml:space="preserve"> PAGEREF _Toc236662578 \h </w:instrText>
+              <w:instrText xml:space="preserve"> PAGEREF _Toc243490592 \h </w:instrText>
             </w:r>
             <w:r>
               <w:rPr>
@@ -2623,7 +2599,7 @@
               <w14:ligatures w14:val="standardContextual"/>
             </w:rPr>
           </w:pPr>
-          <w:hyperlink w:anchor="_Toc236662579" w:history="1">
+          <w:hyperlink w:anchor="_Toc243490593" w:history="1">
             <w:r>
               <w:rPr>
                 <w:rStyle w:val="Hyperlink"/>
@@ -2684,7 +2660,7 @@
                 <w:sz w:val="28"/>
                 <w:szCs w:val="28"/>
               </w:rPr>
-              <w:instrText xml:space="preserve"> PAGEREF _Toc236662579 \h </w:instrText>
+              <w:instrText xml:space="preserve"> PAGEREF _Toc243490593 \h </w:instrText>
             </w:r>
             <w:r>
               <w:rPr>
@@ -2744,7 +2720,7 @@
               <w14:ligatures w14:val="standardContextual"/>
             </w:rPr>
           </w:pPr>
-          <w:hyperlink w:anchor="_Toc236662580" w:history="1">
+          <w:hyperlink w:anchor="_Toc243490594" w:history="1">
             <w:r>
               <w:rPr>
                 <w:rStyle w:val="Hyperlink"/>
@@ -2817,7 +2793,7 @@
                 <w:sz w:val="28"/>
                 <w:szCs w:val="28"/>
               </w:rPr>
-              <w:instrText xml:space="preserve"> PAGEREF _Toc236662580 \h </w:instrText>
+              <w:instrText xml:space="preserve"> PAGEREF _Toc243490594 \h </w:instrText>
             </w:r>
             <w:r>
               <w:rPr>
@@ -2877,7 +2853,7 @@
               <w14:ligatures w14:val="standardContextual"/>
             </w:rPr>
           </w:pPr>
-          <w:hyperlink w:anchor="_Toc236662581" w:history="1">
+          <w:hyperlink w:anchor="_Toc243490595" w:history="1">
             <w:r>
               <w:rPr>
                 <w:rStyle w:val="Hyperlink"/>
@@ -2938,7 +2914,7 @@
                 <w:sz w:val="28"/>
                 <w:szCs w:val="28"/>
               </w:rPr>
-              <w:instrText xml:space="preserve"> PAGEREF _Toc236662581 \h </w:instrText>
+              <w:instrText xml:space="preserve"> PAGEREF _Toc243490595 \h </w:instrText>
             </w:r>
             <w:r>
               <w:rPr>
@@ -2983,6 +2959,487 @@
         </w:p>
         <w:p>
           <w:pPr>
+            <w:pStyle w:val="TOC1"/>
+            <w:rPr>
+              <w:rFonts w:ascii="Times New Roman" w:hAnsi="Times New Roman"/>
+              <w:noProof/>
+              <w:kern w:val="2"/>
+              <w:sz w:val="28"/>
+              <w:szCs w:val="28"/>
+              <w:lang w:val="en-GB" w:eastAsia="en-GB"/>
+              <w14:ligatures w14:val="standardContextual"/>
+            </w:rPr>
+          </w:pPr>
+          <w:hyperlink w:anchor="_Toc243490596" w:history="1">
+            <w:r>
+              <w:rPr>
+                <w:rStyle w:val="Hyperlink"/>
+                <w:rFonts w:ascii="Times New Roman" w:hAnsi="Times New Roman"/>
+                <w:noProof/>
+                <w:sz w:val="28"/>
+                <w:szCs w:val="28"/>
+              </w:rPr>
+              <w:t>7.</w:t>
+            </w:r>
+            <w:r>
+              <w:rPr>
+                <w:rFonts w:ascii="Times New Roman" w:hAnsi="Times New Roman"/>
+                <w:noProof/>
+                <w:kern w:val="2"/>
+                <w:sz w:val="28"/>
+                <w:szCs w:val="28"/>
+                <w:lang w:val="en-GB" w:eastAsia="en-GB"/>
+                <w14:ligatures w14:val="standardContextual"/>
+              </w:rPr>
+              <w:tab/>
+            </w:r>
+            <w:r>
+              <w:rPr>
+                <w:rStyle w:val="Hyperlink"/>
+                <w:rFonts w:ascii="Times New Roman" w:hAnsi="Times New Roman"/>
+                <w:noProof/>
+                <w:sz w:val="28"/>
+                <w:szCs w:val="28"/>
+              </w:rPr>
+              <w:t>Phụ lục hợp đồng</w:t>
+            </w:r>
+            <w:r>
+              <w:rPr>
+                <w:rFonts w:ascii="Times New Roman" w:hAnsi="Times New Roman"/>
+                <w:noProof/>
+                <w:webHidden/>
+                <w:sz w:val="28"/>
+                <w:szCs w:val="28"/>
+              </w:rPr>
+              <w:tab/>
+            </w:r>
+            <w:r>
+              <w:rPr>
+                <w:rFonts w:ascii="Times New Roman" w:hAnsi="Times New Roman"/>
+                <w:noProof/>
+                <w:webHidden/>
+                <w:sz w:val="28"/>
+                <w:szCs w:val="28"/>
+              </w:rPr>
+              <w:fldChar w:fldCharType="begin"/>
+            </w:r>
+            <w:r>
+              <w:rPr>
+                <w:rFonts w:ascii="Times New Roman" w:hAnsi="Times New Roman"/>
+                <w:noProof/>
+                <w:webHidden/>
+                <w:sz w:val="28"/>
+                <w:szCs w:val="28"/>
+              </w:rPr>
+              <w:instrText xml:space="preserve"> PAGEREF _Toc243490596 \h </w:instrText>
+            </w:r>
+            <w:r>
+              <w:rPr>
+                <w:rFonts w:ascii="Times New Roman" w:hAnsi="Times New Roman"/>
+                <w:noProof/>
+                <w:webHidden/>
+                <w:sz w:val="28"/>
+                <w:szCs w:val="28"/>
+              </w:rPr>
+            </w:r>
+            <w:r>
+              <w:rPr>
+                <w:rFonts w:ascii="Times New Roman" w:hAnsi="Times New Roman"/>
+                <w:noProof/>
+                <w:webHidden/>
+                <w:sz w:val="28"/>
+                <w:szCs w:val="28"/>
+              </w:rPr>
+              <w:fldChar w:fldCharType="separate"/>
+            </w:r>
+            <w:r>
+              <w:rPr>
+                <w:rFonts w:ascii="Times New Roman" w:hAnsi="Times New Roman"/>
+                <w:noProof/>
+                <w:webHidden/>
+                <w:sz w:val="28"/>
+                <w:szCs w:val="28"/>
+              </w:rPr>
+              <w:t>10</w:t>
+            </w:r>
+            <w:r>
+              <w:rPr>
+                <w:rFonts w:ascii="Times New Roman" w:hAnsi="Times New Roman"/>
+                <w:noProof/>
+                <w:webHidden/>
+                <w:sz w:val="28"/>
+                <w:szCs w:val="28"/>
+              </w:rPr>
+              <w:fldChar w:fldCharType="end"/>
+            </w:r>
+          </w:hyperlink>
+        </w:p>
+        <w:p>
+          <w:pPr>
+            <w:pStyle w:val="TOC2"/>
+            <w:tabs>
+              <w:tab w:val="left" w:pos="720"/>
+              <w:tab w:val="right" w:leader="dot" w:pos="9016"/>
+            </w:tabs>
+            <w:rPr>
+              <w:rFonts w:ascii="Times New Roman" w:hAnsi="Times New Roman"/>
+              <w:noProof/>
+              <w:kern w:val="2"/>
+              <w:sz w:val="28"/>
+              <w:szCs w:val="28"/>
+              <w:lang w:val="en-GB" w:eastAsia="en-GB"/>
+              <w14:ligatures w14:val="standardContextual"/>
+            </w:rPr>
+          </w:pPr>
+          <w:hyperlink w:anchor="_Toc243490597" w:history="1">
+            <w:r>
+              <w:rPr>
+                <w:rStyle w:val="Hyperlink"/>
+                <w:rFonts w:ascii="Times New Roman" w:hAnsi="Times New Roman"/>
+                <w:noProof/>
+                <w:sz w:val="28"/>
+                <w:szCs w:val="28"/>
+              </w:rPr>
+              <w:t>a.</w:t>
+            </w:r>
+            <w:r>
+              <w:rPr>
+                <w:rFonts w:ascii="Times New Roman" w:hAnsi="Times New Roman"/>
+                <w:noProof/>
+                <w:kern w:val="2"/>
+                <w:sz w:val="28"/>
+                <w:szCs w:val="28"/>
+                <w:lang w:val="en-GB" w:eastAsia="en-GB"/>
+                <w14:ligatures w14:val="standardContextual"/>
+              </w:rPr>
+              <w:tab/>
+            </w:r>
+            <w:r>
+              <w:rPr>
+                <w:rStyle w:val="Hyperlink"/>
+                <w:rFonts w:ascii="Times New Roman" w:hAnsi="Times New Roman"/>
+                <w:noProof/>
+                <w:sz w:val="28"/>
+                <w:szCs w:val="28"/>
+              </w:rPr>
+              <w:t>Mục đích</w:t>
+            </w:r>
+            <w:r>
+              <w:rPr>
+                <w:rFonts w:ascii="Times New Roman" w:hAnsi="Times New Roman"/>
+                <w:noProof/>
+                <w:webHidden/>
+                <w:sz w:val="28"/>
+                <w:szCs w:val="28"/>
+              </w:rPr>
+              <w:tab/>
+            </w:r>
+            <w:r>
+              <w:rPr>
+                <w:rFonts w:ascii="Times New Roman" w:hAnsi="Times New Roman"/>
+                <w:noProof/>
+                <w:webHidden/>
+                <w:sz w:val="28"/>
+                <w:szCs w:val="28"/>
+              </w:rPr>
+              <w:fldChar w:fldCharType="begin"/>
+            </w:r>
+            <w:r>
+              <w:rPr>
+                <w:rFonts w:ascii="Times New Roman" w:hAnsi="Times New Roman"/>
+                <w:noProof/>
+                <w:webHidden/>
+                <w:sz w:val="28"/>
+                <w:szCs w:val="28"/>
+              </w:rPr>
+              <w:instrText xml:space="preserve"> PAGEREF _Toc243490597 \h </w:instrText>
+            </w:r>
+            <w:r>
+              <w:rPr>
+                <w:rFonts w:ascii="Times New Roman" w:hAnsi="Times New Roman"/>
+                <w:noProof/>
+                <w:webHidden/>
+                <w:sz w:val="28"/>
+                <w:szCs w:val="28"/>
+              </w:rPr>
+            </w:r>
+            <w:r>
+              <w:rPr>
+                <w:rFonts w:ascii="Times New Roman" w:hAnsi="Times New Roman"/>
+                <w:noProof/>
+                <w:webHidden/>
+                <w:sz w:val="28"/>
+                <w:szCs w:val="28"/>
+              </w:rPr>
+              <w:fldChar w:fldCharType="separate"/>
+            </w:r>
+            <w:r>
+              <w:rPr>
+                <w:rFonts w:ascii="Times New Roman" w:hAnsi="Times New Roman"/>
+                <w:noProof/>
+                <w:webHidden/>
+                <w:sz w:val="28"/>
+                <w:szCs w:val="28"/>
+              </w:rPr>
+              <w:t>10</w:t>
+            </w:r>
+            <w:r>
+              <w:rPr>
+                <w:rFonts w:ascii="Times New Roman" w:hAnsi="Times New Roman"/>
+                <w:noProof/>
+                <w:webHidden/>
+                <w:sz w:val="28"/>
+                <w:szCs w:val="28"/>
+              </w:rPr>
+              <w:fldChar w:fldCharType="end"/>
+            </w:r>
+          </w:hyperlink>
+        </w:p>
+        <w:p>
+          <w:pPr>
+            <w:pStyle w:val="TOC2"/>
+            <w:tabs>
+              <w:tab w:val="left" w:pos="720"/>
+              <w:tab w:val="right" w:leader="dot" w:pos="9016"/>
+            </w:tabs>
+            <w:rPr>
+              <w:rFonts w:ascii="Times New Roman" w:hAnsi="Times New Roman"/>
+              <w:noProof/>
+              <w:kern w:val="2"/>
+              <w:sz w:val="28"/>
+              <w:szCs w:val="28"/>
+              <w:lang w:val="en-GB" w:eastAsia="en-GB"/>
+              <w14:ligatures w14:val="standardContextual"/>
+            </w:rPr>
+          </w:pPr>
+          <w:hyperlink w:anchor="_Toc243490598" w:history="1">
+            <w:r>
+              <w:rPr>
+                <w:rStyle w:val="Hyperlink"/>
+                <w:rFonts w:ascii="Times New Roman" w:hAnsi="Times New Roman"/>
+                <w:noProof/>
+                <w:sz w:val="28"/>
+                <w:szCs w:val="28"/>
+              </w:rPr>
+              <w:t>b.</w:t>
+            </w:r>
+            <w:r>
+              <w:rPr>
+                <w:rFonts w:ascii="Times New Roman" w:hAnsi="Times New Roman"/>
+                <w:noProof/>
+                <w:kern w:val="2"/>
+                <w:sz w:val="28"/>
+                <w:szCs w:val="28"/>
+                <w:lang w:val="en-GB" w:eastAsia="en-GB"/>
+                <w14:ligatures w14:val="standardContextual"/>
+              </w:rPr>
+              <w:tab/>
+            </w:r>
+            <w:r>
+              <w:rPr>
+                <w:rStyle w:val="Hyperlink"/>
+                <w:rFonts w:ascii="Times New Roman" w:hAnsi="Times New Roman"/>
+                <w:noProof/>
+                <w:sz w:val="28"/>
+                <w:szCs w:val="28"/>
+              </w:rPr>
+              <w:t>Đường dẫn: Bán xe\ Hợp đồng – Khách hàng\ Phụ lục hợp đồng.</w:t>
+            </w:r>
+            <w:r>
+              <w:rPr>
+                <w:rFonts w:ascii="Times New Roman" w:hAnsi="Times New Roman"/>
+                <w:noProof/>
+                <w:webHidden/>
+                <w:sz w:val="28"/>
+                <w:szCs w:val="28"/>
+              </w:rPr>
+              <w:tab/>
+            </w:r>
+            <w:r>
+              <w:rPr>
+                <w:rFonts w:ascii="Times New Roman" w:hAnsi="Times New Roman"/>
+                <w:noProof/>
+                <w:webHidden/>
+                <w:sz w:val="28"/>
+                <w:szCs w:val="28"/>
+              </w:rPr>
+              <w:fldChar w:fldCharType="begin"/>
+            </w:r>
+            <w:r>
+              <w:rPr>
+                <w:rFonts w:ascii="Times New Roman" w:hAnsi="Times New Roman"/>
+                <w:noProof/>
+                <w:webHidden/>
+                <w:sz w:val="28"/>
+                <w:szCs w:val="28"/>
+              </w:rPr>
+              <w:instrText xml:space="preserve"> PAGEREF _Toc243490598 \h </w:instrText>
+            </w:r>
+            <w:r>
+              <w:rPr>
+                <w:rFonts w:ascii="Times New Roman" w:hAnsi="Times New Roman"/>
+                <w:noProof/>
+                <w:webHidden/>
+                <w:sz w:val="28"/>
+                <w:szCs w:val="28"/>
+              </w:rPr>
+            </w:r>
+            <w:r>
+              <w:rPr>
+                <w:rFonts w:ascii="Times New Roman" w:hAnsi="Times New Roman"/>
+                <w:noProof/>
+                <w:webHidden/>
+                <w:sz w:val="28"/>
+                <w:szCs w:val="28"/>
+              </w:rPr>
+              <w:fldChar w:fldCharType="separate"/>
+            </w:r>
+            <w:r>
+              <w:rPr>
+                <w:rFonts w:ascii="Times New Roman" w:hAnsi="Times New Roman"/>
+                <w:noProof/>
+                <w:webHidden/>
+                <w:sz w:val="28"/>
+                <w:szCs w:val="28"/>
+              </w:rPr>
+              <w:t>10</w:t>
+            </w:r>
+            <w:r>
+              <w:rPr>
+                <w:rFonts w:ascii="Times New Roman" w:hAnsi="Times New Roman"/>
+                <w:noProof/>
+                <w:webHidden/>
+                <w:sz w:val="28"/>
+                <w:szCs w:val="28"/>
+              </w:rPr>
+              <w:fldChar w:fldCharType="end"/>
+            </w:r>
+          </w:hyperlink>
+        </w:p>
+        <w:p>
+          <w:pPr>
+            <w:pStyle w:val="TOC2"/>
+            <w:tabs>
+              <w:tab w:val="left" w:pos="720"/>
+              <w:tab w:val="right" w:leader="dot" w:pos="9016"/>
+            </w:tabs>
+            <w:rPr>
+              <w:rFonts w:ascii="Times New Roman" w:hAnsi="Times New Roman"/>
+              <w:noProof/>
+              <w:kern w:val="2"/>
+              <w:sz w:val="28"/>
+              <w:szCs w:val="28"/>
+              <w:lang w:val="en-GB" w:eastAsia="en-GB"/>
+              <w14:ligatures w14:val="standardContextual"/>
+            </w:rPr>
+          </w:pPr>
+          <w:hyperlink w:anchor="_Toc243490599" w:history="1">
+            <w:r>
+              <w:rPr>
+                <w:rStyle w:val="Hyperlink"/>
+                <w:rFonts w:ascii="Times New Roman" w:hAnsi="Times New Roman"/>
+                <w:noProof/>
+                <w:sz w:val="28"/>
+                <w:szCs w:val="28"/>
+              </w:rPr>
+              <w:t>c.</w:t>
+            </w:r>
+            <w:r>
+              <w:rPr>
+                <w:rFonts w:ascii="Times New Roman" w:hAnsi="Times New Roman"/>
+                <w:noProof/>
+                <w:kern w:val="2"/>
+                <w:sz w:val="28"/>
+                <w:szCs w:val="28"/>
+                <w:lang w:val="en-GB" w:eastAsia="en-GB"/>
+                <w14:ligatures w14:val="standardContextual"/>
+              </w:rPr>
+              <w:tab/>
+            </w:r>
+            <w:r>
+              <w:rPr>
+                <w:rStyle w:val="Hyperlink"/>
+                <w:rFonts w:ascii="Times New Roman" w:hAnsi="Times New Roman"/>
+                <w:noProof/>
+                <w:sz w:val="28"/>
+                <w:szCs w:val="28"/>
+              </w:rPr>
+              <w:t>Thao tác thực hiện</w:t>
+            </w:r>
+            <w:r>
+              <w:rPr>
+                <w:rFonts w:ascii="Times New Roman" w:hAnsi="Times New Roman"/>
+                <w:noProof/>
+                <w:webHidden/>
+                <w:sz w:val="28"/>
+                <w:szCs w:val="28"/>
+              </w:rPr>
+              <w:tab/>
+            </w:r>
+            <w:r>
+              <w:rPr>
+                <w:rFonts w:ascii="Times New Roman" w:hAnsi="Times New Roman"/>
+                <w:noProof/>
+                <w:webHidden/>
+                <w:sz w:val="28"/>
+                <w:szCs w:val="28"/>
+              </w:rPr>
+              <w:fldChar w:fldCharType="begin"/>
+            </w:r>
+            <w:r>
+              <w:rPr>
+                <w:rFonts w:ascii="Times New Roman" w:hAnsi="Times New Roman"/>
+                <w:noProof/>
+                <w:webHidden/>
+                <w:sz w:val="28"/>
+                <w:szCs w:val="28"/>
+              </w:rPr>
+              <w:instrText xml:space="preserve"> PAGEREF _Toc243490599 \h </w:instrText>
+            </w:r>
+            <w:r>
+              <w:rPr>
+                <w:rFonts w:ascii="Times New Roman" w:hAnsi="Times New Roman"/>
+                <w:noProof/>
+                <w:webHidden/>
+                <w:sz w:val="28"/>
+                <w:szCs w:val="28"/>
+              </w:rPr>
+            </w:r>
+            <w:r>
+              <w:rPr>
+                <w:rFonts w:ascii="Times New Roman" w:hAnsi="Times New Roman"/>
+                <w:noProof/>
+                <w:webHidden/>
+                <w:sz w:val="28"/>
+                <w:szCs w:val="28"/>
+              </w:rPr>
+              <w:fldChar w:fldCharType="separate"/>
+            </w:r>
+            <w:r>
+              <w:rPr>
+                <w:rFonts w:ascii="Times New Roman" w:hAnsi="Times New Roman"/>
+                <w:noProof/>
+                <w:webHidden/>
+                <w:sz w:val="28"/>
+                <w:szCs w:val="28"/>
+              </w:rPr>
+              <w:t>10</w:t>
+            </w:r>
+            <w:r>
+              <w:rPr>
+                <w:rFonts w:ascii="Times New Roman" w:hAnsi="Times New Roman"/>
+                <w:noProof/>
+                <w:webHidden/>
+                <w:sz w:val="28"/>
+                <w:szCs w:val="28"/>
+              </w:rPr>
+              <w:fldChar w:fldCharType="end"/>
+            </w:r>
+          </w:hyperlink>
+        </w:p>
+        <w:p>
+          <w:pPr>
+            <w:jc w:val="center"/>
             <w:rPr>
               <w:rFonts w:ascii="Times New Roman" w:hAnsi="Times New Roman" w:cs="Times New Roman"/>
               <w:sz w:val="28"/>
@@ -2997,6 +3454,7 @@
               <w:sz w:val="28"/>
               <w:szCs w:val="28"/>
             </w:rPr>
+            <w:lastRenderedPageBreak/>
             <w:fldChar w:fldCharType="end"/>
           </w:r>
         </w:p>
@@ -3004,6 +3462,7 @@
     </w:sdt>
     <w:p>
       <w:pPr>
+        <w:jc w:val="center"/>
         <w:rPr>
           <w:rFonts w:ascii="Times New Roman" w:eastAsiaTheme="majorEastAsia" w:hAnsi="Times New Roman" w:cs="Times New Roman"/>
           <w:spacing w:val="-10"/>
@@ -3015,24 +3474,12 @@
       <w:r>
         <w:rPr>
           <w:rFonts w:ascii="Times New Roman" w:hAnsi="Times New Roman" w:cs="Times New Roman"/>
-          <w:sz w:val="28"/>
-          <w:szCs w:val="28"/>
-        </w:rPr>
-        <w:br w:type="page"/>
-      </w:r>
-    </w:p>
-    <w:p>
-      <w:pPr>
-        <w:pStyle w:val="Title"/>
-        <w:jc w:val="center"/>
-        <w:rPr>
-          <w:rFonts w:ascii="Times New Roman" w:hAnsi="Times New Roman" w:cs="Times New Roman"/>
           <w:b/>
           <w:sz w:val="36"/>
           <w:szCs w:val="28"/>
-          <w:lang w:val="en-US"/>
-        </w:rPr>
-      </w:pPr>
+        </w:rPr>
+        <w:t xml:space="preserve">TVBH – </w:t>
+      </w:r>
       <w:r>
         <w:rPr>
           <w:rFonts w:ascii="Times New Roman" w:hAnsi="Times New Roman" w:cs="Times New Roman"/>
@@ -3040,17 +3487,6 @@
           <w:sz w:val="36"/>
           <w:szCs w:val="28"/>
         </w:rPr>
-        <w:lastRenderedPageBreak/>
-        <w:t xml:space="preserve">TVBH – </w:t>
-      </w:r>
-      <w:r>
-        <w:rPr>
-          <w:rFonts w:ascii="Times New Roman" w:hAnsi="Times New Roman" w:cs="Times New Roman"/>
-          <w:b/>
-          <w:sz w:val="36"/>
-          <w:szCs w:val="28"/>
-          <w:lang w:val="en-US"/>
-        </w:rPr>
         <w:t>QUY TRÌNH BÁN HÀNG</w:t>
       </w:r>
     </w:p>
@@ -3058,7 +3494,7 @@
       <w:pPr>
         <w:pStyle w:val="Heading1"/>
       </w:pPr>
-      <w:bookmarkStart w:id="1" w:name="_Toc236662558"/>
+      <w:bookmarkStart w:id="1" w:name="_Toc243490572"/>
       <w:r>
         <w:t>Quản lý khách hàng tiềm năng</w:t>
       </w:r>
@@ -3070,7 +3506,7 @@
         <w:pStyle w:val="Heading2"/>
       </w:pPr>
       <w:bookmarkStart w:id="2" w:name="_Toc236661310"/>
-      <w:bookmarkStart w:id="3" w:name="_Toc236662559"/>
+      <w:bookmarkStart w:id="3" w:name="_Toc243490573"/>
       <w:r>
         <w:t>Mục đích</w:t>
       </w:r>
@@ -3200,7 +3636,7 @@
         <w:pStyle w:val="Heading2"/>
       </w:pPr>
       <w:bookmarkStart w:id="4" w:name="_Toc236661311"/>
-      <w:bookmarkStart w:id="5" w:name="_Toc236662560"/>
+      <w:bookmarkStart w:id="5" w:name="_Toc243490574"/>
       <w:r>
         <w:t>Đường dẫn</w:t>
       </w:r>
@@ -3293,7 +3729,7 @@
         <w:pStyle w:val="Heading2"/>
       </w:pPr>
       <w:bookmarkStart w:id="6" w:name="_Toc236661312"/>
-      <w:bookmarkStart w:id="7" w:name="_Toc236662561"/>
+      <w:bookmarkStart w:id="7" w:name="_Toc243490575"/>
       <w:r>
         <w:lastRenderedPageBreak/>
         <w:t>Thao tác thực hiện</w:t>
@@ -3915,7 +4351,7 @@
         <w:pStyle w:val="Heading1"/>
       </w:pPr>
       <w:bookmarkStart w:id="8" w:name="_Toc236661313"/>
-      <w:bookmarkStart w:id="9" w:name="_Toc236662562"/>
+      <w:bookmarkStart w:id="9" w:name="_Toc243490576"/>
       <w:r>
         <w:t>Lập điều kiện hợp đồng</w:t>
       </w:r>
@@ -3931,7 +4367,7 @@
         </w:numPr>
       </w:pPr>
       <w:bookmarkStart w:id="10" w:name="_Toc236661314"/>
-      <w:bookmarkStart w:id="11" w:name="_Toc236662563"/>
+      <w:bookmarkStart w:id="11" w:name="_Toc243490577"/>
       <w:r>
         <w:t>Mục đích</w:t>
       </w:r>
@@ -4031,7 +4467,7 @@
         <w:pStyle w:val="Heading2"/>
       </w:pPr>
       <w:bookmarkStart w:id="12" w:name="_Toc236661315"/>
-      <w:bookmarkStart w:id="13" w:name="_Toc236662564"/>
+      <w:bookmarkStart w:id="13" w:name="_Toc243490578"/>
       <w:r>
         <w:t>Đường dẫn</w:t>
       </w:r>
@@ -4116,7 +4552,7 @@
         <w:pStyle w:val="Heading2"/>
       </w:pPr>
       <w:bookmarkStart w:id="14" w:name="_Toc236661316"/>
-      <w:bookmarkStart w:id="15" w:name="_Toc236662565"/>
+      <w:bookmarkStart w:id="15" w:name="_Toc243490579"/>
       <w:r>
         <w:lastRenderedPageBreak/>
         <w:t>Thao tác thực hiện</w:t>
@@ -4889,7 +5325,7 @@
         <w:pStyle w:val="Heading1"/>
       </w:pPr>
       <w:bookmarkStart w:id="16" w:name="_Toc236661317"/>
-      <w:bookmarkStart w:id="17" w:name="_Toc236662566"/>
+      <w:bookmarkStart w:id="17" w:name="_Toc243490580"/>
       <w:r>
         <w:t>Phụ kiện, bảo hiểm, chi phí kèm theo xe</w:t>
       </w:r>
@@ -4908,7 +5344,7 @@
         </w:rPr>
       </w:pPr>
       <w:bookmarkStart w:id="18" w:name="_Toc236661318"/>
-      <w:bookmarkStart w:id="19" w:name="_Toc236662567"/>
+      <w:bookmarkStart w:id="19" w:name="_Toc243490581"/>
       <w:r>
         <w:t>Mục đích</w:t>
       </w:r>
@@ -4995,7 +5431,7 @@
         </w:rPr>
       </w:pPr>
       <w:bookmarkStart w:id="20" w:name="_Toc236661319"/>
-      <w:bookmarkStart w:id="21" w:name="_Toc236662568"/>
+      <w:bookmarkStart w:id="21" w:name="_Toc243490582"/>
       <w:r>
         <w:t>Đường dẫn</w:t>
       </w:r>
@@ -5073,7 +5509,7 @@
         </w:rPr>
       </w:pPr>
       <w:bookmarkStart w:id="22" w:name="_Toc236661320"/>
-      <w:bookmarkStart w:id="23" w:name="_Toc236662569"/>
+      <w:bookmarkStart w:id="23" w:name="_Toc243490583"/>
       <w:r>
         <w:t>Thao tác thực hiện</w:t>
       </w:r>
@@ -5535,7 +5971,7 @@
           <w:lang w:val="en-US"/>
         </w:rPr>
       </w:pPr>
-      <w:bookmarkStart w:id="25" w:name="_Toc236662570"/>
+      <w:bookmarkStart w:id="25" w:name="_Toc243490584"/>
       <w:r>
         <w:lastRenderedPageBreak/>
         <w:t>Đề nghị xuất hóa đơn</w:t>
@@ -5555,7 +5991,7 @@
         </w:rPr>
       </w:pPr>
       <w:bookmarkStart w:id="26" w:name="_Toc236661322"/>
-      <w:bookmarkStart w:id="27" w:name="_Toc236662571"/>
+      <w:bookmarkStart w:id="27" w:name="_Toc243490585"/>
       <w:r>
         <w:t>Mục đích</w:t>
       </w:r>
@@ -5642,7 +6078,7 @@
         </w:rPr>
       </w:pPr>
       <w:bookmarkStart w:id="28" w:name="_Toc236661323"/>
-      <w:bookmarkStart w:id="29" w:name="_Toc236662572"/>
+      <w:bookmarkStart w:id="29" w:name="_Toc243490586"/>
       <w:r>
         <w:t>Đường dẫn</w:t>
       </w:r>
@@ -5716,7 +6152,7 @@
         </w:rPr>
       </w:pPr>
       <w:bookmarkStart w:id="30" w:name="_Toc236661324"/>
-      <w:bookmarkStart w:id="31" w:name="_Toc236662573"/>
+      <w:bookmarkStart w:id="31" w:name="_Toc243490587"/>
       <w:r>
         <w:t>Thao tác thực hiện</w:t>
       </w:r>
@@ -6110,7 +6546,7 @@
       <w:pPr>
         <w:pStyle w:val="Heading1"/>
       </w:pPr>
-      <w:bookmarkStart w:id="33" w:name="_Toc236662574"/>
+      <w:bookmarkStart w:id="33" w:name="_Toc243490588"/>
       <w:r>
         <w:lastRenderedPageBreak/>
         <w:t>Đề nghị giao xe</w:t>
@@ -6130,7 +6566,7 @@
         </w:rPr>
       </w:pPr>
       <w:bookmarkStart w:id="34" w:name="_Toc236661326"/>
-      <w:bookmarkStart w:id="35" w:name="_Toc236662575"/>
+      <w:bookmarkStart w:id="35" w:name="_Toc243490589"/>
       <w:r>
         <w:t>Mục đích</w:t>
       </w:r>
@@ -6193,7 +6629,7 @@
         </w:rPr>
       </w:pPr>
       <w:bookmarkStart w:id="36" w:name="_Toc236661327"/>
-      <w:bookmarkStart w:id="37" w:name="_Toc236662576"/>
+      <w:bookmarkStart w:id="37" w:name="_Toc243490590"/>
       <w:r>
         <w:t>Đường dẫn</w:t>
       </w:r>
@@ -6267,7 +6703,7 @@
         </w:rPr>
       </w:pPr>
       <w:bookmarkStart w:id="38" w:name="_Toc236661328"/>
-      <w:bookmarkStart w:id="39" w:name="_Toc236662577"/>
+      <w:bookmarkStart w:id="39" w:name="_Toc243490591"/>
       <w:r>
         <w:t>Thao tác thực hiện</w:t>
       </w:r>
@@ -6655,7 +7091,7 @@
         <w:pStyle w:val="Heading1"/>
       </w:pPr>
       <w:bookmarkStart w:id="40" w:name="_Toc236661329"/>
-      <w:bookmarkStart w:id="41" w:name="_Toc236662578"/>
+      <w:bookmarkStart w:id="41" w:name="_Toc243490592"/>
       <w:r>
         <w:lastRenderedPageBreak/>
         <w:t>Biên bản bàn giao xe</w:t>
@@ -6675,7 +7111,7 @@
         </w:rPr>
       </w:pPr>
       <w:bookmarkStart w:id="42" w:name="_Toc236661330"/>
-      <w:bookmarkStart w:id="43" w:name="_Toc236662579"/>
+      <w:bookmarkStart w:id="43" w:name="_Toc243490593"/>
       <w:r>
         <w:t>Mục đích</w:t>
       </w:r>
@@ -6738,7 +7174,7 @@
         </w:rPr>
       </w:pPr>
       <w:bookmarkStart w:id="44" w:name="_Toc236661331"/>
-      <w:bookmarkStart w:id="45" w:name="_Toc236662580"/>
+      <w:bookmarkStart w:id="45" w:name="_Toc243490594"/>
       <w:r>
         <w:t>Đường dẫn</w:t>
       </w:r>
@@ -6812,7 +7248,7 @@
         </w:rPr>
       </w:pPr>
       <w:bookmarkStart w:id="46" w:name="_Toc236661332"/>
-      <w:bookmarkStart w:id="47" w:name="_Toc236662581"/>
+      <w:bookmarkStart w:id="47" w:name="_Toc243490595"/>
       <w:r>
         <w:t>Thao tác thực hiện</w:t>
       </w:r>
@@ -7116,6 +7552,7 @@
           <w:lang w:val="en-US"/>
         </w:rPr>
       </w:pPr>
+      <w:bookmarkStart w:id="48" w:name="_Toc243490596"/>
       <w:r>
         <w:rPr>
           <w:lang w:val="en-US"/>
@@ -7123,24 +7560,27 @@
         <w:lastRenderedPageBreak/>
         <w:t>Phụ lục hợp đồng</w:t>
       </w:r>
+      <w:bookmarkEnd w:id="48"/>
     </w:p>
     <w:p>
       <w:pPr>
         <w:pStyle w:val="Heading2"/>
         <w:numPr>
           <w:ilvl w:val="0"/>
-          <w:numId w:val="10"/>
+          <w:numId w:val="13"/>
         </w:numPr>
         <w:rPr>
           <w:lang w:val="en-US"/>
         </w:rPr>
       </w:pPr>
+      <w:bookmarkStart w:id="49" w:name="_Toc243490597"/>
       <w:r>
         <w:rPr>
           <w:lang w:val="en-US"/>
         </w:rPr>
         <w:t>Mục đích</w:t>
       </w:r>
+      <w:bookmarkEnd w:id="49"/>
     </w:p>
     <w:p>
       <w:pPr>
@@ -7186,17 +7626,32 @@
     </w:p>
     <w:p>
       <w:pPr>
-        <w:pStyle w:val="Heading2"/>
-        <w:rPr>
-          <w:lang w:val="en-US"/>
-        </w:rPr>
-      </w:pPr>
-      <w:r>
-        <w:rPr>
-          <w:lang w:val="en-US"/>
+        <w:pStyle w:val="ListParagraph"/>
+        <w:numPr>
+          <w:ilvl w:val="0"/>
+          <w:numId w:val="13"/>
+        </w:numPr>
+        <w:rPr>
+          <w:rStyle w:val="Heading2Char"/>
+          <w:lang w:val="en-US"/>
+        </w:rPr>
+      </w:pPr>
+      <w:bookmarkStart w:id="50" w:name="_Toc243490598"/>
+      <w:r>
+        <w:rPr>
+          <w:rStyle w:val="Heading2Char"/>
         </w:rPr>
         <w:t>Đường dẫn: Bán xe\ Hợp đồng – Khách hàng\ Phụ lục hợp đồng.</w:t>
       </w:r>
+      <w:bookmarkEnd w:id="50"/>
+    </w:p>
+    <w:p>
+      <w:pPr>
+        <w:ind w:left="360"/>
+        <w:rPr>
+          <w:lang w:val="en-US"/>
+        </w:rPr>
+      </w:pPr>
       <w:r>
         <w:rPr>
           <w:lang w:val="en-US"/>
@@ -7241,16 +7696,22 @@
     <w:p>
       <w:pPr>
         <w:pStyle w:val="Heading2"/>
-        <w:rPr>
-          <w:lang w:val="en-US"/>
-        </w:rPr>
-      </w:pPr>
+        <w:numPr>
+          <w:ilvl w:val="0"/>
+          <w:numId w:val="13"/>
+        </w:numPr>
+        <w:rPr>
+          <w:lang w:val="en-US"/>
+        </w:rPr>
+      </w:pPr>
+      <w:bookmarkStart w:id="51" w:name="_Toc243490599"/>
       <w:r>
         <w:rPr>
           <w:lang w:val="en-US"/>
         </w:rPr>
         <w:t>Thao tác thực hiện</w:t>
       </w:r>
+      <w:bookmarkEnd w:id="51"/>
     </w:p>
     <w:p>
       <w:pPr>
@@ -8134,6 +8595,178 @@
       </w:pPr>
     </w:lvl>
     <w:lvl w:ilvl="8" w:tplc="0809001B" w:tentative="1">
+      <w:start w:val="1"/>
+      <w:numFmt w:val="lowerRoman"/>
+      <w:lvlText w:val="%9."/>
+      <w:lvlJc w:val="right"/>
+      <w:pPr>
+        <w:ind w:left="6480" w:hanging="180"/>
+      </w:pPr>
+    </w:lvl>
+  </w:abstractNum>
+  <w:abstractNum w:abstractNumId="4" w15:restartNumberingAfterBreak="0">
+    <w:nsid w:val="5C2D038D"/>
+    <w:multiLevelType w:val="hybridMultilevel"/>
+    <w:tmpl w:val="C1F8E1A4"/>
+    <w:lvl w:ilvl="0" w:tplc="08090019">
+      <w:start w:val="1"/>
+      <w:numFmt w:val="lowerLetter"/>
+      <w:lvlText w:val="%1."/>
+      <w:lvlJc w:val="left"/>
+      <w:pPr>
+        <w:ind w:left="720" w:hanging="360"/>
+      </w:pPr>
+    </w:lvl>
+    <w:lvl w:ilvl="1" w:tplc="08090019" w:tentative="1">
+      <w:start w:val="1"/>
+      <w:numFmt w:val="lowerLetter"/>
+      <w:lvlText w:val="%2."/>
+      <w:lvlJc w:val="left"/>
+      <w:pPr>
+        <w:ind w:left="1440" w:hanging="360"/>
+      </w:pPr>
+    </w:lvl>
+    <w:lvl w:ilvl="2" w:tplc="0809001B" w:tentative="1">
+      <w:start w:val="1"/>
+      <w:numFmt w:val="lowerRoman"/>
+      <w:lvlText w:val="%3."/>
+      <w:lvlJc w:val="right"/>
+      <w:pPr>
+        <w:ind w:left="2160" w:hanging="180"/>
+      </w:pPr>
+    </w:lvl>
+    <w:lvl w:ilvl="3" w:tplc="0809000F" w:tentative="1">
+      <w:start w:val="1"/>
+      <w:numFmt w:val="decimal"/>
+      <w:lvlText w:val="%4."/>
+      <w:lvlJc w:val="left"/>
+      <w:pPr>
+        <w:ind w:left="2880" w:hanging="360"/>
+      </w:pPr>
+    </w:lvl>
+    <w:lvl w:ilvl="4" w:tplc="08090019" w:tentative="1">
+      <w:start w:val="1"/>
+      <w:numFmt w:val="lowerLetter"/>
+      <w:lvlText w:val="%5."/>
+      <w:lvlJc w:val="left"/>
+      <w:pPr>
+        <w:ind w:left="3600" w:hanging="360"/>
+      </w:pPr>
+    </w:lvl>
+    <w:lvl w:ilvl="5" w:tplc="0809001B" w:tentative="1">
+      <w:start w:val="1"/>
+      <w:numFmt w:val="lowerRoman"/>
+      <w:lvlText w:val="%6."/>
+      <w:lvlJc w:val="right"/>
+      <w:pPr>
+        <w:ind w:left="4320" w:hanging="180"/>
+      </w:pPr>
+    </w:lvl>
+    <w:lvl w:ilvl="6" w:tplc="0809000F" w:tentative="1">
+      <w:start w:val="1"/>
+      <w:numFmt w:val="decimal"/>
+      <w:lvlText w:val="%7."/>
+      <w:lvlJc w:val="left"/>
+      <w:pPr>
+        <w:ind w:left="5040" w:hanging="360"/>
+      </w:pPr>
+    </w:lvl>
+    <w:lvl w:ilvl="7" w:tplc="08090019" w:tentative="1">
+      <w:start w:val="1"/>
+      <w:numFmt w:val="lowerLetter"/>
+      <w:lvlText w:val="%8."/>
+      <w:lvlJc w:val="left"/>
+      <w:pPr>
+        <w:ind w:left="5760" w:hanging="360"/>
+      </w:pPr>
+    </w:lvl>
+    <w:lvl w:ilvl="8" w:tplc="0809001B" w:tentative="1">
+      <w:start w:val="1"/>
+      <w:numFmt w:val="lowerRoman"/>
+      <w:lvlText w:val="%9."/>
+      <w:lvlJc w:val="right"/>
+      <w:pPr>
+        <w:ind w:left="6480" w:hanging="180"/>
+      </w:pPr>
+    </w:lvl>
+  </w:abstractNum>
+  <w:abstractNum w:abstractNumId="5" w15:restartNumberingAfterBreak="0">
+    <w:nsid w:val="60CF3874"/>
+    <w:multiLevelType w:val="hybridMultilevel"/>
+    <w:tmpl w:val="8B62C32E"/>
+    <w:lvl w:ilvl="0" w:tplc="08090019">
+      <w:start w:val="1"/>
+      <w:numFmt w:val="lowerLetter"/>
+      <w:lvlText w:val="%1."/>
+      <w:lvlJc w:val="left"/>
+      <w:pPr>
+        <w:ind w:left="720" w:hanging="360"/>
+      </w:pPr>
+    </w:lvl>
+    <w:lvl w:ilvl="1" w:tplc="FFFFFFFF" w:tentative="1">
+      <w:start w:val="1"/>
+      <w:numFmt w:val="lowerLetter"/>
+      <w:lvlText w:val="%2."/>
+      <w:lvlJc w:val="left"/>
+      <w:pPr>
+        <w:ind w:left="1440" w:hanging="360"/>
+      </w:pPr>
+    </w:lvl>
+    <w:lvl w:ilvl="2" w:tplc="FFFFFFFF" w:tentative="1">
+      <w:start w:val="1"/>
+      <w:numFmt w:val="lowerRoman"/>
+      <w:lvlText w:val="%3."/>
+      <w:lvlJc w:val="right"/>
+      <w:pPr>
+        <w:ind w:left="2160" w:hanging="180"/>
+      </w:pPr>
+    </w:lvl>
+    <w:lvl w:ilvl="3" w:tplc="FFFFFFFF" w:tentative="1">
+      <w:start w:val="1"/>
+      <w:numFmt w:val="decimal"/>
+      <w:lvlText w:val="%4."/>
+      <w:lvlJc w:val="left"/>
+      <w:pPr>
+        <w:ind w:left="2880" w:hanging="360"/>
+      </w:pPr>
+    </w:lvl>
+    <w:lvl w:ilvl="4" w:tplc="FFFFFFFF" w:tentative="1">
+      <w:start w:val="1"/>
+      <w:numFmt w:val="lowerLetter"/>
+      <w:lvlText w:val="%5."/>
+      <w:lvlJc w:val="left"/>
+      <w:pPr>
+        <w:ind w:left="3600" w:hanging="360"/>
+      </w:pPr>
+    </w:lvl>
+    <w:lvl w:ilvl="5" w:tplc="FFFFFFFF" w:tentative="1">
+      <w:start w:val="1"/>
+      <w:numFmt w:val="lowerRoman"/>
+      <w:lvlText w:val="%6."/>
+      <w:lvlJc w:val="right"/>
+      <w:pPr>
+        <w:ind w:left="4320" w:hanging="180"/>
+      </w:pPr>
+    </w:lvl>
+    <w:lvl w:ilvl="6" w:tplc="FFFFFFFF" w:tentative="1">
+      <w:start w:val="1"/>
+      <w:numFmt w:val="decimal"/>
+      <w:lvlText w:val="%7."/>
+      <w:lvlJc w:val="left"/>
+      <w:pPr>
+        <w:ind w:left="5040" w:hanging="360"/>
+      </w:pPr>
+    </w:lvl>
+    <w:lvl w:ilvl="7" w:tplc="FFFFFFFF" w:tentative="1">
+      <w:start w:val="1"/>
+      <w:numFmt w:val="lowerLetter"/>
+      <w:lvlText w:val="%8."/>
+      <w:lvlJc w:val="left"/>
+      <w:pPr>
+        <w:ind w:left="5760" w:hanging="360"/>
+      </w:pPr>
+    </w:lvl>
+    <w:lvl w:ilvl="8" w:tplc="FFFFFFFF" w:tentative="1">
       <w:start w:val="1"/>
       <w:numFmt w:val="lowerRoman"/>
       <w:lvlText w:val="%9."/>
@@ -8190,6 +8823,18 @@
     <w:lvlOverride w:ilvl="0">
       <w:startOverride w:val="1"/>
     </w:lvlOverride>
+  </w:num>
+  <w:num w:numId="11" w16cid:durableId="1977563097">
+    <w:abstractNumId w:val="5"/>
+  </w:num>
+  <w:num w:numId="12" w16cid:durableId="1852375641">
+    <w:abstractNumId w:val="2"/>
+    <w:lvlOverride w:ilvl="0">
+      <w:startOverride w:val="1"/>
+    </w:lvlOverride>
+  </w:num>
+  <w:num w:numId="13" w16cid:durableId="69082589">
+    <w:abstractNumId w:val="4"/>
   </w:num>
 </w:numbering>
 </file>
@@ -8797,8 +9442,12 @@
     <w:autoRedefine/>
     <w:uiPriority w:val="39"/>
     <w:unhideWhenUsed/>
-    <w:rsid w:val="00862774"/>
+    <w:rsid w:val="0040049D"/>
     <w:pPr>
+      <w:tabs>
+        <w:tab w:val="left" w:pos="440"/>
+        <w:tab w:val="right" w:leader="dot" w:pos="9016"/>
+      </w:tabs>
       <w:spacing w:after="100" w:line="259" w:lineRule="auto"/>
     </w:pPr>
     <w:rPr>

--- a/.Document/Tai lieu HDSD/I. BAN HANG/1. HDSD_BanHang_TVBH.docx
+++ b/.Document/Tai lieu HDSD/I. BAN HANG/1. HDSD_BanHang_TVBH.docx
@@ -1,6 +1,6 @@
 
 <file path=word/document.xml><?xml version="1.0" encoding="utf-8"?>
-<w:document xmlns:wpc="http://schemas.microsoft.com/office/word/2010/wordprocessingCanvas" xmlns:cx="http://schemas.microsoft.com/office/drawing/2014/chartex" xmlns:cx1="http://schemas.microsoft.com/office/drawing/2015/9/8/chartex" xmlns:cx2="http://schemas.microsoft.com/office/drawing/2015/10/21/chartex" xmlns:cx3="http://schemas.microsoft.com/office/drawing/2016/5/9/chartex" xmlns:cx4="http://schemas.microsoft.com/office/drawing/2016/5/10/chartex" xmlns:cx5="http://schemas.microsoft.com/office/drawing/2016/5/11/chartex" xmlns:cx6="http://schemas.microsoft.com/office/drawing/2016/5/12/chartex" xmlns:cx7="http://schemas.microsoft.com/office/drawing/2016/5/13/chartex" xmlns:cx8="http://schemas.microsoft.com/office/drawing/2016/5/14/chartex" xmlns:mc="http://schemas.openxmlformats.org/markup-compatibility/2006" xmlns:aink="http://schemas.microsoft.com/office/drawing/2016/ink" xmlns:am3d="http://schemas.microsoft.com/office/drawing/2017/model3d" xmlns:o="urn:schemas-microsoft-com:office:office" xmlns:oel="http://schemas.microsoft.com/office/2019/extlst" xmlns:r="http://schemas.openxmlformats.org/officeDocument/2006/relationships" xmlns:m="http://schemas.openxmlformats.org/officeDocument/2006/math" xmlns:v="urn:schemas-microsoft-com:vml" xmlns:wp14="http://schemas.microsoft.com/office/word/2010/wordprocessingDrawing" xmlns:wp="http://schemas.openxmlformats.org/drawingml/2006/wordprocessingDrawing" xmlns:w10="urn:schemas-microsoft-com:office:word" xmlns:w="http://schemas.openxmlformats.org/wordprocessingml/2006/main" xmlns:w14="http://schemas.microsoft.com/office/word/2010/wordml" xmlns:w15="http://schemas.microsoft.com/office/word/2012/wordml" xmlns:w16cex="http://schemas.microsoft.com/office/word/2018/wordml/cex" xmlns:w16cid="http://schemas.microsoft.com/office/word/2016/wordml/cid" xmlns:w16="http://schemas.microsoft.com/office/word/2018/wordml" xmlns:w16du="http://schemas.microsoft.com/office/word/2023/wordml/word16du" xmlns:w16sdtdh="http://schemas.microsoft.com/office/word/2020/wordml/sdtdatahash" xmlns:w16sdtfl="http://schemas.microsoft.com/office/word/2024/wordml/sdtformatlock" xmlns:w16se="http://schemas.microsoft.com/office/word/2015/wordml/symex" xmlns:wpg="http://schemas.microsoft.com/office/word/2010/wordprocessingGroup" xmlns:wpi="http://schemas.microsoft.com/office/word/2010/wordprocessingInk" xmlns:wne="http://schemas.microsoft.com/office/word/2006/wordml" xmlns:wps="http://schemas.microsoft.com/office/word/2010/wordprocessingShape" mc:Ignorable="w14 w15 w16se w16cid w16 w16cex w16sdtdh w16sdtfl w16du wp14">
+<w:document xmlns:wpc="http://schemas.microsoft.com/office/word/2010/wordprocessingCanvas" xmlns:mc="http://schemas.openxmlformats.org/markup-compatibility/2006" xmlns:o="urn:schemas-microsoft-com:office:office" xmlns:r="http://schemas.openxmlformats.org/officeDocument/2006/relationships" xmlns:m="http://schemas.openxmlformats.org/officeDocument/2006/math" xmlns:v="urn:schemas-microsoft-com:vml" xmlns:wp14="http://schemas.microsoft.com/office/word/2010/wordprocessingDrawing" xmlns:wp="http://schemas.openxmlformats.org/drawingml/2006/wordprocessingDrawing" xmlns:w10="urn:schemas-microsoft-com:office:word" xmlns:w="http://schemas.openxmlformats.org/wordprocessingml/2006/main" xmlns:w14="http://schemas.microsoft.com/office/word/2010/wordml" xmlns:w15="http://schemas.microsoft.com/office/word/2012/wordml" xmlns:wpg="http://schemas.microsoft.com/office/word/2010/wordprocessingGroup" xmlns:wpi="http://schemas.microsoft.com/office/word/2010/wordprocessingInk" xmlns:wne="http://schemas.microsoft.com/office/word/2006/wordml" xmlns:wps="http://schemas.microsoft.com/office/word/2010/wordprocessingShape" mc:Ignorable="w14 w15 wp14">
   <w:body>
     <w:bookmarkStart w:id="0" w:name="_Toc236661309" w:displacedByCustomXml="next"/>
     <w:sdt>
@@ -45,13 +45,9 @@
           <w:pPr>
             <w:pStyle w:val="TOC1"/>
             <w:rPr>
-              <w:rFonts w:ascii="Times New Roman" w:hAnsi="Times New Roman"/>
+              <w:rFonts w:cstheme="minorBidi"/>
               <w:noProof/>
-              <w:kern w:val="2"/>
-              <w:sz w:val="28"/>
-              <w:szCs w:val="28"/>
-              <w:lang w:val="en-GB" w:eastAsia="en-GB"/>
-              <w14:ligatures w14:val="standardContextual"/>
+              <w:lang w:val="en-GB" w:eastAsia="zh-CN"/>
             </w:rPr>
           </w:pPr>
           <w:r>
@@ -78,105 +74,74 @@
             </w:rPr>
             <w:fldChar w:fldCharType="separate"/>
           </w:r>
-          <w:hyperlink w:anchor="_Toc243490572" w:history="1">
+          <w:hyperlink w:anchor="_Toc243549486" w:history="1">
             <w:r>
               <w:rPr>
                 <w:rStyle w:val="Hyperlink"/>
-                <w:rFonts w:ascii="Times New Roman" w:hAnsi="Times New Roman"/>
-                <w:noProof/>
-                <w:sz w:val="28"/>
-                <w:szCs w:val="28"/>
+                <w:noProof/>
               </w:rPr>
               <w:t>1.</w:t>
             </w:r>
             <w:r>
               <w:rPr>
-                <w:rFonts w:ascii="Times New Roman" w:hAnsi="Times New Roman"/>
-                <w:noProof/>
-                <w:kern w:val="2"/>
-                <w:sz w:val="28"/>
-                <w:szCs w:val="28"/>
-                <w:lang w:val="en-GB" w:eastAsia="en-GB"/>
-                <w14:ligatures w14:val="standardContextual"/>
+                <w:rFonts w:cstheme="minorBidi"/>
+                <w:noProof/>
+                <w:lang w:val="en-GB" w:eastAsia="zh-CN"/>
               </w:rPr>
               <w:tab/>
             </w:r>
             <w:r>
               <w:rPr>
                 <w:rStyle w:val="Hyperlink"/>
-                <w:rFonts w:ascii="Times New Roman" w:hAnsi="Times New Roman"/>
-                <w:noProof/>
-                <w:sz w:val="28"/>
-                <w:szCs w:val="28"/>
+                <w:noProof/>
               </w:rPr>
               <w:t>Quản lý khách hàng tiềm năng</w:t>
             </w:r>
             <w:r>
               <w:rPr>
-                <w:rFonts w:ascii="Times New Roman" w:hAnsi="Times New Roman"/>
-                <w:noProof/>
-                <w:webHidden/>
-                <w:sz w:val="28"/>
-                <w:szCs w:val="28"/>
+                <w:noProof/>
+                <w:webHidden/>
               </w:rPr>
               <w:tab/>
             </w:r>
             <w:r>
               <w:rPr>
-                <w:rFonts w:ascii="Times New Roman" w:hAnsi="Times New Roman"/>
-                <w:noProof/>
-                <w:webHidden/>
-                <w:sz w:val="28"/>
-                <w:szCs w:val="28"/>
+                <w:noProof/>
+                <w:webHidden/>
               </w:rPr>
               <w:fldChar w:fldCharType="begin"/>
             </w:r>
             <w:r>
               <w:rPr>
-                <w:rFonts w:ascii="Times New Roman" w:hAnsi="Times New Roman"/>
-                <w:noProof/>
-                <w:webHidden/>
-                <w:sz w:val="28"/>
-                <w:szCs w:val="28"/>
-              </w:rPr>
-              <w:instrText xml:space="preserve"> PAGEREF _Toc243490572 \h </w:instrText>
-            </w:r>
-            <w:r>
-              <w:rPr>
-                <w:rFonts w:ascii="Times New Roman" w:hAnsi="Times New Roman"/>
-                <w:noProof/>
-                <w:webHidden/>
-                <w:sz w:val="28"/>
-                <w:szCs w:val="28"/>
-              </w:rPr>
-            </w:r>
-            <w:r>
-              <w:rPr>
-                <w:rFonts w:ascii="Times New Roman" w:hAnsi="Times New Roman"/>
-                <w:noProof/>
-                <w:webHidden/>
-                <w:sz w:val="28"/>
-                <w:szCs w:val="28"/>
+                <w:noProof/>
+                <w:webHidden/>
+              </w:rPr>
+              <w:instrText xml:space="preserve"> PAGEREF _Toc243549486 \h </w:instrText>
+            </w:r>
+            <w:r>
+              <w:rPr>
+                <w:noProof/>
+                <w:webHidden/>
+              </w:rPr>
+            </w:r>
+            <w:r>
+              <w:rPr>
+                <w:noProof/>
+                <w:webHidden/>
               </w:rPr>
               <w:fldChar w:fldCharType="separate"/>
             </w:r>
             <w:r>
               <w:rPr>
-                <w:rFonts w:ascii="Times New Roman" w:hAnsi="Times New Roman"/>
-                <w:noProof/>
-                <w:webHidden/>
-                <w:sz w:val="28"/>
-                <w:szCs w:val="28"/>
-              </w:rPr>
-              <w:t>2</w:t>
-            </w:r>
-            <w:r>
-              <w:rPr>
-                <w:rFonts w:ascii="Times New Roman" w:hAnsi="Times New Roman"/>
-                <w:noProof/>
-                <w:webHidden/>
-                <w:sz w:val="28"/>
-                <w:szCs w:val="28"/>
+                <w:noProof/>
+                <w:webHidden/>
+              </w:rPr>
+              <w:t>1</w:t>
+            </w:r>
+            <w:r>
+              <w:rPr>
+                <w:noProof/>
+                <w:webHidden/>
               </w:rPr>
               <w:fldChar w:fldCharType="end"/>
             </w:r>
@@ -186,118 +151,83 @@
           <w:pPr>
             <w:pStyle w:val="TOC2"/>
             <w:tabs>
-              <w:tab w:val="left" w:pos="720"/>
+              <w:tab w:val="left" w:pos="660"/>
               <w:tab w:val="right" w:leader="dot" w:pos="9016"/>
             </w:tabs>
             <w:rPr>
-              <w:rFonts w:ascii="Times New Roman" w:hAnsi="Times New Roman"/>
+              <w:rFonts w:cstheme="minorBidi"/>
               <w:noProof/>
-              <w:kern w:val="2"/>
-              <w:sz w:val="28"/>
-              <w:szCs w:val="28"/>
-              <w:lang w:val="en-GB" w:eastAsia="en-GB"/>
-              <w14:ligatures w14:val="standardContextual"/>
+              <w:lang w:val="en-GB" w:eastAsia="zh-CN"/>
             </w:rPr>
           </w:pPr>
-          <w:hyperlink w:anchor="_Toc243490573" w:history="1">
+          <w:hyperlink w:anchor="_Toc243549487" w:history="1">
             <w:r>
               <w:rPr>
                 <w:rStyle w:val="Hyperlink"/>
-                <w:rFonts w:ascii="Times New Roman" w:hAnsi="Times New Roman"/>
-                <w:noProof/>
-                <w:sz w:val="28"/>
-                <w:szCs w:val="28"/>
+                <w:noProof/>
               </w:rPr>
               <w:t>a.</w:t>
             </w:r>
             <w:r>
               <w:rPr>
-                <w:rFonts w:ascii="Times New Roman" w:hAnsi="Times New Roman"/>
-                <w:noProof/>
-                <w:kern w:val="2"/>
-                <w:sz w:val="28"/>
-                <w:szCs w:val="28"/>
-                <w:lang w:val="en-GB" w:eastAsia="en-GB"/>
-                <w14:ligatures w14:val="standardContextual"/>
+                <w:rFonts w:cstheme="minorBidi"/>
+                <w:noProof/>
+                <w:lang w:val="en-GB" w:eastAsia="zh-CN"/>
               </w:rPr>
               <w:tab/>
             </w:r>
             <w:r>
               <w:rPr>
                 <w:rStyle w:val="Hyperlink"/>
-                <w:rFonts w:ascii="Times New Roman" w:hAnsi="Times New Roman"/>
-                <w:noProof/>
-                <w:sz w:val="28"/>
-                <w:szCs w:val="28"/>
+                <w:noProof/>
               </w:rPr>
               <w:t>Mục đích</w:t>
             </w:r>
             <w:r>
               <w:rPr>
-                <w:rFonts w:ascii="Times New Roman" w:hAnsi="Times New Roman"/>
-                <w:noProof/>
-                <w:webHidden/>
-                <w:sz w:val="28"/>
-                <w:szCs w:val="28"/>
+                <w:noProof/>
+                <w:webHidden/>
               </w:rPr>
               <w:tab/>
             </w:r>
             <w:r>
               <w:rPr>
-                <w:rFonts w:ascii="Times New Roman" w:hAnsi="Times New Roman"/>
-                <w:noProof/>
-                <w:webHidden/>
-                <w:sz w:val="28"/>
-                <w:szCs w:val="28"/>
+                <w:noProof/>
+                <w:webHidden/>
               </w:rPr>
               <w:fldChar w:fldCharType="begin"/>
             </w:r>
             <w:r>
               <w:rPr>
-                <w:rFonts w:ascii="Times New Roman" w:hAnsi="Times New Roman"/>
-                <w:noProof/>
-                <w:webHidden/>
-                <w:sz w:val="28"/>
-                <w:szCs w:val="28"/>
-              </w:rPr>
-              <w:instrText xml:space="preserve"> PAGEREF _Toc243490573 \h </w:instrText>
-            </w:r>
-            <w:r>
-              <w:rPr>
-                <w:rFonts w:ascii="Times New Roman" w:hAnsi="Times New Roman"/>
-                <w:noProof/>
-                <w:webHidden/>
-                <w:sz w:val="28"/>
-                <w:szCs w:val="28"/>
-              </w:rPr>
-            </w:r>
-            <w:r>
-              <w:rPr>
-                <w:rFonts w:ascii="Times New Roman" w:hAnsi="Times New Roman"/>
-                <w:noProof/>
-                <w:webHidden/>
-                <w:sz w:val="28"/>
-                <w:szCs w:val="28"/>
+                <w:noProof/>
+                <w:webHidden/>
+              </w:rPr>
+              <w:instrText xml:space="preserve"> PAGEREF _Toc243549487 \h </w:instrText>
+            </w:r>
+            <w:r>
+              <w:rPr>
+                <w:noProof/>
+                <w:webHidden/>
+              </w:rPr>
+            </w:r>
+            <w:r>
+              <w:rPr>
+                <w:noProof/>
+                <w:webHidden/>
               </w:rPr>
               <w:fldChar w:fldCharType="separate"/>
             </w:r>
             <w:r>
               <w:rPr>
-                <w:rFonts w:ascii="Times New Roman" w:hAnsi="Times New Roman"/>
-                <w:noProof/>
-                <w:webHidden/>
-                <w:sz w:val="28"/>
-                <w:szCs w:val="28"/>
-              </w:rPr>
-              <w:t>2</w:t>
-            </w:r>
-            <w:r>
-              <w:rPr>
-                <w:rFonts w:ascii="Times New Roman" w:hAnsi="Times New Roman"/>
-                <w:noProof/>
-                <w:webHidden/>
-                <w:sz w:val="28"/>
-                <w:szCs w:val="28"/>
+                <w:noProof/>
+                <w:webHidden/>
+              </w:rPr>
+              <w:t>1</w:t>
+            </w:r>
+            <w:r>
+              <w:rPr>
+                <w:noProof/>
+                <w:webHidden/>
               </w:rPr>
               <w:fldChar w:fldCharType="end"/>
             </w:r>
@@ -307,118 +237,83 @@
           <w:pPr>
             <w:pStyle w:val="TOC2"/>
             <w:tabs>
-              <w:tab w:val="left" w:pos="720"/>
+              <w:tab w:val="left" w:pos="660"/>
               <w:tab w:val="right" w:leader="dot" w:pos="9016"/>
             </w:tabs>
             <w:rPr>
-              <w:rFonts w:ascii="Times New Roman" w:hAnsi="Times New Roman"/>
+              <w:rFonts w:cstheme="minorBidi"/>
               <w:noProof/>
-              <w:kern w:val="2"/>
-              <w:sz w:val="28"/>
-              <w:szCs w:val="28"/>
-              <w:lang w:val="en-GB" w:eastAsia="en-GB"/>
-              <w14:ligatures w14:val="standardContextual"/>
+              <w:lang w:val="en-GB" w:eastAsia="zh-CN"/>
             </w:rPr>
           </w:pPr>
-          <w:hyperlink w:anchor="_Toc243490574" w:history="1">
+          <w:hyperlink w:anchor="_Toc243549488" w:history="1">
             <w:r>
               <w:rPr>
                 <w:rStyle w:val="Hyperlink"/>
-                <w:rFonts w:ascii="Times New Roman" w:hAnsi="Times New Roman"/>
-                <w:noProof/>
-                <w:sz w:val="28"/>
-                <w:szCs w:val="28"/>
+                <w:noProof/>
               </w:rPr>
               <w:t>b.</w:t>
             </w:r>
             <w:r>
               <w:rPr>
-                <w:rFonts w:ascii="Times New Roman" w:hAnsi="Times New Roman"/>
-                <w:noProof/>
-                <w:kern w:val="2"/>
-                <w:sz w:val="28"/>
-                <w:szCs w:val="28"/>
-                <w:lang w:val="en-GB" w:eastAsia="en-GB"/>
-                <w14:ligatures w14:val="standardContextual"/>
+                <w:rFonts w:cstheme="minorBidi"/>
+                <w:noProof/>
+                <w:lang w:val="en-GB" w:eastAsia="zh-CN"/>
               </w:rPr>
               <w:tab/>
             </w:r>
             <w:r>
               <w:rPr>
                 <w:rStyle w:val="Hyperlink"/>
-                <w:rFonts w:ascii="Times New Roman" w:hAnsi="Times New Roman"/>
-                <w:noProof/>
-                <w:sz w:val="28"/>
-                <w:szCs w:val="28"/>
+                <w:noProof/>
               </w:rPr>
               <w:t>Đường dẫn: Bán xe \ Hợp đồng – Khách hàng \ Quản lý khách hàng tiềm năng</w:t>
             </w:r>
             <w:r>
               <w:rPr>
-                <w:rFonts w:ascii="Times New Roman" w:hAnsi="Times New Roman"/>
-                <w:noProof/>
-                <w:webHidden/>
-                <w:sz w:val="28"/>
-                <w:szCs w:val="28"/>
+                <w:noProof/>
+                <w:webHidden/>
               </w:rPr>
               <w:tab/>
             </w:r>
             <w:r>
               <w:rPr>
-                <w:rFonts w:ascii="Times New Roman" w:hAnsi="Times New Roman"/>
-                <w:noProof/>
-                <w:webHidden/>
-                <w:sz w:val="28"/>
-                <w:szCs w:val="28"/>
+                <w:noProof/>
+                <w:webHidden/>
               </w:rPr>
               <w:fldChar w:fldCharType="begin"/>
             </w:r>
             <w:r>
               <w:rPr>
-                <w:rFonts w:ascii="Times New Roman" w:hAnsi="Times New Roman"/>
-                <w:noProof/>
-                <w:webHidden/>
-                <w:sz w:val="28"/>
-                <w:szCs w:val="28"/>
-              </w:rPr>
-              <w:instrText xml:space="preserve"> PAGEREF _Toc243490574 \h </w:instrText>
-            </w:r>
-            <w:r>
-              <w:rPr>
-                <w:rFonts w:ascii="Times New Roman" w:hAnsi="Times New Roman"/>
-                <w:noProof/>
-                <w:webHidden/>
-                <w:sz w:val="28"/>
-                <w:szCs w:val="28"/>
-              </w:rPr>
-            </w:r>
-            <w:r>
-              <w:rPr>
-                <w:rFonts w:ascii="Times New Roman" w:hAnsi="Times New Roman"/>
-                <w:noProof/>
-                <w:webHidden/>
-                <w:sz w:val="28"/>
-                <w:szCs w:val="28"/>
+                <w:noProof/>
+                <w:webHidden/>
+              </w:rPr>
+              <w:instrText xml:space="preserve"> PAGEREF _Toc243549488 \h </w:instrText>
+            </w:r>
+            <w:r>
+              <w:rPr>
+                <w:noProof/>
+                <w:webHidden/>
+              </w:rPr>
+            </w:r>
+            <w:r>
+              <w:rPr>
+                <w:noProof/>
+                <w:webHidden/>
               </w:rPr>
               <w:fldChar w:fldCharType="separate"/>
             </w:r>
             <w:r>
               <w:rPr>
-                <w:rFonts w:ascii="Times New Roman" w:hAnsi="Times New Roman"/>
-                <w:noProof/>
-                <w:webHidden/>
-                <w:sz w:val="28"/>
-                <w:szCs w:val="28"/>
+                <w:noProof/>
+                <w:webHidden/>
               </w:rPr>
               <w:t>2</w:t>
             </w:r>
             <w:r>
               <w:rPr>
-                <w:rFonts w:ascii="Times New Roman" w:hAnsi="Times New Roman"/>
-                <w:noProof/>
-                <w:webHidden/>
-                <w:sz w:val="28"/>
-                <w:szCs w:val="28"/>
+                <w:noProof/>
+                <w:webHidden/>
               </w:rPr>
               <w:fldChar w:fldCharType="end"/>
             </w:r>
@@ -428,118 +323,83 @@
           <w:pPr>
             <w:pStyle w:val="TOC2"/>
             <w:tabs>
-              <w:tab w:val="left" w:pos="720"/>
+              <w:tab w:val="left" w:pos="660"/>
               <w:tab w:val="right" w:leader="dot" w:pos="9016"/>
             </w:tabs>
             <w:rPr>
-              <w:rFonts w:ascii="Times New Roman" w:hAnsi="Times New Roman"/>
+              <w:rFonts w:cstheme="minorBidi"/>
               <w:noProof/>
-              <w:kern w:val="2"/>
-              <w:sz w:val="28"/>
-              <w:szCs w:val="28"/>
-              <w:lang w:val="en-GB" w:eastAsia="en-GB"/>
-              <w14:ligatures w14:val="standardContextual"/>
+              <w:lang w:val="en-GB" w:eastAsia="zh-CN"/>
             </w:rPr>
           </w:pPr>
-          <w:hyperlink w:anchor="_Toc243490575" w:history="1">
+          <w:hyperlink w:anchor="_Toc243549489" w:history="1">
             <w:r>
               <w:rPr>
                 <w:rStyle w:val="Hyperlink"/>
-                <w:rFonts w:ascii="Times New Roman" w:hAnsi="Times New Roman"/>
-                <w:noProof/>
-                <w:sz w:val="28"/>
-                <w:szCs w:val="28"/>
+                <w:noProof/>
               </w:rPr>
               <w:t>c.</w:t>
             </w:r>
             <w:r>
               <w:rPr>
-                <w:rFonts w:ascii="Times New Roman" w:hAnsi="Times New Roman"/>
-                <w:noProof/>
-                <w:kern w:val="2"/>
-                <w:sz w:val="28"/>
-                <w:szCs w:val="28"/>
-                <w:lang w:val="en-GB" w:eastAsia="en-GB"/>
-                <w14:ligatures w14:val="standardContextual"/>
+                <w:rFonts w:cstheme="minorBidi"/>
+                <w:noProof/>
+                <w:lang w:val="en-GB" w:eastAsia="zh-CN"/>
               </w:rPr>
               <w:tab/>
             </w:r>
             <w:r>
               <w:rPr>
                 <w:rStyle w:val="Hyperlink"/>
-                <w:rFonts w:ascii="Times New Roman" w:hAnsi="Times New Roman"/>
-                <w:noProof/>
-                <w:sz w:val="28"/>
-                <w:szCs w:val="28"/>
+                <w:noProof/>
               </w:rPr>
               <w:t>Thao tác thực hiện</w:t>
             </w:r>
             <w:r>
               <w:rPr>
-                <w:rFonts w:ascii="Times New Roman" w:hAnsi="Times New Roman"/>
-                <w:noProof/>
-                <w:webHidden/>
-                <w:sz w:val="28"/>
-                <w:szCs w:val="28"/>
+                <w:noProof/>
+                <w:webHidden/>
               </w:rPr>
               <w:tab/>
             </w:r>
             <w:r>
               <w:rPr>
-                <w:rFonts w:ascii="Times New Roman" w:hAnsi="Times New Roman"/>
-                <w:noProof/>
-                <w:webHidden/>
-                <w:sz w:val="28"/>
-                <w:szCs w:val="28"/>
+                <w:noProof/>
+                <w:webHidden/>
               </w:rPr>
               <w:fldChar w:fldCharType="begin"/>
             </w:r>
             <w:r>
               <w:rPr>
-                <w:rFonts w:ascii="Times New Roman" w:hAnsi="Times New Roman"/>
-                <w:noProof/>
-                <w:webHidden/>
-                <w:sz w:val="28"/>
-                <w:szCs w:val="28"/>
-              </w:rPr>
-              <w:instrText xml:space="preserve"> PAGEREF _Toc243490575 \h </w:instrText>
-            </w:r>
-            <w:r>
-              <w:rPr>
-                <w:rFonts w:ascii="Times New Roman" w:hAnsi="Times New Roman"/>
-                <w:noProof/>
-                <w:webHidden/>
-                <w:sz w:val="28"/>
-                <w:szCs w:val="28"/>
-              </w:rPr>
-            </w:r>
-            <w:r>
-              <w:rPr>
-                <w:rFonts w:ascii="Times New Roman" w:hAnsi="Times New Roman"/>
-                <w:noProof/>
-                <w:webHidden/>
-                <w:sz w:val="28"/>
-                <w:szCs w:val="28"/>
+                <w:noProof/>
+                <w:webHidden/>
+              </w:rPr>
+              <w:instrText xml:space="preserve"> PAGEREF _Toc243549489 \h </w:instrText>
+            </w:r>
+            <w:r>
+              <w:rPr>
+                <w:noProof/>
+                <w:webHidden/>
+              </w:rPr>
+            </w:r>
+            <w:r>
+              <w:rPr>
+                <w:noProof/>
+                <w:webHidden/>
               </w:rPr>
               <w:fldChar w:fldCharType="separate"/>
             </w:r>
             <w:r>
               <w:rPr>
-                <w:rFonts w:ascii="Times New Roman" w:hAnsi="Times New Roman"/>
-                <w:noProof/>
-                <w:webHidden/>
-                <w:sz w:val="28"/>
-                <w:szCs w:val="28"/>
+                <w:noProof/>
+                <w:webHidden/>
               </w:rPr>
               <w:t>3</w:t>
             </w:r>
             <w:r>
               <w:rPr>
-                <w:rFonts w:ascii="Times New Roman" w:hAnsi="Times New Roman"/>
-                <w:noProof/>
-                <w:webHidden/>
-                <w:sz w:val="28"/>
-                <w:szCs w:val="28"/>
+                <w:noProof/>
+                <w:webHidden/>
               </w:rPr>
               <w:fldChar w:fldCharType="end"/>
             </w:r>
@@ -549,114 +409,79 @@
           <w:pPr>
             <w:pStyle w:val="TOC1"/>
             <w:rPr>
-              <w:rFonts w:ascii="Times New Roman" w:hAnsi="Times New Roman"/>
+              <w:rFonts w:cstheme="minorBidi"/>
               <w:noProof/>
-              <w:kern w:val="2"/>
-              <w:sz w:val="28"/>
-              <w:szCs w:val="28"/>
-              <w:lang w:val="en-GB" w:eastAsia="en-GB"/>
-              <w14:ligatures w14:val="standardContextual"/>
+              <w:lang w:val="en-GB" w:eastAsia="zh-CN"/>
             </w:rPr>
           </w:pPr>
-          <w:hyperlink w:anchor="_Toc243490576" w:history="1">
+          <w:hyperlink w:anchor="_Toc243549490" w:history="1">
             <w:r>
               <w:rPr>
                 <w:rStyle w:val="Hyperlink"/>
-                <w:rFonts w:ascii="Times New Roman" w:hAnsi="Times New Roman"/>
-                <w:noProof/>
-                <w:sz w:val="28"/>
-                <w:szCs w:val="28"/>
+                <w:noProof/>
               </w:rPr>
               <w:t>2.</w:t>
             </w:r>
             <w:r>
               <w:rPr>
-                <w:rFonts w:ascii="Times New Roman" w:hAnsi="Times New Roman"/>
-                <w:noProof/>
-                <w:kern w:val="2"/>
-                <w:sz w:val="28"/>
-                <w:szCs w:val="28"/>
-                <w:lang w:val="en-GB" w:eastAsia="en-GB"/>
-                <w14:ligatures w14:val="standardContextual"/>
+                <w:rFonts w:cstheme="minorBidi"/>
+                <w:noProof/>
+                <w:lang w:val="en-GB" w:eastAsia="zh-CN"/>
               </w:rPr>
               <w:tab/>
             </w:r>
             <w:r>
               <w:rPr>
                 <w:rStyle w:val="Hyperlink"/>
-                <w:rFonts w:ascii="Times New Roman" w:hAnsi="Times New Roman"/>
-                <w:noProof/>
-                <w:sz w:val="28"/>
-                <w:szCs w:val="28"/>
+                <w:noProof/>
               </w:rPr>
               <w:t>Lập điều kiện hợp đồng</w:t>
             </w:r>
             <w:r>
               <w:rPr>
-                <w:rFonts w:ascii="Times New Roman" w:hAnsi="Times New Roman"/>
-                <w:noProof/>
-                <w:webHidden/>
-                <w:sz w:val="28"/>
-                <w:szCs w:val="28"/>
+                <w:noProof/>
+                <w:webHidden/>
               </w:rPr>
               <w:tab/>
             </w:r>
             <w:r>
               <w:rPr>
-                <w:rFonts w:ascii="Times New Roman" w:hAnsi="Times New Roman"/>
-                <w:noProof/>
-                <w:webHidden/>
-                <w:sz w:val="28"/>
-                <w:szCs w:val="28"/>
+                <w:noProof/>
+                <w:webHidden/>
               </w:rPr>
               <w:fldChar w:fldCharType="begin"/>
             </w:r>
             <w:r>
               <w:rPr>
-                <w:rFonts w:ascii="Times New Roman" w:hAnsi="Times New Roman"/>
-                <w:noProof/>
-                <w:webHidden/>
-                <w:sz w:val="28"/>
-                <w:szCs w:val="28"/>
-              </w:rPr>
-              <w:instrText xml:space="preserve"> PAGEREF _Toc243490576 \h </w:instrText>
-            </w:r>
-            <w:r>
-              <w:rPr>
-                <w:rFonts w:ascii="Times New Roman" w:hAnsi="Times New Roman"/>
-                <w:noProof/>
-                <w:webHidden/>
-                <w:sz w:val="28"/>
-                <w:szCs w:val="28"/>
-              </w:rPr>
-            </w:r>
-            <w:r>
-              <w:rPr>
-                <w:rFonts w:ascii="Times New Roman" w:hAnsi="Times New Roman"/>
-                <w:noProof/>
-                <w:webHidden/>
-                <w:sz w:val="28"/>
-                <w:szCs w:val="28"/>
+                <w:noProof/>
+                <w:webHidden/>
+              </w:rPr>
+              <w:instrText xml:space="preserve"> PAGEREF _Toc243549490 \h </w:instrText>
+            </w:r>
+            <w:r>
+              <w:rPr>
+                <w:noProof/>
+                <w:webHidden/>
+              </w:rPr>
+            </w:r>
+            <w:r>
+              <w:rPr>
+                <w:noProof/>
+                <w:webHidden/>
               </w:rPr>
               <w:fldChar w:fldCharType="separate"/>
             </w:r>
             <w:r>
               <w:rPr>
-                <w:rFonts w:ascii="Times New Roman" w:hAnsi="Times New Roman"/>
-                <w:noProof/>
-                <w:webHidden/>
-                <w:sz w:val="28"/>
-                <w:szCs w:val="28"/>
+                <w:noProof/>
+                <w:webHidden/>
               </w:rPr>
               <w:t>4</w:t>
             </w:r>
             <w:r>
               <w:rPr>
-                <w:rFonts w:ascii="Times New Roman" w:hAnsi="Times New Roman"/>
-                <w:noProof/>
-                <w:webHidden/>
-                <w:sz w:val="28"/>
-                <w:szCs w:val="28"/>
+                <w:noProof/>
+                <w:webHidden/>
               </w:rPr>
               <w:fldChar w:fldCharType="end"/>
             </w:r>
@@ -666,118 +491,83 @@
           <w:pPr>
             <w:pStyle w:val="TOC2"/>
             <w:tabs>
-              <w:tab w:val="left" w:pos="720"/>
+              <w:tab w:val="left" w:pos="660"/>
               <w:tab w:val="right" w:leader="dot" w:pos="9016"/>
             </w:tabs>
             <w:rPr>
-              <w:rFonts w:ascii="Times New Roman" w:hAnsi="Times New Roman"/>
+              <w:rFonts w:cstheme="minorBidi"/>
               <w:noProof/>
-              <w:kern w:val="2"/>
-              <w:sz w:val="28"/>
-              <w:szCs w:val="28"/>
-              <w:lang w:val="en-GB" w:eastAsia="en-GB"/>
-              <w14:ligatures w14:val="standardContextual"/>
+              <w:lang w:val="en-GB" w:eastAsia="zh-CN"/>
             </w:rPr>
           </w:pPr>
-          <w:hyperlink w:anchor="_Toc243490577" w:history="1">
+          <w:hyperlink w:anchor="_Toc243549491" w:history="1">
             <w:r>
               <w:rPr>
                 <w:rStyle w:val="Hyperlink"/>
-                <w:rFonts w:ascii="Times New Roman" w:hAnsi="Times New Roman"/>
-                <w:noProof/>
-                <w:sz w:val="28"/>
-                <w:szCs w:val="28"/>
+                <w:noProof/>
               </w:rPr>
               <w:t>a.</w:t>
             </w:r>
             <w:r>
               <w:rPr>
-                <w:rFonts w:ascii="Times New Roman" w:hAnsi="Times New Roman"/>
-                <w:noProof/>
-                <w:kern w:val="2"/>
-                <w:sz w:val="28"/>
-                <w:szCs w:val="28"/>
-                <w:lang w:val="en-GB" w:eastAsia="en-GB"/>
-                <w14:ligatures w14:val="standardContextual"/>
+                <w:rFonts w:cstheme="minorBidi"/>
+                <w:noProof/>
+                <w:lang w:val="en-GB" w:eastAsia="zh-CN"/>
               </w:rPr>
               <w:tab/>
             </w:r>
             <w:r>
               <w:rPr>
                 <w:rStyle w:val="Hyperlink"/>
-                <w:rFonts w:ascii="Times New Roman" w:hAnsi="Times New Roman"/>
-                <w:noProof/>
-                <w:sz w:val="28"/>
-                <w:szCs w:val="28"/>
+                <w:noProof/>
               </w:rPr>
               <w:t>Mục đích</w:t>
             </w:r>
             <w:r>
               <w:rPr>
-                <w:rFonts w:ascii="Times New Roman" w:hAnsi="Times New Roman"/>
-                <w:noProof/>
-                <w:webHidden/>
-                <w:sz w:val="28"/>
-                <w:szCs w:val="28"/>
+                <w:noProof/>
+                <w:webHidden/>
               </w:rPr>
               <w:tab/>
             </w:r>
             <w:r>
               <w:rPr>
-                <w:rFonts w:ascii="Times New Roman" w:hAnsi="Times New Roman"/>
-                <w:noProof/>
-                <w:webHidden/>
-                <w:sz w:val="28"/>
-                <w:szCs w:val="28"/>
+                <w:noProof/>
+                <w:webHidden/>
               </w:rPr>
               <w:fldChar w:fldCharType="begin"/>
             </w:r>
             <w:r>
               <w:rPr>
-                <w:rFonts w:ascii="Times New Roman" w:hAnsi="Times New Roman"/>
-                <w:noProof/>
-                <w:webHidden/>
-                <w:sz w:val="28"/>
-                <w:szCs w:val="28"/>
-              </w:rPr>
-              <w:instrText xml:space="preserve"> PAGEREF _Toc243490577 \h </w:instrText>
-            </w:r>
-            <w:r>
-              <w:rPr>
-                <w:rFonts w:ascii="Times New Roman" w:hAnsi="Times New Roman"/>
-                <w:noProof/>
-                <w:webHidden/>
-                <w:sz w:val="28"/>
-                <w:szCs w:val="28"/>
-              </w:rPr>
-            </w:r>
-            <w:r>
-              <w:rPr>
-                <w:rFonts w:ascii="Times New Roman" w:hAnsi="Times New Roman"/>
-                <w:noProof/>
-                <w:webHidden/>
-                <w:sz w:val="28"/>
-                <w:szCs w:val="28"/>
+                <w:noProof/>
+                <w:webHidden/>
+              </w:rPr>
+              <w:instrText xml:space="preserve"> PAGEREF _Toc243549491 \h </w:instrText>
+            </w:r>
+            <w:r>
+              <w:rPr>
+                <w:noProof/>
+                <w:webHidden/>
+              </w:rPr>
+            </w:r>
+            <w:r>
+              <w:rPr>
+                <w:noProof/>
+                <w:webHidden/>
               </w:rPr>
               <w:fldChar w:fldCharType="separate"/>
             </w:r>
             <w:r>
               <w:rPr>
-                <w:rFonts w:ascii="Times New Roman" w:hAnsi="Times New Roman"/>
-                <w:noProof/>
-                <w:webHidden/>
-                <w:sz w:val="28"/>
-                <w:szCs w:val="28"/>
+                <w:noProof/>
+                <w:webHidden/>
               </w:rPr>
               <w:t>4</w:t>
             </w:r>
             <w:r>
               <w:rPr>
-                <w:rFonts w:ascii="Times New Roman" w:hAnsi="Times New Roman"/>
-                <w:noProof/>
-                <w:webHidden/>
-                <w:sz w:val="28"/>
-                <w:szCs w:val="28"/>
+                <w:noProof/>
+                <w:webHidden/>
               </w:rPr>
               <w:fldChar w:fldCharType="end"/>
             </w:r>
@@ -787,118 +577,83 @@
           <w:pPr>
             <w:pStyle w:val="TOC2"/>
             <w:tabs>
-              <w:tab w:val="left" w:pos="720"/>
+              <w:tab w:val="left" w:pos="660"/>
               <w:tab w:val="right" w:leader="dot" w:pos="9016"/>
             </w:tabs>
             <w:rPr>
-              <w:rFonts w:ascii="Times New Roman" w:hAnsi="Times New Roman"/>
+              <w:rFonts w:cstheme="minorBidi"/>
               <w:noProof/>
-              <w:kern w:val="2"/>
-              <w:sz w:val="28"/>
-              <w:szCs w:val="28"/>
-              <w:lang w:val="en-GB" w:eastAsia="en-GB"/>
-              <w14:ligatures w14:val="standardContextual"/>
+              <w:lang w:val="en-GB" w:eastAsia="zh-CN"/>
             </w:rPr>
           </w:pPr>
-          <w:hyperlink w:anchor="_Toc243490578" w:history="1">
+          <w:hyperlink w:anchor="_Toc243549492" w:history="1">
             <w:r>
               <w:rPr>
                 <w:rStyle w:val="Hyperlink"/>
-                <w:rFonts w:ascii="Times New Roman" w:hAnsi="Times New Roman"/>
-                <w:noProof/>
-                <w:sz w:val="28"/>
-                <w:szCs w:val="28"/>
+                <w:noProof/>
               </w:rPr>
               <w:t>b.</w:t>
             </w:r>
             <w:r>
               <w:rPr>
-                <w:rFonts w:ascii="Times New Roman" w:hAnsi="Times New Roman"/>
-                <w:noProof/>
-                <w:kern w:val="2"/>
-                <w:sz w:val="28"/>
-                <w:szCs w:val="28"/>
-                <w:lang w:val="en-GB" w:eastAsia="en-GB"/>
-                <w14:ligatures w14:val="standardContextual"/>
+                <w:rFonts w:cstheme="minorBidi"/>
+                <w:noProof/>
+                <w:lang w:val="en-GB" w:eastAsia="zh-CN"/>
               </w:rPr>
               <w:tab/>
             </w:r>
             <w:r>
               <w:rPr>
                 <w:rStyle w:val="Hyperlink"/>
-                <w:rFonts w:ascii="Times New Roman" w:hAnsi="Times New Roman"/>
-                <w:noProof/>
-                <w:sz w:val="28"/>
-                <w:szCs w:val="28"/>
+                <w:noProof/>
               </w:rPr>
               <w:t>Đường dẫn: Bán xe \ Hợp đồng – Khách hàng – Lập điều kiện hợp đồng</w:t>
             </w:r>
             <w:r>
               <w:rPr>
-                <w:rFonts w:ascii="Times New Roman" w:hAnsi="Times New Roman"/>
-                <w:noProof/>
-                <w:webHidden/>
-                <w:sz w:val="28"/>
-                <w:szCs w:val="28"/>
+                <w:noProof/>
+                <w:webHidden/>
               </w:rPr>
               <w:tab/>
             </w:r>
             <w:r>
               <w:rPr>
-                <w:rFonts w:ascii="Times New Roman" w:hAnsi="Times New Roman"/>
-                <w:noProof/>
-                <w:webHidden/>
-                <w:sz w:val="28"/>
-                <w:szCs w:val="28"/>
+                <w:noProof/>
+                <w:webHidden/>
               </w:rPr>
               <w:fldChar w:fldCharType="begin"/>
             </w:r>
             <w:r>
               <w:rPr>
-                <w:rFonts w:ascii="Times New Roman" w:hAnsi="Times New Roman"/>
-                <w:noProof/>
-                <w:webHidden/>
-                <w:sz w:val="28"/>
-                <w:szCs w:val="28"/>
-              </w:rPr>
-              <w:instrText xml:space="preserve"> PAGEREF _Toc243490578 \h </w:instrText>
-            </w:r>
-            <w:r>
-              <w:rPr>
-                <w:rFonts w:ascii="Times New Roman" w:hAnsi="Times New Roman"/>
-                <w:noProof/>
-                <w:webHidden/>
-                <w:sz w:val="28"/>
-                <w:szCs w:val="28"/>
-              </w:rPr>
-            </w:r>
-            <w:r>
-              <w:rPr>
-                <w:rFonts w:ascii="Times New Roman" w:hAnsi="Times New Roman"/>
-                <w:noProof/>
-                <w:webHidden/>
-                <w:sz w:val="28"/>
-                <w:szCs w:val="28"/>
+                <w:noProof/>
+                <w:webHidden/>
+              </w:rPr>
+              <w:instrText xml:space="preserve"> PAGEREF _Toc243549492 \h </w:instrText>
+            </w:r>
+            <w:r>
+              <w:rPr>
+                <w:noProof/>
+                <w:webHidden/>
+              </w:rPr>
+            </w:r>
+            <w:r>
+              <w:rPr>
+                <w:noProof/>
+                <w:webHidden/>
               </w:rPr>
               <w:fldChar w:fldCharType="separate"/>
             </w:r>
             <w:r>
               <w:rPr>
-                <w:rFonts w:ascii="Times New Roman" w:hAnsi="Times New Roman"/>
-                <w:noProof/>
-                <w:webHidden/>
-                <w:sz w:val="28"/>
-                <w:szCs w:val="28"/>
+                <w:noProof/>
+                <w:webHidden/>
               </w:rPr>
               <w:t>4</w:t>
             </w:r>
             <w:r>
               <w:rPr>
-                <w:rFonts w:ascii="Times New Roman" w:hAnsi="Times New Roman"/>
-                <w:noProof/>
-                <w:webHidden/>
-                <w:sz w:val="28"/>
-                <w:szCs w:val="28"/>
+                <w:noProof/>
+                <w:webHidden/>
               </w:rPr>
               <w:fldChar w:fldCharType="end"/>
             </w:r>
@@ -908,118 +663,83 @@
           <w:pPr>
             <w:pStyle w:val="TOC2"/>
             <w:tabs>
-              <w:tab w:val="left" w:pos="720"/>
+              <w:tab w:val="left" w:pos="660"/>
               <w:tab w:val="right" w:leader="dot" w:pos="9016"/>
             </w:tabs>
             <w:rPr>
-              <w:rFonts w:ascii="Times New Roman" w:hAnsi="Times New Roman"/>
+              <w:rFonts w:cstheme="minorBidi"/>
               <w:noProof/>
-              <w:kern w:val="2"/>
-              <w:sz w:val="28"/>
-              <w:szCs w:val="28"/>
-              <w:lang w:val="en-GB" w:eastAsia="en-GB"/>
-              <w14:ligatures w14:val="standardContextual"/>
+              <w:lang w:val="en-GB" w:eastAsia="zh-CN"/>
             </w:rPr>
           </w:pPr>
-          <w:hyperlink w:anchor="_Toc243490579" w:history="1">
+          <w:hyperlink w:anchor="_Toc243549493" w:history="1">
             <w:r>
               <w:rPr>
                 <w:rStyle w:val="Hyperlink"/>
-                <w:rFonts w:ascii="Times New Roman" w:hAnsi="Times New Roman"/>
-                <w:noProof/>
-                <w:sz w:val="28"/>
-                <w:szCs w:val="28"/>
+                <w:noProof/>
               </w:rPr>
               <w:t>c.</w:t>
             </w:r>
             <w:r>
               <w:rPr>
-                <w:rFonts w:ascii="Times New Roman" w:hAnsi="Times New Roman"/>
-                <w:noProof/>
-                <w:kern w:val="2"/>
-                <w:sz w:val="28"/>
-                <w:szCs w:val="28"/>
-                <w:lang w:val="en-GB" w:eastAsia="en-GB"/>
-                <w14:ligatures w14:val="standardContextual"/>
+                <w:rFonts w:cstheme="minorBidi"/>
+                <w:noProof/>
+                <w:lang w:val="en-GB" w:eastAsia="zh-CN"/>
               </w:rPr>
               <w:tab/>
             </w:r>
             <w:r>
               <w:rPr>
                 <w:rStyle w:val="Hyperlink"/>
-                <w:rFonts w:ascii="Times New Roman" w:hAnsi="Times New Roman"/>
-                <w:noProof/>
-                <w:sz w:val="28"/>
-                <w:szCs w:val="28"/>
+                <w:noProof/>
               </w:rPr>
               <w:t>Thao tác thực hiện</w:t>
             </w:r>
             <w:r>
               <w:rPr>
-                <w:rFonts w:ascii="Times New Roman" w:hAnsi="Times New Roman"/>
-                <w:noProof/>
-                <w:webHidden/>
-                <w:sz w:val="28"/>
-                <w:szCs w:val="28"/>
+                <w:noProof/>
+                <w:webHidden/>
               </w:rPr>
               <w:tab/>
             </w:r>
             <w:r>
               <w:rPr>
-                <w:rFonts w:ascii="Times New Roman" w:hAnsi="Times New Roman"/>
-                <w:noProof/>
-                <w:webHidden/>
-                <w:sz w:val="28"/>
-                <w:szCs w:val="28"/>
+                <w:noProof/>
+                <w:webHidden/>
               </w:rPr>
               <w:fldChar w:fldCharType="begin"/>
             </w:r>
             <w:r>
               <w:rPr>
-                <w:rFonts w:ascii="Times New Roman" w:hAnsi="Times New Roman"/>
-                <w:noProof/>
-                <w:webHidden/>
-                <w:sz w:val="28"/>
-                <w:szCs w:val="28"/>
-              </w:rPr>
-              <w:instrText xml:space="preserve"> PAGEREF _Toc243490579 \h </w:instrText>
-            </w:r>
-            <w:r>
-              <w:rPr>
-                <w:rFonts w:ascii="Times New Roman" w:hAnsi="Times New Roman"/>
-                <w:noProof/>
-                <w:webHidden/>
-                <w:sz w:val="28"/>
-                <w:szCs w:val="28"/>
-              </w:rPr>
-            </w:r>
-            <w:r>
-              <w:rPr>
-                <w:rFonts w:ascii="Times New Roman" w:hAnsi="Times New Roman"/>
-                <w:noProof/>
-                <w:webHidden/>
-                <w:sz w:val="28"/>
-                <w:szCs w:val="28"/>
+                <w:noProof/>
+                <w:webHidden/>
+              </w:rPr>
+              <w:instrText xml:space="preserve"> PAGEREF _Toc243549493 \h </w:instrText>
+            </w:r>
+            <w:r>
+              <w:rPr>
+                <w:noProof/>
+                <w:webHidden/>
+              </w:rPr>
+            </w:r>
+            <w:r>
+              <w:rPr>
+                <w:noProof/>
+                <w:webHidden/>
               </w:rPr>
               <w:fldChar w:fldCharType="separate"/>
             </w:r>
             <w:r>
               <w:rPr>
-                <w:rFonts w:ascii="Times New Roman" w:hAnsi="Times New Roman"/>
-                <w:noProof/>
-                <w:webHidden/>
-                <w:sz w:val="28"/>
-                <w:szCs w:val="28"/>
+                <w:noProof/>
+                <w:webHidden/>
               </w:rPr>
               <w:t>5</w:t>
             </w:r>
             <w:r>
               <w:rPr>
-                <w:rFonts w:ascii="Times New Roman" w:hAnsi="Times New Roman"/>
-                <w:noProof/>
-                <w:webHidden/>
-                <w:sz w:val="28"/>
-                <w:szCs w:val="28"/>
+                <w:noProof/>
+                <w:webHidden/>
               </w:rPr>
               <w:fldChar w:fldCharType="end"/>
             </w:r>
@@ -1029,114 +749,79 @@
           <w:pPr>
             <w:pStyle w:val="TOC1"/>
             <w:rPr>
-              <w:rFonts w:ascii="Times New Roman" w:hAnsi="Times New Roman"/>
+              <w:rFonts w:cstheme="minorBidi"/>
               <w:noProof/>
-              <w:kern w:val="2"/>
-              <w:sz w:val="28"/>
-              <w:szCs w:val="28"/>
-              <w:lang w:val="en-GB" w:eastAsia="en-GB"/>
-              <w14:ligatures w14:val="standardContextual"/>
+              <w:lang w:val="en-GB" w:eastAsia="zh-CN"/>
             </w:rPr>
           </w:pPr>
-          <w:hyperlink w:anchor="_Toc243490580" w:history="1">
+          <w:hyperlink w:anchor="_Toc243549494" w:history="1">
             <w:r>
               <w:rPr>
                 <w:rStyle w:val="Hyperlink"/>
-                <w:rFonts w:ascii="Times New Roman" w:hAnsi="Times New Roman"/>
-                <w:noProof/>
-                <w:sz w:val="28"/>
-                <w:szCs w:val="28"/>
+                <w:noProof/>
               </w:rPr>
               <w:t>3.</w:t>
             </w:r>
             <w:r>
               <w:rPr>
-                <w:rFonts w:ascii="Times New Roman" w:hAnsi="Times New Roman"/>
-                <w:noProof/>
-                <w:kern w:val="2"/>
-                <w:sz w:val="28"/>
-                <w:szCs w:val="28"/>
-                <w:lang w:val="en-GB" w:eastAsia="en-GB"/>
-                <w14:ligatures w14:val="standardContextual"/>
+                <w:rFonts w:cstheme="minorBidi"/>
+                <w:noProof/>
+                <w:lang w:val="en-GB" w:eastAsia="zh-CN"/>
               </w:rPr>
               <w:tab/>
             </w:r>
             <w:r>
               <w:rPr>
                 <w:rStyle w:val="Hyperlink"/>
-                <w:rFonts w:ascii="Times New Roman" w:hAnsi="Times New Roman"/>
-                <w:noProof/>
-                <w:sz w:val="28"/>
-                <w:szCs w:val="28"/>
+                <w:noProof/>
               </w:rPr>
               <w:t>Phụ kiện, bảo hiểm, chi phí kèm theo xe</w:t>
             </w:r>
             <w:r>
               <w:rPr>
-                <w:rFonts w:ascii="Times New Roman" w:hAnsi="Times New Roman"/>
-                <w:noProof/>
-                <w:webHidden/>
-                <w:sz w:val="28"/>
-                <w:szCs w:val="28"/>
+                <w:noProof/>
+                <w:webHidden/>
               </w:rPr>
               <w:tab/>
             </w:r>
             <w:r>
               <w:rPr>
-                <w:rFonts w:ascii="Times New Roman" w:hAnsi="Times New Roman"/>
-                <w:noProof/>
-                <w:webHidden/>
-                <w:sz w:val="28"/>
-                <w:szCs w:val="28"/>
+                <w:noProof/>
+                <w:webHidden/>
               </w:rPr>
               <w:fldChar w:fldCharType="begin"/>
             </w:r>
             <w:r>
               <w:rPr>
-                <w:rFonts w:ascii="Times New Roman" w:hAnsi="Times New Roman"/>
-                <w:noProof/>
-                <w:webHidden/>
-                <w:sz w:val="28"/>
-                <w:szCs w:val="28"/>
-              </w:rPr>
-              <w:instrText xml:space="preserve"> PAGEREF _Toc243490580 \h </w:instrText>
-            </w:r>
-            <w:r>
-              <w:rPr>
-                <w:rFonts w:ascii="Times New Roman" w:hAnsi="Times New Roman"/>
-                <w:noProof/>
-                <w:webHidden/>
-                <w:sz w:val="28"/>
-                <w:szCs w:val="28"/>
-              </w:rPr>
-            </w:r>
-            <w:r>
-              <w:rPr>
-                <w:rFonts w:ascii="Times New Roman" w:hAnsi="Times New Roman"/>
-                <w:noProof/>
-                <w:webHidden/>
-                <w:sz w:val="28"/>
-                <w:szCs w:val="28"/>
+                <w:noProof/>
+                <w:webHidden/>
+              </w:rPr>
+              <w:instrText xml:space="preserve"> PAGEREF _Toc243549494 \h </w:instrText>
+            </w:r>
+            <w:r>
+              <w:rPr>
+                <w:noProof/>
+                <w:webHidden/>
+              </w:rPr>
+            </w:r>
+            <w:r>
+              <w:rPr>
+                <w:noProof/>
+                <w:webHidden/>
               </w:rPr>
               <w:fldChar w:fldCharType="separate"/>
             </w:r>
             <w:r>
               <w:rPr>
-                <w:rFonts w:ascii="Times New Roman" w:hAnsi="Times New Roman"/>
-                <w:noProof/>
-                <w:webHidden/>
-                <w:sz w:val="28"/>
-                <w:szCs w:val="28"/>
+                <w:noProof/>
+                <w:webHidden/>
               </w:rPr>
               <w:t>6</w:t>
             </w:r>
             <w:r>
               <w:rPr>
-                <w:rFonts w:ascii="Times New Roman" w:hAnsi="Times New Roman"/>
-                <w:noProof/>
-                <w:webHidden/>
-                <w:sz w:val="28"/>
-                <w:szCs w:val="28"/>
+                <w:noProof/>
+                <w:webHidden/>
               </w:rPr>
               <w:fldChar w:fldCharType="end"/>
             </w:r>
@@ -1146,118 +831,83 @@
           <w:pPr>
             <w:pStyle w:val="TOC2"/>
             <w:tabs>
-              <w:tab w:val="left" w:pos="720"/>
+              <w:tab w:val="left" w:pos="660"/>
               <w:tab w:val="right" w:leader="dot" w:pos="9016"/>
             </w:tabs>
             <w:rPr>
-              <w:rFonts w:ascii="Times New Roman" w:hAnsi="Times New Roman"/>
+              <w:rFonts w:cstheme="minorBidi"/>
               <w:noProof/>
-              <w:kern w:val="2"/>
-              <w:sz w:val="28"/>
-              <w:szCs w:val="28"/>
-              <w:lang w:val="en-GB" w:eastAsia="en-GB"/>
-              <w14:ligatures w14:val="standardContextual"/>
+              <w:lang w:val="en-GB" w:eastAsia="zh-CN"/>
             </w:rPr>
           </w:pPr>
-          <w:hyperlink w:anchor="_Toc243490581" w:history="1">
+          <w:hyperlink w:anchor="_Toc243549495" w:history="1">
             <w:r>
               <w:rPr>
                 <w:rStyle w:val="Hyperlink"/>
-                <w:rFonts w:ascii="Times New Roman" w:hAnsi="Times New Roman"/>
-                <w:noProof/>
-                <w:sz w:val="28"/>
-                <w:szCs w:val="28"/>
+                <w:noProof/>
               </w:rPr>
               <w:t>a.</w:t>
             </w:r>
             <w:r>
               <w:rPr>
-                <w:rFonts w:ascii="Times New Roman" w:hAnsi="Times New Roman"/>
-                <w:noProof/>
-                <w:kern w:val="2"/>
-                <w:sz w:val="28"/>
-                <w:szCs w:val="28"/>
-                <w:lang w:val="en-GB" w:eastAsia="en-GB"/>
-                <w14:ligatures w14:val="standardContextual"/>
+                <w:rFonts w:cstheme="minorBidi"/>
+                <w:noProof/>
+                <w:lang w:val="en-GB" w:eastAsia="zh-CN"/>
               </w:rPr>
               <w:tab/>
             </w:r>
             <w:r>
               <w:rPr>
                 <w:rStyle w:val="Hyperlink"/>
-                <w:rFonts w:ascii="Times New Roman" w:hAnsi="Times New Roman"/>
-                <w:noProof/>
-                <w:sz w:val="28"/>
-                <w:szCs w:val="28"/>
+                <w:noProof/>
               </w:rPr>
               <w:t>Mục đích</w:t>
             </w:r>
             <w:r>
               <w:rPr>
-                <w:rFonts w:ascii="Times New Roman" w:hAnsi="Times New Roman"/>
-                <w:noProof/>
-                <w:webHidden/>
-                <w:sz w:val="28"/>
-                <w:szCs w:val="28"/>
+                <w:noProof/>
+                <w:webHidden/>
               </w:rPr>
               <w:tab/>
             </w:r>
             <w:r>
               <w:rPr>
-                <w:rFonts w:ascii="Times New Roman" w:hAnsi="Times New Roman"/>
-                <w:noProof/>
-                <w:webHidden/>
-                <w:sz w:val="28"/>
-                <w:szCs w:val="28"/>
+                <w:noProof/>
+                <w:webHidden/>
               </w:rPr>
               <w:fldChar w:fldCharType="begin"/>
             </w:r>
             <w:r>
               <w:rPr>
-                <w:rFonts w:ascii="Times New Roman" w:hAnsi="Times New Roman"/>
-                <w:noProof/>
-                <w:webHidden/>
-                <w:sz w:val="28"/>
-                <w:szCs w:val="28"/>
-              </w:rPr>
-              <w:instrText xml:space="preserve"> PAGEREF _Toc243490581 \h </w:instrText>
-            </w:r>
-            <w:r>
-              <w:rPr>
-                <w:rFonts w:ascii="Times New Roman" w:hAnsi="Times New Roman"/>
-                <w:noProof/>
-                <w:webHidden/>
-                <w:sz w:val="28"/>
-                <w:szCs w:val="28"/>
-              </w:rPr>
-            </w:r>
-            <w:r>
-              <w:rPr>
-                <w:rFonts w:ascii="Times New Roman" w:hAnsi="Times New Roman"/>
-                <w:noProof/>
-                <w:webHidden/>
-                <w:sz w:val="28"/>
-                <w:szCs w:val="28"/>
+                <w:noProof/>
+                <w:webHidden/>
+              </w:rPr>
+              <w:instrText xml:space="preserve"> PAGEREF _Toc243549495 \h </w:instrText>
+            </w:r>
+            <w:r>
+              <w:rPr>
+                <w:noProof/>
+                <w:webHidden/>
+              </w:rPr>
+            </w:r>
+            <w:r>
+              <w:rPr>
+                <w:noProof/>
+                <w:webHidden/>
               </w:rPr>
               <w:fldChar w:fldCharType="separate"/>
             </w:r>
             <w:r>
               <w:rPr>
-                <w:rFonts w:ascii="Times New Roman" w:hAnsi="Times New Roman"/>
-                <w:noProof/>
-                <w:webHidden/>
-                <w:sz w:val="28"/>
-                <w:szCs w:val="28"/>
+                <w:noProof/>
+                <w:webHidden/>
               </w:rPr>
               <w:t>6</w:t>
             </w:r>
             <w:r>
               <w:rPr>
-                <w:rFonts w:ascii="Times New Roman" w:hAnsi="Times New Roman"/>
-                <w:noProof/>
-                <w:webHidden/>
-                <w:sz w:val="28"/>
-                <w:szCs w:val="28"/>
+                <w:noProof/>
+                <w:webHidden/>
               </w:rPr>
               <w:fldChar w:fldCharType="end"/>
             </w:r>
@@ -1267,118 +917,83 @@
           <w:pPr>
             <w:pStyle w:val="TOC2"/>
             <w:tabs>
-              <w:tab w:val="left" w:pos="720"/>
+              <w:tab w:val="left" w:pos="660"/>
               <w:tab w:val="right" w:leader="dot" w:pos="9016"/>
             </w:tabs>
             <w:rPr>
-              <w:rFonts w:ascii="Times New Roman" w:hAnsi="Times New Roman"/>
+              <w:rFonts w:cstheme="minorBidi"/>
               <w:noProof/>
-              <w:kern w:val="2"/>
-              <w:sz w:val="28"/>
-              <w:szCs w:val="28"/>
-              <w:lang w:val="en-GB" w:eastAsia="en-GB"/>
-              <w14:ligatures w14:val="standardContextual"/>
+              <w:lang w:val="en-GB" w:eastAsia="zh-CN"/>
             </w:rPr>
           </w:pPr>
-          <w:hyperlink w:anchor="_Toc243490582" w:history="1">
+          <w:hyperlink w:anchor="_Toc243549496" w:history="1">
             <w:r>
               <w:rPr>
                 <w:rStyle w:val="Hyperlink"/>
-                <w:rFonts w:ascii="Times New Roman" w:hAnsi="Times New Roman"/>
-                <w:noProof/>
-                <w:sz w:val="28"/>
-                <w:szCs w:val="28"/>
+                <w:noProof/>
               </w:rPr>
               <w:t>b.</w:t>
             </w:r>
             <w:r>
               <w:rPr>
-                <w:rFonts w:ascii="Times New Roman" w:hAnsi="Times New Roman"/>
-                <w:noProof/>
-                <w:kern w:val="2"/>
-                <w:sz w:val="28"/>
-                <w:szCs w:val="28"/>
-                <w:lang w:val="en-GB" w:eastAsia="en-GB"/>
-                <w14:ligatures w14:val="standardContextual"/>
+                <w:rFonts w:cstheme="minorBidi"/>
+                <w:noProof/>
+                <w:lang w:val="en-GB" w:eastAsia="zh-CN"/>
               </w:rPr>
               <w:tab/>
             </w:r>
             <w:r>
               <w:rPr>
                 <w:rStyle w:val="Hyperlink"/>
-                <w:rFonts w:ascii="Times New Roman" w:hAnsi="Times New Roman"/>
-                <w:noProof/>
-                <w:sz w:val="28"/>
-                <w:szCs w:val="28"/>
+                <w:noProof/>
               </w:rPr>
               <w:t>Đường dẫn: Bán xe \ Hợp đồng – Khách hàng – Phụ kiện, bảo hiểm, khác kèm theo xe</w:t>
             </w:r>
             <w:r>
               <w:rPr>
-                <w:rFonts w:ascii="Times New Roman" w:hAnsi="Times New Roman"/>
-                <w:noProof/>
-                <w:webHidden/>
-                <w:sz w:val="28"/>
-                <w:szCs w:val="28"/>
+                <w:noProof/>
+                <w:webHidden/>
               </w:rPr>
               <w:tab/>
             </w:r>
             <w:r>
               <w:rPr>
-                <w:rFonts w:ascii="Times New Roman" w:hAnsi="Times New Roman"/>
-                <w:noProof/>
-                <w:webHidden/>
-                <w:sz w:val="28"/>
-                <w:szCs w:val="28"/>
+                <w:noProof/>
+                <w:webHidden/>
               </w:rPr>
               <w:fldChar w:fldCharType="begin"/>
             </w:r>
             <w:r>
               <w:rPr>
-                <w:rFonts w:ascii="Times New Roman" w:hAnsi="Times New Roman"/>
-                <w:noProof/>
-                <w:webHidden/>
-                <w:sz w:val="28"/>
-                <w:szCs w:val="28"/>
-              </w:rPr>
-              <w:instrText xml:space="preserve"> PAGEREF _Toc243490582 \h </w:instrText>
-            </w:r>
-            <w:r>
-              <w:rPr>
-                <w:rFonts w:ascii="Times New Roman" w:hAnsi="Times New Roman"/>
-                <w:noProof/>
-                <w:webHidden/>
-                <w:sz w:val="28"/>
-                <w:szCs w:val="28"/>
-              </w:rPr>
-            </w:r>
-            <w:r>
-              <w:rPr>
-                <w:rFonts w:ascii="Times New Roman" w:hAnsi="Times New Roman"/>
-                <w:noProof/>
-                <w:webHidden/>
-                <w:sz w:val="28"/>
-                <w:szCs w:val="28"/>
+                <w:noProof/>
+                <w:webHidden/>
+              </w:rPr>
+              <w:instrText xml:space="preserve"> PAGEREF _Toc243549496 \h </w:instrText>
+            </w:r>
+            <w:r>
+              <w:rPr>
+                <w:noProof/>
+                <w:webHidden/>
+              </w:rPr>
+            </w:r>
+            <w:r>
+              <w:rPr>
+                <w:noProof/>
+                <w:webHidden/>
               </w:rPr>
               <w:fldChar w:fldCharType="separate"/>
             </w:r>
             <w:r>
               <w:rPr>
-                <w:rFonts w:ascii="Times New Roman" w:hAnsi="Times New Roman"/>
-                <w:noProof/>
-                <w:webHidden/>
-                <w:sz w:val="28"/>
-                <w:szCs w:val="28"/>
+                <w:noProof/>
+                <w:webHidden/>
               </w:rPr>
               <w:t>6</w:t>
             </w:r>
             <w:r>
               <w:rPr>
-                <w:rFonts w:ascii="Times New Roman" w:hAnsi="Times New Roman"/>
-                <w:noProof/>
-                <w:webHidden/>
-                <w:sz w:val="28"/>
-                <w:szCs w:val="28"/>
+                <w:noProof/>
+                <w:webHidden/>
               </w:rPr>
               <w:fldChar w:fldCharType="end"/>
             </w:r>
@@ -1388,118 +1003,83 @@
           <w:pPr>
             <w:pStyle w:val="TOC2"/>
             <w:tabs>
-              <w:tab w:val="left" w:pos="720"/>
+              <w:tab w:val="left" w:pos="660"/>
               <w:tab w:val="right" w:leader="dot" w:pos="9016"/>
             </w:tabs>
             <w:rPr>
-              <w:rFonts w:ascii="Times New Roman" w:hAnsi="Times New Roman"/>
+              <w:rFonts w:cstheme="minorBidi"/>
               <w:noProof/>
-              <w:kern w:val="2"/>
-              <w:sz w:val="28"/>
-              <w:szCs w:val="28"/>
-              <w:lang w:val="en-GB" w:eastAsia="en-GB"/>
-              <w14:ligatures w14:val="standardContextual"/>
+              <w:lang w:val="en-GB" w:eastAsia="zh-CN"/>
             </w:rPr>
           </w:pPr>
-          <w:hyperlink w:anchor="_Toc243490583" w:history="1">
+          <w:hyperlink w:anchor="_Toc243549497" w:history="1">
             <w:r>
               <w:rPr>
                 <w:rStyle w:val="Hyperlink"/>
-                <w:rFonts w:ascii="Times New Roman" w:hAnsi="Times New Roman"/>
-                <w:noProof/>
-                <w:sz w:val="28"/>
-                <w:szCs w:val="28"/>
+                <w:noProof/>
               </w:rPr>
               <w:t>c.</w:t>
             </w:r>
             <w:r>
               <w:rPr>
-                <w:rFonts w:ascii="Times New Roman" w:hAnsi="Times New Roman"/>
-                <w:noProof/>
-                <w:kern w:val="2"/>
-                <w:sz w:val="28"/>
-                <w:szCs w:val="28"/>
-                <w:lang w:val="en-GB" w:eastAsia="en-GB"/>
-                <w14:ligatures w14:val="standardContextual"/>
+                <w:rFonts w:cstheme="minorBidi"/>
+                <w:noProof/>
+                <w:lang w:val="en-GB" w:eastAsia="zh-CN"/>
               </w:rPr>
               <w:tab/>
             </w:r>
             <w:r>
               <w:rPr>
                 <w:rStyle w:val="Hyperlink"/>
-                <w:rFonts w:ascii="Times New Roman" w:hAnsi="Times New Roman"/>
-                <w:noProof/>
-                <w:sz w:val="28"/>
-                <w:szCs w:val="28"/>
+                <w:noProof/>
               </w:rPr>
               <w:t>Thao tác thực hiện</w:t>
             </w:r>
             <w:r>
               <w:rPr>
-                <w:rFonts w:ascii="Times New Roman" w:hAnsi="Times New Roman"/>
-                <w:noProof/>
-                <w:webHidden/>
-                <w:sz w:val="28"/>
-                <w:szCs w:val="28"/>
+                <w:noProof/>
+                <w:webHidden/>
               </w:rPr>
               <w:tab/>
             </w:r>
             <w:r>
               <w:rPr>
-                <w:rFonts w:ascii="Times New Roman" w:hAnsi="Times New Roman"/>
-                <w:noProof/>
-                <w:webHidden/>
-                <w:sz w:val="28"/>
-                <w:szCs w:val="28"/>
+                <w:noProof/>
+                <w:webHidden/>
               </w:rPr>
               <w:fldChar w:fldCharType="begin"/>
             </w:r>
             <w:r>
               <w:rPr>
-                <w:rFonts w:ascii="Times New Roman" w:hAnsi="Times New Roman"/>
-                <w:noProof/>
-                <w:webHidden/>
-                <w:sz w:val="28"/>
-                <w:szCs w:val="28"/>
-              </w:rPr>
-              <w:instrText xml:space="preserve"> PAGEREF _Toc243490583 \h </w:instrText>
-            </w:r>
-            <w:r>
-              <w:rPr>
-                <w:rFonts w:ascii="Times New Roman" w:hAnsi="Times New Roman"/>
-                <w:noProof/>
-                <w:webHidden/>
-                <w:sz w:val="28"/>
-                <w:szCs w:val="28"/>
-              </w:rPr>
-            </w:r>
-            <w:r>
-              <w:rPr>
-                <w:rFonts w:ascii="Times New Roman" w:hAnsi="Times New Roman"/>
-                <w:noProof/>
-                <w:webHidden/>
-                <w:sz w:val="28"/>
-                <w:szCs w:val="28"/>
+                <w:noProof/>
+                <w:webHidden/>
+              </w:rPr>
+              <w:instrText xml:space="preserve"> PAGEREF _Toc243549497 \h </w:instrText>
+            </w:r>
+            <w:r>
+              <w:rPr>
+                <w:noProof/>
+                <w:webHidden/>
+              </w:rPr>
+            </w:r>
+            <w:r>
+              <w:rPr>
+                <w:noProof/>
+                <w:webHidden/>
               </w:rPr>
               <w:fldChar w:fldCharType="separate"/>
             </w:r>
             <w:r>
               <w:rPr>
-                <w:rFonts w:ascii="Times New Roman" w:hAnsi="Times New Roman"/>
-                <w:noProof/>
-                <w:webHidden/>
-                <w:sz w:val="28"/>
-                <w:szCs w:val="28"/>
+                <w:noProof/>
+                <w:webHidden/>
               </w:rPr>
               <w:t>6</w:t>
             </w:r>
             <w:r>
               <w:rPr>
-                <w:rFonts w:ascii="Times New Roman" w:hAnsi="Times New Roman"/>
-                <w:noProof/>
-                <w:webHidden/>
-                <w:sz w:val="28"/>
-                <w:szCs w:val="28"/>
+                <w:noProof/>
+                <w:webHidden/>
               </w:rPr>
               <w:fldChar w:fldCharType="end"/>
             </w:r>
@@ -1509,114 +1089,79 @@
           <w:pPr>
             <w:pStyle w:val="TOC1"/>
             <w:rPr>
-              <w:rFonts w:ascii="Times New Roman" w:hAnsi="Times New Roman"/>
+              <w:rFonts w:cstheme="minorBidi"/>
               <w:noProof/>
-              <w:kern w:val="2"/>
-              <w:sz w:val="28"/>
-              <w:szCs w:val="28"/>
-              <w:lang w:val="en-GB" w:eastAsia="en-GB"/>
-              <w14:ligatures w14:val="standardContextual"/>
+              <w:lang w:val="en-GB" w:eastAsia="zh-CN"/>
             </w:rPr>
           </w:pPr>
-          <w:hyperlink w:anchor="_Toc243490584" w:history="1">
+          <w:hyperlink w:anchor="_Toc243549498" w:history="1">
             <w:r>
               <w:rPr>
                 <w:rStyle w:val="Hyperlink"/>
-                <w:rFonts w:ascii="Times New Roman" w:hAnsi="Times New Roman"/>
-                <w:noProof/>
-                <w:sz w:val="28"/>
-                <w:szCs w:val="28"/>
+                <w:noProof/>
               </w:rPr>
               <w:t>4.</w:t>
             </w:r>
             <w:r>
               <w:rPr>
-                <w:rFonts w:ascii="Times New Roman" w:hAnsi="Times New Roman"/>
-                <w:noProof/>
-                <w:kern w:val="2"/>
-                <w:sz w:val="28"/>
-                <w:szCs w:val="28"/>
-                <w:lang w:val="en-GB" w:eastAsia="en-GB"/>
-                <w14:ligatures w14:val="standardContextual"/>
+                <w:rFonts w:cstheme="minorBidi"/>
+                <w:noProof/>
+                <w:lang w:val="en-GB" w:eastAsia="zh-CN"/>
               </w:rPr>
               <w:tab/>
             </w:r>
             <w:r>
               <w:rPr>
                 <w:rStyle w:val="Hyperlink"/>
-                <w:rFonts w:ascii="Times New Roman" w:hAnsi="Times New Roman"/>
-                <w:noProof/>
-                <w:sz w:val="28"/>
-                <w:szCs w:val="28"/>
+                <w:noProof/>
               </w:rPr>
               <w:t>Đề nghị xuất hóa đơn</w:t>
             </w:r>
             <w:r>
               <w:rPr>
-                <w:rFonts w:ascii="Times New Roman" w:hAnsi="Times New Roman"/>
-                <w:noProof/>
-                <w:webHidden/>
-                <w:sz w:val="28"/>
-                <w:szCs w:val="28"/>
+                <w:noProof/>
+                <w:webHidden/>
               </w:rPr>
               <w:tab/>
             </w:r>
             <w:r>
               <w:rPr>
-                <w:rFonts w:ascii="Times New Roman" w:hAnsi="Times New Roman"/>
-                <w:noProof/>
-                <w:webHidden/>
-                <w:sz w:val="28"/>
-                <w:szCs w:val="28"/>
+                <w:noProof/>
+                <w:webHidden/>
               </w:rPr>
               <w:fldChar w:fldCharType="begin"/>
             </w:r>
             <w:r>
               <w:rPr>
-                <w:rFonts w:ascii="Times New Roman" w:hAnsi="Times New Roman"/>
-                <w:noProof/>
-                <w:webHidden/>
-                <w:sz w:val="28"/>
-                <w:szCs w:val="28"/>
-              </w:rPr>
-              <w:instrText xml:space="preserve"> PAGEREF _Toc243490584 \h </w:instrText>
-            </w:r>
-            <w:r>
-              <w:rPr>
-                <w:rFonts w:ascii="Times New Roman" w:hAnsi="Times New Roman"/>
-                <w:noProof/>
-                <w:webHidden/>
-                <w:sz w:val="28"/>
-                <w:szCs w:val="28"/>
-              </w:rPr>
-            </w:r>
-            <w:r>
-              <w:rPr>
-                <w:rFonts w:ascii="Times New Roman" w:hAnsi="Times New Roman"/>
-                <w:noProof/>
-                <w:webHidden/>
-                <w:sz w:val="28"/>
-                <w:szCs w:val="28"/>
+                <w:noProof/>
+                <w:webHidden/>
+              </w:rPr>
+              <w:instrText xml:space="preserve"> PAGEREF _Toc243549498 \h </w:instrText>
+            </w:r>
+            <w:r>
+              <w:rPr>
+                <w:noProof/>
+                <w:webHidden/>
+              </w:rPr>
+            </w:r>
+            <w:r>
+              <w:rPr>
+                <w:noProof/>
+                <w:webHidden/>
               </w:rPr>
               <w:fldChar w:fldCharType="separate"/>
             </w:r>
             <w:r>
               <w:rPr>
-                <w:rFonts w:ascii="Times New Roman" w:hAnsi="Times New Roman"/>
-                <w:noProof/>
-                <w:webHidden/>
-                <w:sz w:val="28"/>
-                <w:szCs w:val="28"/>
+                <w:noProof/>
+                <w:webHidden/>
               </w:rPr>
               <w:t>7</w:t>
             </w:r>
             <w:r>
               <w:rPr>
-                <w:rFonts w:ascii="Times New Roman" w:hAnsi="Times New Roman"/>
-                <w:noProof/>
-                <w:webHidden/>
-                <w:sz w:val="28"/>
-                <w:szCs w:val="28"/>
+                <w:noProof/>
+                <w:webHidden/>
               </w:rPr>
               <w:fldChar w:fldCharType="end"/>
             </w:r>
@@ -1626,118 +1171,83 @@
           <w:pPr>
             <w:pStyle w:val="TOC2"/>
             <w:tabs>
-              <w:tab w:val="left" w:pos="720"/>
+              <w:tab w:val="left" w:pos="660"/>
               <w:tab w:val="right" w:leader="dot" w:pos="9016"/>
             </w:tabs>
             <w:rPr>
-              <w:rFonts w:ascii="Times New Roman" w:hAnsi="Times New Roman"/>
+              <w:rFonts w:cstheme="minorBidi"/>
               <w:noProof/>
-              <w:kern w:val="2"/>
-              <w:sz w:val="28"/>
-              <w:szCs w:val="28"/>
-              <w:lang w:val="en-GB" w:eastAsia="en-GB"/>
-              <w14:ligatures w14:val="standardContextual"/>
+              <w:lang w:val="en-GB" w:eastAsia="zh-CN"/>
             </w:rPr>
           </w:pPr>
-          <w:hyperlink w:anchor="_Toc243490585" w:history="1">
+          <w:hyperlink w:anchor="_Toc243549499" w:history="1">
             <w:r>
               <w:rPr>
                 <w:rStyle w:val="Hyperlink"/>
-                <w:rFonts w:ascii="Times New Roman" w:hAnsi="Times New Roman"/>
-                <w:noProof/>
-                <w:sz w:val="28"/>
-                <w:szCs w:val="28"/>
+                <w:noProof/>
               </w:rPr>
               <w:t>a.</w:t>
             </w:r>
             <w:r>
               <w:rPr>
-                <w:rFonts w:ascii="Times New Roman" w:hAnsi="Times New Roman"/>
-                <w:noProof/>
-                <w:kern w:val="2"/>
-                <w:sz w:val="28"/>
-                <w:szCs w:val="28"/>
-                <w:lang w:val="en-GB" w:eastAsia="en-GB"/>
-                <w14:ligatures w14:val="standardContextual"/>
+                <w:rFonts w:cstheme="minorBidi"/>
+                <w:noProof/>
+                <w:lang w:val="en-GB" w:eastAsia="zh-CN"/>
               </w:rPr>
               <w:tab/>
             </w:r>
             <w:r>
               <w:rPr>
                 <w:rStyle w:val="Hyperlink"/>
-                <w:rFonts w:ascii="Times New Roman" w:hAnsi="Times New Roman"/>
-                <w:noProof/>
-                <w:sz w:val="28"/>
-                <w:szCs w:val="28"/>
+                <w:noProof/>
               </w:rPr>
               <w:t>Mục đích</w:t>
             </w:r>
             <w:r>
               <w:rPr>
-                <w:rFonts w:ascii="Times New Roman" w:hAnsi="Times New Roman"/>
-                <w:noProof/>
-                <w:webHidden/>
-                <w:sz w:val="28"/>
-                <w:szCs w:val="28"/>
+                <w:noProof/>
+                <w:webHidden/>
               </w:rPr>
               <w:tab/>
             </w:r>
             <w:r>
               <w:rPr>
-                <w:rFonts w:ascii="Times New Roman" w:hAnsi="Times New Roman"/>
-                <w:noProof/>
-                <w:webHidden/>
-                <w:sz w:val="28"/>
-                <w:szCs w:val="28"/>
+                <w:noProof/>
+                <w:webHidden/>
               </w:rPr>
               <w:fldChar w:fldCharType="begin"/>
             </w:r>
             <w:r>
               <w:rPr>
-                <w:rFonts w:ascii="Times New Roman" w:hAnsi="Times New Roman"/>
-                <w:noProof/>
-                <w:webHidden/>
-                <w:sz w:val="28"/>
-                <w:szCs w:val="28"/>
-              </w:rPr>
-              <w:instrText xml:space="preserve"> PAGEREF _Toc243490585 \h </w:instrText>
-            </w:r>
-            <w:r>
-              <w:rPr>
-                <w:rFonts w:ascii="Times New Roman" w:hAnsi="Times New Roman"/>
-                <w:noProof/>
-                <w:webHidden/>
-                <w:sz w:val="28"/>
-                <w:szCs w:val="28"/>
-              </w:rPr>
-            </w:r>
-            <w:r>
-              <w:rPr>
-                <w:rFonts w:ascii="Times New Roman" w:hAnsi="Times New Roman"/>
-                <w:noProof/>
-                <w:webHidden/>
-                <w:sz w:val="28"/>
-                <w:szCs w:val="28"/>
+                <w:noProof/>
+                <w:webHidden/>
+              </w:rPr>
+              <w:instrText xml:space="preserve"> PAGEREF _Toc243549499 \h </w:instrText>
+            </w:r>
+            <w:r>
+              <w:rPr>
+                <w:noProof/>
+                <w:webHidden/>
+              </w:rPr>
+            </w:r>
+            <w:r>
+              <w:rPr>
+                <w:noProof/>
+                <w:webHidden/>
               </w:rPr>
               <w:fldChar w:fldCharType="separate"/>
             </w:r>
             <w:r>
               <w:rPr>
-                <w:rFonts w:ascii="Times New Roman" w:hAnsi="Times New Roman"/>
-                <w:noProof/>
-                <w:webHidden/>
-                <w:sz w:val="28"/>
-                <w:szCs w:val="28"/>
+                <w:noProof/>
+                <w:webHidden/>
               </w:rPr>
               <w:t>7</w:t>
             </w:r>
             <w:r>
               <w:rPr>
-                <w:rFonts w:ascii="Times New Roman" w:hAnsi="Times New Roman"/>
-                <w:noProof/>
-                <w:webHidden/>
-                <w:sz w:val="28"/>
-                <w:szCs w:val="28"/>
+                <w:noProof/>
+                <w:webHidden/>
               </w:rPr>
               <w:fldChar w:fldCharType="end"/>
             </w:r>
@@ -1747,118 +1257,83 @@
           <w:pPr>
             <w:pStyle w:val="TOC2"/>
             <w:tabs>
-              <w:tab w:val="left" w:pos="720"/>
+              <w:tab w:val="left" w:pos="660"/>
               <w:tab w:val="right" w:leader="dot" w:pos="9016"/>
             </w:tabs>
             <w:rPr>
-              <w:rFonts w:ascii="Times New Roman" w:hAnsi="Times New Roman"/>
+              <w:rFonts w:cstheme="minorBidi"/>
               <w:noProof/>
-              <w:kern w:val="2"/>
-              <w:sz w:val="28"/>
-              <w:szCs w:val="28"/>
-              <w:lang w:val="en-GB" w:eastAsia="en-GB"/>
-              <w14:ligatures w14:val="standardContextual"/>
+              <w:lang w:val="en-GB" w:eastAsia="zh-CN"/>
             </w:rPr>
           </w:pPr>
-          <w:hyperlink w:anchor="_Toc243490586" w:history="1">
+          <w:hyperlink w:anchor="_Toc243549500" w:history="1">
             <w:r>
               <w:rPr>
                 <w:rStyle w:val="Hyperlink"/>
-                <w:rFonts w:ascii="Times New Roman" w:hAnsi="Times New Roman"/>
-                <w:noProof/>
-                <w:sz w:val="28"/>
-                <w:szCs w:val="28"/>
+                <w:noProof/>
               </w:rPr>
               <w:t>b.</w:t>
             </w:r>
             <w:r>
               <w:rPr>
-                <w:rFonts w:ascii="Times New Roman" w:hAnsi="Times New Roman"/>
-                <w:noProof/>
-                <w:kern w:val="2"/>
-                <w:sz w:val="28"/>
-                <w:szCs w:val="28"/>
-                <w:lang w:val="en-GB" w:eastAsia="en-GB"/>
-                <w14:ligatures w14:val="standardContextual"/>
+                <w:rFonts w:cstheme="minorBidi"/>
+                <w:noProof/>
+                <w:lang w:val="en-GB" w:eastAsia="zh-CN"/>
               </w:rPr>
               <w:tab/>
             </w:r>
             <w:r>
               <w:rPr>
                 <w:rStyle w:val="Hyperlink"/>
-                <w:rFonts w:ascii="Times New Roman" w:hAnsi="Times New Roman"/>
-                <w:noProof/>
-                <w:sz w:val="28"/>
-                <w:szCs w:val="28"/>
+                <w:noProof/>
               </w:rPr>
               <w:t>Đường dẫn: Bán xe\Quản lý bán xe – Đề nghị xuất hóa đơn</w:t>
             </w:r>
             <w:r>
               <w:rPr>
-                <w:rFonts w:ascii="Times New Roman" w:hAnsi="Times New Roman"/>
-                <w:noProof/>
-                <w:webHidden/>
-                <w:sz w:val="28"/>
-                <w:szCs w:val="28"/>
+                <w:noProof/>
+                <w:webHidden/>
               </w:rPr>
               <w:tab/>
             </w:r>
             <w:r>
               <w:rPr>
-                <w:rFonts w:ascii="Times New Roman" w:hAnsi="Times New Roman"/>
-                <w:noProof/>
-                <w:webHidden/>
-                <w:sz w:val="28"/>
-                <w:szCs w:val="28"/>
+                <w:noProof/>
+                <w:webHidden/>
               </w:rPr>
               <w:fldChar w:fldCharType="begin"/>
             </w:r>
             <w:r>
               <w:rPr>
-                <w:rFonts w:ascii="Times New Roman" w:hAnsi="Times New Roman"/>
-                <w:noProof/>
-                <w:webHidden/>
-                <w:sz w:val="28"/>
-                <w:szCs w:val="28"/>
-              </w:rPr>
-              <w:instrText xml:space="preserve"> PAGEREF _Toc243490586 \h </w:instrText>
-            </w:r>
-            <w:r>
-              <w:rPr>
-                <w:rFonts w:ascii="Times New Roman" w:hAnsi="Times New Roman"/>
-                <w:noProof/>
-                <w:webHidden/>
-                <w:sz w:val="28"/>
-                <w:szCs w:val="28"/>
-              </w:rPr>
-            </w:r>
-            <w:r>
-              <w:rPr>
-                <w:rFonts w:ascii="Times New Roman" w:hAnsi="Times New Roman"/>
-                <w:noProof/>
-                <w:webHidden/>
-                <w:sz w:val="28"/>
-                <w:szCs w:val="28"/>
+                <w:noProof/>
+                <w:webHidden/>
+              </w:rPr>
+              <w:instrText xml:space="preserve"> PAGEREF _Toc243549500 \h </w:instrText>
+            </w:r>
+            <w:r>
+              <w:rPr>
+                <w:noProof/>
+                <w:webHidden/>
+              </w:rPr>
+            </w:r>
+            <w:r>
+              <w:rPr>
+                <w:noProof/>
+                <w:webHidden/>
               </w:rPr>
               <w:fldChar w:fldCharType="separate"/>
             </w:r>
             <w:r>
               <w:rPr>
-                <w:rFonts w:ascii="Times New Roman" w:hAnsi="Times New Roman"/>
-                <w:noProof/>
-                <w:webHidden/>
-                <w:sz w:val="28"/>
-                <w:szCs w:val="28"/>
+                <w:noProof/>
+                <w:webHidden/>
               </w:rPr>
               <w:t>7</w:t>
             </w:r>
             <w:r>
               <w:rPr>
-                <w:rFonts w:ascii="Times New Roman" w:hAnsi="Times New Roman"/>
-                <w:noProof/>
-                <w:webHidden/>
-                <w:sz w:val="28"/>
-                <w:szCs w:val="28"/>
+                <w:noProof/>
+                <w:webHidden/>
               </w:rPr>
               <w:fldChar w:fldCharType="end"/>
             </w:r>
@@ -1868,118 +1343,83 @@
           <w:pPr>
             <w:pStyle w:val="TOC2"/>
             <w:tabs>
-              <w:tab w:val="left" w:pos="720"/>
+              <w:tab w:val="left" w:pos="660"/>
               <w:tab w:val="right" w:leader="dot" w:pos="9016"/>
             </w:tabs>
             <w:rPr>
-              <w:rFonts w:ascii="Times New Roman" w:hAnsi="Times New Roman"/>
+              <w:rFonts w:cstheme="minorBidi"/>
               <w:noProof/>
-              <w:kern w:val="2"/>
-              <w:sz w:val="28"/>
-              <w:szCs w:val="28"/>
-              <w:lang w:val="en-GB" w:eastAsia="en-GB"/>
-              <w14:ligatures w14:val="standardContextual"/>
+              <w:lang w:val="en-GB" w:eastAsia="zh-CN"/>
             </w:rPr>
           </w:pPr>
-          <w:hyperlink w:anchor="_Toc243490587" w:history="1">
+          <w:hyperlink w:anchor="_Toc243549501" w:history="1">
             <w:r>
               <w:rPr>
                 <w:rStyle w:val="Hyperlink"/>
-                <w:rFonts w:ascii="Times New Roman" w:hAnsi="Times New Roman"/>
-                <w:noProof/>
-                <w:sz w:val="28"/>
-                <w:szCs w:val="28"/>
+                <w:noProof/>
               </w:rPr>
               <w:t>c.</w:t>
             </w:r>
             <w:r>
               <w:rPr>
-                <w:rFonts w:ascii="Times New Roman" w:hAnsi="Times New Roman"/>
-                <w:noProof/>
-                <w:kern w:val="2"/>
-                <w:sz w:val="28"/>
-                <w:szCs w:val="28"/>
-                <w:lang w:val="en-GB" w:eastAsia="en-GB"/>
-                <w14:ligatures w14:val="standardContextual"/>
+                <w:rFonts w:cstheme="minorBidi"/>
+                <w:noProof/>
+                <w:lang w:val="en-GB" w:eastAsia="zh-CN"/>
               </w:rPr>
               <w:tab/>
             </w:r>
             <w:r>
               <w:rPr>
                 <w:rStyle w:val="Hyperlink"/>
-                <w:rFonts w:ascii="Times New Roman" w:hAnsi="Times New Roman"/>
-                <w:noProof/>
-                <w:sz w:val="28"/>
-                <w:szCs w:val="28"/>
+                <w:noProof/>
               </w:rPr>
               <w:t>Thao tác thực hiện</w:t>
             </w:r>
             <w:r>
               <w:rPr>
-                <w:rFonts w:ascii="Times New Roman" w:hAnsi="Times New Roman"/>
-                <w:noProof/>
-                <w:webHidden/>
-                <w:sz w:val="28"/>
-                <w:szCs w:val="28"/>
+                <w:noProof/>
+                <w:webHidden/>
               </w:rPr>
               <w:tab/>
             </w:r>
             <w:r>
               <w:rPr>
-                <w:rFonts w:ascii="Times New Roman" w:hAnsi="Times New Roman"/>
-                <w:noProof/>
-                <w:webHidden/>
-                <w:sz w:val="28"/>
-                <w:szCs w:val="28"/>
+                <w:noProof/>
+                <w:webHidden/>
               </w:rPr>
               <w:fldChar w:fldCharType="begin"/>
             </w:r>
             <w:r>
               <w:rPr>
-                <w:rFonts w:ascii="Times New Roman" w:hAnsi="Times New Roman"/>
-                <w:noProof/>
-                <w:webHidden/>
-                <w:sz w:val="28"/>
-                <w:szCs w:val="28"/>
-              </w:rPr>
-              <w:instrText xml:space="preserve"> PAGEREF _Toc243490587 \h </w:instrText>
-            </w:r>
-            <w:r>
-              <w:rPr>
-                <w:rFonts w:ascii="Times New Roman" w:hAnsi="Times New Roman"/>
-                <w:noProof/>
-                <w:webHidden/>
-                <w:sz w:val="28"/>
-                <w:szCs w:val="28"/>
-              </w:rPr>
-            </w:r>
-            <w:r>
-              <w:rPr>
-                <w:rFonts w:ascii="Times New Roman" w:hAnsi="Times New Roman"/>
-                <w:noProof/>
-                <w:webHidden/>
-                <w:sz w:val="28"/>
-                <w:szCs w:val="28"/>
+                <w:noProof/>
+                <w:webHidden/>
+              </w:rPr>
+              <w:instrText xml:space="preserve"> PAGEREF _Toc243549501 \h </w:instrText>
+            </w:r>
+            <w:r>
+              <w:rPr>
+                <w:noProof/>
+                <w:webHidden/>
+              </w:rPr>
+            </w:r>
+            <w:r>
+              <w:rPr>
+                <w:noProof/>
+                <w:webHidden/>
               </w:rPr>
               <w:fldChar w:fldCharType="separate"/>
             </w:r>
             <w:r>
               <w:rPr>
-                <w:rFonts w:ascii="Times New Roman" w:hAnsi="Times New Roman"/>
-                <w:noProof/>
-                <w:webHidden/>
-                <w:sz w:val="28"/>
-                <w:szCs w:val="28"/>
+                <w:noProof/>
+                <w:webHidden/>
               </w:rPr>
               <w:t>7</w:t>
             </w:r>
             <w:r>
               <w:rPr>
-                <w:rFonts w:ascii="Times New Roman" w:hAnsi="Times New Roman"/>
-                <w:noProof/>
-                <w:webHidden/>
-                <w:sz w:val="28"/>
-                <w:szCs w:val="28"/>
+                <w:noProof/>
+                <w:webHidden/>
               </w:rPr>
               <w:fldChar w:fldCharType="end"/>
             </w:r>
@@ -1989,114 +1429,79 @@
           <w:pPr>
             <w:pStyle w:val="TOC1"/>
             <w:rPr>
-              <w:rFonts w:ascii="Times New Roman" w:hAnsi="Times New Roman"/>
+              <w:rFonts w:cstheme="minorBidi"/>
               <w:noProof/>
-              <w:kern w:val="2"/>
-              <w:sz w:val="28"/>
-              <w:szCs w:val="28"/>
-              <w:lang w:val="en-GB" w:eastAsia="en-GB"/>
-              <w14:ligatures w14:val="standardContextual"/>
+              <w:lang w:val="en-GB" w:eastAsia="zh-CN"/>
             </w:rPr>
           </w:pPr>
-          <w:hyperlink w:anchor="_Toc243490588" w:history="1">
+          <w:hyperlink w:anchor="_Toc243549502" w:history="1">
             <w:r>
               <w:rPr>
                 <w:rStyle w:val="Hyperlink"/>
-                <w:rFonts w:ascii="Times New Roman" w:hAnsi="Times New Roman"/>
-                <w:noProof/>
-                <w:sz w:val="28"/>
-                <w:szCs w:val="28"/>
+                <w:noProof/>
               </w:rPr>
               <w:t>5.</w:t>
             </w:r>
             <w:r>
               <w:rPr>
-                <w:rFonts w:ascii="Times New Roman" w:hAnsi="Times New Roman"/>
-                <w:noProof/>
-                <w:kern w:val="2"/>
-                <w:sz w:val="28"/>
-                <w:szCs w:val="28"/>
-                <w:lang w:val="en-GB" w:eastAsia="en-GB"/>
-                <w14:ligatures w14:val="standardContextual"/>
+                <w:rFonts w:cstheme="minorBidi"/>
+                <w:noProof/>
+                <w:lang w:val="en-GB" w:eastAsia="zh-CN"/>
               </w:rPr>
               <w:tab/>
             </w:r>
             <w:r>
               <w:rPr>
                 <w:rStyle w:val="Hyperlink"/>
-                <w:rFonts w:ascii="Times New Roman" w:hAnsi="Times New Roman"/>
-                <w:noProof/>
-                <w:sz w:val="28"/>
-                <w:szCs w:val="28"/>
+                <w:noProof/>
               </w:rPr>
               <w:t>Đề nghị giao xe</w:t>
             </w:r>
             <w:r>
               <w:rPr>
-                <w:rFonts w:ascii="Times New Roman" w:hAnsi="Times New Roman"/>
-                <w:noProof/>
-                <w:webHidden/>
-                <w:sz w:val="28"/>
-                <w:szCs w:val="28"/>
+                <w:noProof/>
+                <w:webHidden/>
               </w:rPr>
               <w:tab/>
             </w:r>
             <w:r>
               <w:rPr>
-                <w:rFonts w:ascii="Times New Roman" w:hAnsi="Times New Roman"/>
-                <w:noProof/>
-                <w:webHidden/>
-                <w:sz w:val="28"/>
-                <w:szCs w:val="28"/>
+                <w:noProof/>
+                <w:webHidden/>
               </w:rPr>
               <w:fldChar w:fldCharType="begin"/>
             </w:r>
             <w:r>
               <w:rPr>
-                <w:rFonts w:ascii="Times New Roman" w:hAnsi="Times New Roman"/>
-                <w:noProof/>
-                <w:webHidden/>
-                <w:sz w:val="28"/>
-                <w:szCs w:val="28"/>
-              </w:rPr>
-              <w:instrText xml:space="preserve"> PAGEREF _Toc243490588 \h </w:instrText>
-            </w:r>
-            <w:r>
-              <w:rPr>
-                <w:rFonts w:ascii="Times New Roman" w:hAnsi="Times New Roman"/>
-                <w:noProof/>
-                <w:webHidden/>
-                <w:sz w:val="28"/>
-                <w:szCs w:val="28"/>
-              </w:rPr>
-            </w:r>
-            <w:r>
-              <w:rPr>
-                <w:rFonts w:ascii="Times New Roman" w:hAnsi="Times New Roman"/>
-                <w:noProof/>
-                <w:webHidden/>
-                <w:sz w:val="28"/>
-                <w:szCs w:val="28"/>
+                <w:noProof/>
+                <w:webHidden/>
+              </w:rPr>
+              <w:instrText xml:space="preserve"> PAGEREF _Toc243549502 \h </w:instrText>
+            </w:r>
+            <w:r>
+              <w:rPr>
+                <w:noProof/>
+                <w:webHidden/>
+              </w:rPr>
+            </w:r>
+            <w:r>
+              <w:rPr>
+                <w:noProof/>
+                <w:webHidden/>
               </w:rPr>
               <w:fldChar w:fldCharType="separate"/>
             </w:r>
             <w:r>
               <w:rPr>
-                <w:rFonts w:ascii="Times New Roman" w:hAnsi="Times New Roman"/>
-                <w:noProof/>
-                <w:webHidden/>
-                <w:sz w:val="28"/>
-                <w:szCs w:val="28"/>
+                <w:noProof/>
+                <w:webHidden/>
               </w:rPr>
               <w:t>8</w:t>
             </w:r>
             <w:r>
               <w:rPr>
-                <w:rFonts w:ascii="Times New Roman" w:hAnsi="Times New Roman"/>
-                <w:noProof/>
-                <w:webHidden/>
-                <w:sz w:val="28"/>
-                <w:szCs w:val="28"/>
+                <w:noProof/>
+                <w:webHidden/>
               </w:rPr>
               <w:fldChar w:fldCharType="end"/>
             </w:r>
@@ -2106,118 +1511,83 @@
           <w:pPr>
             <w:pStyle w:val="TOC2"/>
             <w:tabs>
-              <w:tab w:val="left" w:pos="720"/>
+              <w:tab w:val="left" w:pos="660"/>
               <w:tab w:val="right" w:leader="dot" w:pos="9016"/>
             </w:tabs>
             <w:rPr>
-              <w:rFonts w:ascii="Times New Roman" w:hAnsi="Times New Roman"/>
+              <w:rFonts w:cstheme="minorBidi"/>
               <w:noProof/>
-              <w:kern w:val="2"/>
-              <w:sz w:val="28"/>
-              <w:szCs w:val="28"/>
-              <w:lang w:val="en-GB" w:eastAsia="en-GB"/>
-              <w14:ligatures w14:val="standardContextual"/>
+              <w:lang w:val="en-GB" w:eastAsia="zh-CN"/>
             </w:rPr>
           </w:pPr>
-          <w:hyperlink w:anchor="_Toc243490589" w:history="1">
+          <w:hyperlink w:anchor="_Toc243549503" w:history="1">
             <w:r>
               <w:rPr>
                 <w:rStyle w:val="Hyperlink"/>
-                <w:rFonts w:ascii="Times New Roman" w:hAnsi="Times New Roman"/>
-                <w:noProof/>
-                <w:sz w:val="28"/>
-                <w:szCs w:val="28"/>
+                <w:noProof/>
               </w:rPr>
               <w:t>a.</w:t>
             </w:r>
             <w:r>
               <w:rPr>
-                <w:rFonts w:ascii="Times New Roman" w:hAnsi="Times New Roman"/>
-                <w:noProof/>
-                <w:kern w:val="2"/>
-                <w:sz w:val="28"/>
-                <w:szCs w:val="28"/>
-                <w:lang w:val="en-GB" w:eastAsia="en-GB"/>
-                <w14:ligatures w14:val="standardContextual"/>
+                <w:rFonts w:cstheme="minorBidi"/>
+                <w:noProof/>
+                <w:lang w:val="en-GB" w:eastAsia="zh-CN"/>
               </w:rPr>
               <w:tab/>
             </w:r>
             <w:r>
               <w:rPr>
                 <w:rStyle w:val="Hyperlink"/>
-                <w:rFonts w:ascii="Times New Roman" w:hAnsi="Times New Roman"/>
-                <w:noProof/>
-                <w:sz w:val="28"/>
-                <w:szCs w:val="28"/>
+                <w:noProof/>
               </w:rPr>
               <w:t>Mục đích</w:t>
             </w:r>
             <w:r>
               <w:rPr>
-                <w:rFonts w:ascii="Times New Roman" w:hAnsi="Times New Roman"/>
-                <w:noProof/>
-                <w:webHidden/>
-                <w:sz w:val="28"/>
-                <w:szCs w:val="28"/>
+                <w:noProof/>
+                <w:webHidden/>
               </w:rPr>
               <w:tab/>
             </w:r>
             <w:r>
               <w:rPr>
-                <w:rFonts w:ascii="Times New Roman" w:hAnsi="Times New Roman"/>
-                <w:noProof/>
-                <w:webHidden/>
-                <w:sz w:val="28"/>
-                <w:szCs w:val="28"/>
+                <w:noProof/>
+                <w:webHidden/>
               </w:rPr>
               <w:fldChar w:fldCharType="begin"/>
             </w:r>
             <w:r>
               <w:rPr>
-                <w:rFonts w:ascii="Times New Roman" w:hAnsi="Times New Roman"/>
-                <w:noProof/>
-                <w:webHidden/>
-                <w:sz w:val="28"/>
-                <w:szCs w:val="28"/>
-              </w:rPr>
-              <w:instrText xml:space="preserve"> PAGEREF _Toc243490589 \h </w:instrText>
-            </w:r>
-            <w:r>
-              <w:rPr>
-                <w:rFonts w:ascii="Times New Roman" w:hAnsi="Times New Roman"/>
-                <w:noProof/>
-                <w:webHidden/>
-                <w:sz w:val="28"/>
-                <w:szCs w:val="28"/>
-              </w:rPr>
-            </w:r>
-            <w:r>
-              <w:rPr>
-                <w:rFonts w:ascii="Times New Roman" w:hAnsi="Times New Roman"/>
-                <w:noProof/>
-                <w:webHidden/>
-                <w:sz w:val="28"/>
-                <w:szCs w:val="28"/>
+                <w:noProof/>
+                <w:webHidden/>
+              </w:rPr>
+              <w:instrText xml:space="preserve"> PAGEREF _Toc243549503 \h </w:instrText>
+            </w:r>
+            <w:r>
+              <w:rPr>
+                <w:noProof/>
+                <w:webHidden/>
+              </w:rPr>
+            </w:r>
+            <w:r>
+              <w:rPr>
+                <w:noProof/>
+                <w:webHidden/>
               </w:rPr>
               <w:fldChar w:fldCharType="separate"/>
             </w:r>
             <w:r>
               <w:rPr>
-                <w:rFonts w:ascii="Times New Roman" w:hAnsi="Times New Roman"/>
-                <w:noProof/>
-                <w:webHidden/>
-                <w:sz w:val="28"/>
-                <w:szCs w:val="28"/>
+                <w:noProof/>
+                <w:webHidden/>
               </w:rPr>
               <w:t>8</w:t>
             </w:r>
             <w:r>
               <w:rPr>
-                <w:rFonts w:ascii="Times New Roman" w:hAnsi="Times New Roman"/>
-                <w:noProof/>
-                <w:webHidden/>
-                <w:sz w:val="28"/>
-                <w:szCs w:val="28"/>
+                <w:noProof/>
+                <w:webHidden/>
               </w:rPr>
               <w:fldChar w:fldCharType="end"/>
             </w:r>
@@ -2227,118 +1597,83 @@
           <w:pPr>
             <w:pStyle w:val="TOC2"/>
             <w:tabs>
-              <w:tab w:val="left" w:pos="720"/>
+              <w:tab w:val="left" w:pos="660"/>
               <w:tab w:val="right" w:leader="dot" w:pos="9016"/>
             </w:tabs>
             <w:rPr>
-              <w:rFonts w:ascii="Times New Roman" w:hAnsi="Times New Roman"/>
+              <w:rFonts w:cstheme="minorBidi"/>
               <w:noProof/>
-              <w:kern w:val="2"/>
-              <w:sz w:val="28"/>
-              <w:szCs w:val="28"/>
-              <w:lang w:val="en-GB" w:eastAsia="en-GB"/>
-              <w14:ligatures w14:val="standardContextual"/>
+              <w:lang w:val="en-GB" w:eastAsia="zh-CN"/>
             </w:rPr>
           </w:pPr>
-          <w:hyperlink w:anchor="_Toc243490590" w:history="1">
+          <w:hyperlink w:anchor="_Toc243549504" w:history="1">
             <w:r>
               <w:rPr>
                 <w:rStyle w:val="Hyperlink"/>
-                <w:rFonts w:ascii="Times New Roman" w:hAnsi="Times New Roman"/>
-                <w:noProof/>
-                <w:sz w:val="28"/>
-                <w:szCs w:val="28"/>
+                <w:noProof/>
               </w:rPr>
               <w:t>b.</w:t>
             </w:r>
             <w:r>
               <w:rPr>
-                <w:rFonts w:ascii="Times New Roman" w:hAnsi="Times New Roman"/>
-                <w:noProof/>
-                <w:kern w:val="2"/>
-                <w:sz w:val="28"/>
-                <w:szCs w:val="28"/>
-                <w:lang w:val="en-GB" w:eastAsia="en-GB"/>
-                <w14:ligatures w14:val="standardContextual"/>
+                <w:rFonts w:cstheme="minorBidi"/>
+                <w:noProof/>
+                <w:lang w:val="en-GB" w:eastAsia="zh-CN"/>
               </w:rPr>
               <w:tab/>
             </w:r>
             <w:r>
               <w:rPr>
                 <w:rStyle w:val="Hyperlink"/>
-                <w:rFonts w:ascii="Times New Roman" w:hAnsi="Times New Roman"/>
-                <w:noProof/>
-                <w:sz w:val="28"/>
-                <w:szCs w:val="28"/>
+                <w:noProof/>
               </w:rPr>
               <w:t>Đường dẫn: Bán xe\Quản lý bán xe – Đề nghị xuất kho xe</w:t>
             </w:r>
             <w:r>
               <w:rPr>
-                <w:rFonts w:ascii="Times New Roman" w:hAnsi="Times New Roman"/>
-                <w:noProof/>
-                <w:webHidden/>
-                <w:sz w:val="28"/>
-                <w:szCs w:val="28"/>
+                <w:noProof/>
+                <w:webHidden/>
               </w:rPr>
               <w:tab/>
             </w:r>
             <w:r>
               <w:rPr>
-                <w:rFonts w:ascii="Times New Roman" w:hAnsi="Times New Roman"/>
-                <w:noProof/>
-                <w:webHidden/>
-                <w:sz w:val="28"/>
-                <w:szCs w:val="28"/>
+                <w:noProof/>
+                <w:webHidden/>
               </w:rPr>
               <w:fldChar w:fldCharType="begin"/>
             </w:r>
             <w:r>
               <w:rPr>
-                <w:rFonts w:ascii="Times New Roman" w:hAnsi="Times New Roman"/>
-                <w:noProof/>
-                <w:webHidden/>
-                <w:sz w:val="28"/>
-                <w:szCs w:val="28"/>
-              </w:rPr>
-              <w:instrText xml:space="preserve"> PAGEREF _Toc243490590 \h </w:instrText>
-            </w:r>
-            <w:r>
-              <w:rPr>
-                <w:rFonts w:ascii="Times New Roman" w:hAnsi="Times New Roman"/>
-                <w:noProof/>
-                <w:webHidden/>
-                <w:sz w:val="28"/>
-                <w:szCs w:val="28"/>
-              </w:rPr>
-            </w:r>
-            <w:r>
-              <w:rPr>
-                <w:rFonts w:ascii="Times New Roman" w:hAnsi="Times New Roman"/>
-                <w:noProof/>
-                <w:webHidden/>
-                <w:sz w:val="28"/>
-                <w:szCs w:val="28"/>
+                <w:noProof/>
+                <w:webHidden/>
+              </w:rPr>
+              <w:instrText xml:space="preserve"> PAGEREF _Toc243549504 \h </w:instrText>
+            </w:r>
+            <w:r>
+              <w:rPr>
+                <w:noProof/>
+                <w:webHidden/>
+              </w:rPr>
+            </w:r>
+            <w:r>
+              <w:rPr>
+                <w:noProof/>
+                <w:webHidden/>
               </w:rPr>
               <w:fldChar w:fldCharType="separate"/>
             </w:r>
             <w:r>
               <w:rPr>
-                <w:rFonts w:ascii="Times New Roman" w:hAnsi="Times New Roman"/>
-                <w:noProof/>
-                <w:webHidden/>
-                <w:sz w:val="28"/>
-                <w:szCs w:val="28"/>
+                <w:noProof/>
+                <w:webHidden/>
               </w:rPr>
               <w:t>8</w:t>
             </w:r>
             <w:r>
               <w:rPr>
-                <w:rFonts w:ascii="Times New Roman" w:hAnsi="Times New Roman"/>
-                <w:noProof/>
-                <w:webHidden/>
-                <w:sz w:val="28"/>
-                <w:szCs w:val="28"/>
+                <w:noProof/>
+                <w:webHidden/>
               </w:rPr>
               <w:fldChar w:fldCharType="end"/>
             </w:r>
@@ -2348,118 +1683,83 @@
           <w:pPr>
             <w:pStyle w:val="TOC2"/>
             <w:tabs>
-              <w:tab w:val="left" w:pos="720"/>
+              <w:tab w:val="left" w:pos="660"/>
               <w:tab w:val="right" w:leader="dot" w:pos="9016"/>
             </w:tabs>
             <w:rPr>
-              <w:rFonts w:ascii="Times New Roman" w:hAnsi="Times New Roman"/>
+              <w:rFonts w:cstheme="minorBidi"/>
               <w:noProof/>
-              <w:kern w:val="2"/>
-              <w:sz w:val="28"/>
-              <w:szCs w:val="28"/>
-              <w:lang w:val="en-GB" w:eastAsia="en-GB"/>
-              <w14:ligatures w14:val="standardContextual"/>
+              <w:lang w:val="en-GB" w:eastAsia="zh-CN"/>
             </w:rPr>
           </w:pPr>
-          <w:hyperlink w:anchor="_Toc243490591" w:history="1">
+          <w:hyperlink w:anchor="_Toc243549505" w:history="1">
             <w:r>
               <w:rPr>
                 <w:rStyle w:val="Hyperlink"/>
-                <w:rFonts w:ascii="Times New Roman" w:hAnsi="Times New Roman"/>
-                <w:noProof/>
-                <w:sz w:val="28"/>
-                <w:szCs w:val="28"/>
+                <w:noProof/>
               </w:rPr>
               <w:t>c.</w:t>
             </w:r>
             <w:r>
               <w:rPr>
-                <w:rFonts w:ascii="Times New Roman" w:hAnsi="Times New Roman"/>
-                <w:noProof/>
-                <w:kern w:val="2"/>
-                <w:sz w:val="28"/>
-                <w:szCs w:val="28"/>
-                <w:lang w:val="en-GB" w:eastAsia="en-GB"/>
-                <w14:ligatures w14:val="standardContextual"/>
+                <w:rFonts w:cstheme="minorBidi"/>
+                <w:noProof/>
+                <w:lang w:val="en-GB" w:eastAsia="zh-CN"/>
               </w:rPr>
               <w:tab/>
             </w:r>
             <w:r>
               <w:rPr>
                 <w:rStyle w:val="Hyperlink"/>
-                <w:rFonts w:ascii="Times New Roman" w:hAnsi="Times New Roman"/>
-                <w:noProof/>
-                <w:sz w:val="28"/>
-                <w:szCs w:val="28"/>
+                <w:noProof/>
               </w:rPr>
               <w:t>Thao tác thực hiện</w:t>
             </w:r>
             <w:r>
               <w:rPr>
-                <w:rFonts w:ascii="Times New Roman" w:hAnsi="Times New Roman"/>
-                <w:noProof/>
-                <w:webHidden/>
-                <w:sz w:val="28"/>
-                <w:szCs w:val="28"/>
+                <w:noProof/>
+                <w:webHidden/>
               </w:rPr>
               <w:tab/>
             </w:r>
             <w:r>
               <w:rPr>
-                <w:rFonts w:ascii="Times New Roman" w:hAnsi="Times New Roman"/>
-                <w:noProof/>
-                <w:webHidden/>
-                <w:sz w:val="28"/>
-                <w:szCs w:val="28"/>
+                <w:noProof/>
+                <w:webHidden/>
               </w:rPr>
               <w:fldChar w:fldCharType="begin"/>
             </w:r>
             <w:r>
               <w:rPr>
-                <w:rFonts w:ascii="Times New Roman" w:hAnsi="Times New Roman"/>
-                <w:noProof/>
-                <w:webHidden/>
-                <w:sz w:val="28"/>
-                <w:szCs w:val="28"/>
-              </w:rPr>
-              <w:instrText xml:space="preserve"> PAGEREF _Toc243490591 \h </w:instrText>
-            </w:r>
-            <w:r>
-              <w:rPr>
-                <w:rFonts w:ascii="Times New Roman" w:hAnsi="Times New Roman"/>
-                <w:noProof/>
-                <w:webHidden/>
-                <w:sz w:val="28"/>
-                <w:szCs w:val="28"/>
-              </w:rPr>
-            </w:r>
-            <w:r>
-              <w:rPr>
-                <w:rFonts w:ascii="Times New Roman" w:hAnsi="Times New Roman"/>
-                <w:noProof/>
-                <w:webHidden/>
-                <w:sz w:val="28"/>
-                <w:szCs w:val="28"/>
+                <w:noProof/>
+                <w:webHidden/>
+              </w:rPr>
+              <w:instrText xml:space="preserve"> PAGEREF _Toc243549505 \h </w:instrText>
+            </w:r>
+            <w:r>
+              <w:rPr>
+                <w:noProof/>
+                <w:webHidden/>
+              </w:rPr>
+            </w:r>
+            <w:r>
+              <w:rPr>
+                <w:noProof/>
+                <w:webHidden/>
               </w:rPr>
               <w:fldChar w:fldCharType="separate"/>
             </w:r>
             <w:r>
               <w:rPr>
-                <w:rFonts w:ascii="Times New Roman" w:hAnsi="Times New Roman"/>
-                <w:noProof/>
-                <w:webHidden/>
-                <w:sz w:val="28"/>
-                <w:szCs w:val="28"/>
+                <w:noProof/>
+                <w:webHidden/>
               </w:rPr>
               <w:t>8</w:t>
             </w:r>
             <w:r>
               <w:rPr>
-                <w:rFonts w:ascii="Times New Roman" w:hAnsi="Times New Roman"/>
-                <w:noProof/>
-                <w:webHidden/>
-                <w:sz w:val="28"/>
-                <w:szCs w:val="28"/>
+                <w:noProof/>
+                <w:webHidden/>
               </w:rPr>
               <w:fldChar w:fldCharType="end"/>
             </w:r>
@@ -2469,114 +1769,79 @@
           <w:pPr>
             <w:pStyle w:val="TOC1"/>
             <w:rPr>
-              <w:rFonts w:ascii="Times New Roman" w:hAnsi="Times New Roman"/>
+              <w:rFonts w:cstheme="minorBidi"/>
               <w:noProof/>
-              <w:kern w:val="2"/>
-              <w:sz w:val="28"/>
-              <w:szCs w:val="28"/>
-              <w:lang w:val="en-GB" w:eastAsia="en-GB"/>
-              <w14:ligatures w14:val="standardContextual"/>
+              <w:lang w:val="en-GB" w:eastAsia="zh-CN"/>
             </w:rPr>
           </w:pPr>
-          <w:hyperlink w:anchor="_Toc243490592" w:history="1">
+          <w:hyperlink w:anchor="_Toc243549506" w:history="1">
             <w:r>
               <w:rPr>
                 <w:rStyle w:val="Hyperlink"/>
-                <w:rFonts w:ascii="Times New Roman" w:hAnsi="Times New Roman"/>
-                <w:noProof/>
-                <w:sz w:val="28"/>
-                <w:szCs w:val="28"/>
+                <w:noProof/>
               </w:rPr>
               <w:t>6.</w:t>
             </w:r>
             <w:r>
               <w:rPr>
-                <w:rFonts w:ascii="Times New Roman" w:hAnsi="Times New Roman"/>
-                <w:noProof/>
-                <w:kern w:val="2"/>
-                <w:sz w:val="28"/>
-                <w:szCs w:val="28"/>
-                <w:lang w:val="en-GB" w:eastAsia="en-GB"/>
-                <w14:ligatures w14:val="standardContextual"/>
+                <w:rFonts w:cstheme="minorBidi"/>
+                <w:noProof/>
+                <w:lang w:val="en-GB" w:eastAsia="zh-CN"/>
               </w:rPr>
               <w:tab/>
             </w:r>
             <w:r>
               <w:rPr>
                 <w:rStyle w:val="Hyperlink"/>
-                <w:rFonts w:ascii="Times New Roman" w:hAnsi="Times New Roman"/>
-                <w:noProof/>
-                <w:sz w:val="28"/>
-                <w:szCs w:val="28"/>
+                <w:noProof/>
               </w:rPr>
               <w:t>Biên bản bàn giao xe</w:t>
             </w:r>
             <w:r>
               <w:rPr>
-                <w:rFonts w:ascii="Times New Roman" w:hAnsi="Times New Roman"/>
-                <w:noProof/>
-                <w:webHidden/>
-                <w:sz w:val="28"/>
-                <w:szCs w:val="28"/>
+                <w:noProof/>
+                <w:webHidden/>
               </w:rPr>
               <w:tab/>
             </w:r>
             <w:r>
               <w:rPr>
-                <w:rFonts w:ascii="Times New Roman" w:hAnsi="Times New Roman"/>
-                <w:noProof/>
-                <w:webHidden/>
-                <w:sz w:val="28"/>
-                <w:szCs w:val="28"/>
+                <w:noProof/>
+                <w:webHidden/>
               </w:rPr>
               <w:fldChar w:fldCharType="begin"/>
             </w:r>
             <w:r>
               <w:rPr>
-                <w:rFonts w:ascii="Times New Roman" w:hAnsi="Times New Roman"/>
-                <w:noProof/>
-                <w:webHidden/>
-                <w:sz w:val="28"/>
-                <w:szCs w:val="28"/>
-              </w:rPr>
-              <w:instrText xml:space="preserve"> PAGEREF _Toc243490592 \h </w:instrText>
-            </w:r>
-            <w:r>
-              <w:rPr>
-                <w:rFonts w:ascii="Times New Roman" w:hAnsi="Times New Roman"/>
-                <w:noProof/>
-                <w:webHidden/>
-                <w:sz w:val="28"/>
-                <w:szCs w:val="28"/>
-              </w:rPr>
-            </w:r>
-            <w:r>
-              <w:rPr>
-                <w:rFonts w:ascii="Times New Roman" w:hAnsi="Times New Roman"/>
-                <w:noProof/>
-                <w:webHidden/>
-                <w:sz w:val="28"/>
-                <w:szCs w:val="28"/>
+                <w:noProof/>
+                <w:webHidden/>
+              </w:rPr>
+              <w:instrText xml:space="preserve"> PAGEREF _Toc243549506 \h </w:instrText>
+            </w:r>
+            <w:r>
+              <w:rPr>
+                <w:noProof/>
+                <w:webHidden/>
+              </w:rPr>
+            </w:r>
+            <w:r>
+              <w:rPr>
+                <w:noProof/>
+                <w:webHidden/>
               </w:rPr>
               <w:fldChar w:fldCharType="separate"/>
             </w:r>
             <w:r>
               <w:rPr>
-                <w:rFonts w:ascii="Times New Roman" w:hAnsi="Times New Roman"/>
-                <w:noProof/>
-                <w:webHidden/>
-                <w:sz w:val="28"/>
-                <w:szCs w:val="28"/>
+                <w:noProof/>
+                <w:webHidden/>
               </w:rPr>
               <w:t>9</w:t>
             </w:r>
             <w:r>
               <w:rPr>
-                <w:rFonts w:ascii="Times New Roman" w:hAnsi="Times New Roman"/>
-                <w:noProof/>
-                <w:webHidden/>
-                <w:sz w:val="28"/>
-                <w:szCs w:val="28"/>
+                <w:noProof/>
+                <w:webHidden/>
               </w:rPr>
               <w:fldChar w:fldCharType="end"/>
             </w:r>
@@ -2586,118 +1851,83 @@
           <w:pPr>
             <w:pStyle w:val="TOC2"/>
             <w:tabs>
-              <w:tab w:val="left" w:pos="720"/>
+              <w:tab w:val="left" w:pos="660"/>
               <w:tab w:val="right" w:leader="dot" w:pos="9016"/>
             </w:tabs>
             <w:rPr>
-              <w:rFonts w:ascii="Times New Roman" w:hAnsi="Times New Roman"/>
+              <w:rFonts w:cstheme="minorBidi"/>
               <w:noProof/>
-              <w:kern w:val="2"/>
-              <w:sz w:val="28"/>
-              <w:szCs w:val="28"/>
-              <w:lang w:val="en-GB" w:eastAsia="en-GB"/>
-              <w14:ligatures w14:val="standardContextual"/>
+              <w:lang w:val="en-GB" w:eastAsia="zh-CN"/>
             </w:rPr>
           </w:pPr>
-          <w:hyperlink w:anchor="_Toc243490593" w:history="1">
+          <w:hyperlink w:anchor="_Toc243549507" w:history="1">
             <w:r>
               <w:rPr>
                 <w:rStyle w:val="Hyperlink"/>
-                <w:rFonts w:ascii="Times New Roman" w:hAnsi="Times New Roman"/>
-                <w:noProof/>
-                <w:sz w:val="28"/>
-                <w:szCs w:val="28"/>
+                <w:noProof/>
               </w:rPr>
               <w:t>a.</w:t>
             </w:r>
             <w:r>
               <w:rPr>
-                <w:rFonts w:ascii="Times New Roman" w:hAnsi="Times New Roman"/>
-                <w:noProof/>
-                <w:kern w:val="2"/>
-                <w:sz w:val="28"/>
-                <w:szCs w:val="28"/>
-                <w:lang w:val="en-GB" w:eastAsia="en-GB"/>
-                <w14:ligatures w14:val="standardContextual"/>
+                <w:rFonts w:cstheme="minorBidi"/>
+                <w:noProof/>
+                <w:lang w:val="en-GB" w:eastAsia="zh-CN"/>
               </w:rPr>
               <w:tab/>
             </w:r>
             <w:r>
               <w:rPr>
                 <w:rStyle w:val="Hyperlink"/>
-                <w:rFonts w:ascii="Times New Roman" w:hAnsi="Times New Roman"/>
-                <w:noProof/>
-                <w:sz w:val="28"/>
-                <w:szCs w:val="28"/>
+                <w:noProof/>
               </w:rPr>
               <w:t>Mục đích</w:t>
             </w:r>
             <w:r>
               <w:rPr>
-                <w:rFonts w:ascii="Times New Roman" w:hAnsi="Times New Roman"/>
-                <w:noProof/>
-                <w:webHidden/>
-                <w:sz w:val="28"/>
-                <w:szCs w:val="28"/>
+                <w:noProof/>
+                <w:webHidden/>
               </w:rPr>
               <w:tab/>
             </w:r>
             <w:r>
               <w:rPr>
-                <w:rFonts w:ascii="Times New Roman" w:hAnsi="Times New Roman"/>
-                <w:noProof/>
-                <w:webHidden/>
-                <w:sz w:val="28"/>
-                <w:szCs w:val="28"/>
+                <w:noProof/>
+                <w:webHidden/>
               </w:rPr>
               <w:fldChar w:fldCharType="begin"/>
             </w:r>
             <w:r>
               <w:rPr>
-                <w:rFonts w:ascii="Times New Roman" w:hAnsi="Times New Roman"/>
-                <w:noProof/>
-                <w:webHidden/>
-                <w:sz w:val="28"/>
-                <w:szCs w:val="28"/>
-              </w:rPr>
-              <w:instrText xml:space="preserve"> PAGEREF _Toc243490593 \h </w:instrText>
-            </w:r>
-            <w:r>
-              <w:rPr>
-                <w:rFonts w:ascii="Times New Roman" w:hAnsi="Times New Roman"/>
-                <w:noProof/>
-                <w:webHidden/>
-                <w:sz w:val="28"/>
-                <w:szCs w:val="28"/>
-              </w:rPr>
-            </w:r>
-            <w:r>
-              <w:rPr>
-                <w:rFonts w:ascii="Times New Roman" w:hAnsi="Times New Roman"/>
-                <w:noProof/>
-                <w:webHidden/>
-                <w:sz w:val="28"/>
-                <w:szCs w:val="28"/>
+                <w:noProof/>
+                <w:webHidden/>
+              </w:rPr>
+              <w:instrText xml:space="preserve"> PAGEREF _Toc243549507 \h </w:instrText>
+            </w:r>
+            <w:r>
+              <w:rPr>
+                <w:noProof/>
+                <w:webHidden/>
+              </w:rPr>
+            </w:r>
+            <w:r>
+              <w:rPr>
+                <w:noProof/>
+                <w:webHidden/>
               </w:rPr>
               <w:fldChar w:fldCharType="separate"/>
             </w:r>
             <w:r>
               <w:rPr>
-                <w:rFonts w:ascii="Times New Roman" w:hAnsi="Times New Roman"/>
-                <w:noProof/>
-                <w:webHidden/>
-                <w:sz w:val="28"/>
-                <w:szCs w:val="28"/>
+                <w:noProof/>
+                <w:webHidden/>
               </w:rPr>
               <w:t>9</w:t>
             </w:r>
             <w:r>
               <w:rPr>
-                <w:rFonts w:ascii="Times New Roman" w:hAnsi="Times New Roman"/>
-                <w:noProof/>
-                <w:webHidden/>
-                <w:sz w:val="28"/>
-                <w:szCs w:val="28"/>
+                <w:noProof/>
+                <w:webHidden/>
               </w:rPr>
               <w:fldChar w:fldCharType="end"/>
             </w:r>
@@ -2707,130 +1937,92 @@
           <w:pPr>
             <w:pStyle w:val="TOC2"/>
             <w:tabs>
-              <w:tab w:val="left" w:pos="720"/>
+              <w:tab w:val="left" w:pos="660"/>
               <w:tab w:val="right" w:leader="dot" w:pos="9016"/>
             </w:tabs>
             <w:rPr>
-              <w:rFonts w:ascii="Times New Roman" w:hAnsi="Times New Roman"/>
+              <w:rFonts w:cstheme="minorBidi"/>
               <w:noProof/>
-              <w:kern w:val="2"/>
-              <w:sz w:val="28"/>
-              <w:szCs w:val="28"/>
-              <w:lang w:val="en-GB" w:eastAsia="en-GB"/>
-              <w14:ligatures w14:val="standardContextual"/>
+              <w:lang w:val="en-GB" w:eastAsia="zh-CN"/>
             </w:rPr>
           </w:pPr>
-          <w:hyperlink w:anchor="_Toc243490594" w:history="1">
+          <w:hyperlink w:anchor="_Toc243549508" w:history="1">
             <w:r>
               <w:rPr>
                 <w:rStyle w:val="Hyperlink"/>
-                <w:rFonts w:ascii="Times New Roman" w:hAnsi="Times New Roman"/>
-                <w:noProof/>
-                <w:sz w:val="28"/>
-                <w:szCs w:val="28"/>
+                <w:noProof/>
                 <w:lang w:val="nl-NL"/>
               </w:rPr>
               <w:t>b.</w:t>
             </w:r>
             <w:r>
               <w:rPr>
-                <w:rFonts w:ascii="Times New Roman" w:hAnsi="Times New Roman"/>
-                <w:noProof/>
-                <w:kern w:val="2"/>
-                <w:sz w:val="28"/>
-                <w:szCs w:val="28"/>
-                <w:lang w:val="en-GB" w:eastAsia="en-GB"/>
-                <w14:ligatures w14:val="standardContextual"/>
+                <w:rFonts w:cstheme="minorBidi"/>
+                <w:noProof/>
+                <w:lang w:val="en-GB" w:eastAsia="zh-CN"/>
               </w:rPr>
               <w:tab/>
             </w:r>
             <w:r>
               <w:rPr>
                 <w:rStyle w:val="Hyperlink"/>
-                <w:rFonts w:ascii="Times New Roman" w:hAnsi="Times New Roman"/>
-                <w:noProof/>
-                <w:sz w:val="28"/>
-                <w:szCs w:val="28"/>
+                <w:noProof/>
               </w:rPr>
               <w:t>Đường dẫn</w:t>
             </w:r>
             <w:r>
               <w:rPr>
                 <w:rStyle w:val="Hyperlink"/>
-                <w:rFonts w:ascii="Times New Roman" w:hAnsi="Times New Roman"/>
-                <w:noProof/>
-                <w:sz w:val="28"/>
-                <w:szCs w:val="28"/>
+                <w:noProof/>
                 <w:lang w:val="nl-NL"/>
               </w:rPr>
               <w:t>: Bán Xe\Quản lý bán xe – Biên bản bàn giao xe</w:t>
             </w:r>
             <w:r>
               <w:rPr>
-                <w:rFonts w:ascii="Times New Roman" w:hAnsi="Times New Roman"/>
-                <w:noProof/>
-                <w:webHidden/>
-                <w:sz w:val="28"/>
-                <w:szCs w:val="28"/>
+                <w:noProof/>
+                <w:webHidden/>
               </w:rPr>
               <w:tab/>
             </w:r>
             <w:r>
               <w:rPr>
-                <w:rFonts w:ascii="Times New Roman" w:hAnsi="Times New Roman"/>
-                <w:noProof/>
-                <w:webHidden/>
-                <w:sz w:val="28"/>
-                <w:szCs w:val="28"/>
+                <w:noProof/>
+                <w:webHidden/>
               </w:rPr>
               <w:fldChar w:fldCharType="begin"/>
             </w:r>
             <w:r>
               <w:rPr>
-                <w:rFonts w:ascii="Times New Roman" w:hAnsi="Times New Roman"/>
-                <w:noProof/>
-                <w:webHidden/>
-                <w:sz w:val="28"/>
-                <w:szCs w:val="28"/>
-              </w:rPr>
-              <w:instrText xml:space="preserve"> PAGEREF _Toc243490594 \h </w:instrText>
-            </w:r>
-            <w:r>
-              <w:rPr>
-                <w:rFonts w:ascii="Times New Roman" w:hAnsi="Times New Roman"/>
-                <w:noProof/>
-                <w:webHidden/>
-                <w:sz w:val="28"/>
-                <w:szCs w:val="28"/>
-              </w:rPr>
-            </w:r>
-            <w:r>
-              <w:rPr>
-                <w:rFonts w:ascii="Times New Roman" w:hAnsi="Times New Roman"/>
-                <w:noProof/>
-                <w:webHidden/>
-                <w:sz w:val="28"/>
-                <w:szCs w:val="28"/>
+                <w:noProof/>
+                <w:webHidden/>
+              </w:rPr>
+              <w:instrText xml:space="preserve"> PAGEREF _Toc243549508 \h </w:instrText>
+            </w:r>
+            <w:r>
+              <w:rPr>
+                <w:noProof/>
+                <w:webHidden/>
+              </w:rPr>
+            </w:r>
+            <w:r>
+              <w:rPr>
+                <w:noProof/>
+                <w:webHidden/>
               </w:rPr>
               <w:fldChar w:fldCharType="separate"/>
             </w:r>
             <w:r>
               <w:rPr>
-                <w:rFonts w:ascii="Times New Roman" w:hAnsi="Times New Roman"/>
-                <w:noProof/>
-                <w:webHidden/>
-                <w:sz w:val="28"/>
-                <w:szCs w:val="28"/>
+                <w:noProof/>
+                <w:webHidden/>
               </w:rPr>
               <w:t>9</w:t>
             </w:r>
             <w:r>
               <w:rPr>
-                <w:rFonts w:ascii="Times New Roman" w:hAnsi="Times New Roman"/>
-                <w:noProof/>
-                <w:webHidden/>
-                <w:sz w:val="28"/>
-                <w:szCs w:val="28"/>
+                <w:noProof/>
+                <w:webHidden/>
               </w:rPr>
               <w:fldChar w:fldCharType="end"/>
             </w:r>
@@ -2840,118 +2032,83 @@
           <w:pPr>
             <w:pStyle w:val="TOC2"/>
             <w:tabs>
-              <w:tab w:val="left" w:pos="720"/>
+              <w:tab w:val="left" w:pos="660"/>
               <w:tab w:val="right" w:leader="dot" w:pos="9016"/>
             </w:tabs>
             <w:rPr>
-              <w:rFonts w:ascii="Times New Roman" w:hAnsi="Times New Roman"/>
+              <w:rFonts w:cstheme="minorBidi"/>
               <w:noProof/>
-              <w:kern w:val="2"/>
-              <w:sz w:val="28"/>
-              <w:szCs w:val="28"/>
-              <w:lang w:val="en-GB" w:eastAsia="en-GB"/>
-              <w14:ligatures w14:val="standardContextual"/>
+              <w:lang w:val="en-GB" w:eastAsia="zh-CN"/>
             </w:rPr>
           </w:pPr>
-          <w:hyperlink w:anchor="_Toc243490595" w:history="1">
+          <w:hyperlink w:anchor="_Toc243549509" w:history="1">
             <w:r>
               <w:rPr>
                 <w:rStyle w:val="Hyperlink"/>
-                <w:rFonts w:ascii="Times New Roman" w:hAnsi="Times New Roman"/>
-                <w:noProof/>
-                <w:sz w:val="28"/>
-                <w:szCs w:val="28"/>
+                <w:noProof/>
               </w:rPr>
               <w:t>c.</w:t>
             </w:r>
             <w:r>
               <w:rPr>
-                <w:rFonts w:ascii="Times New Roman" w:hAnsi="Times New Roman"/>
-                <w:noProof/>
-                <w:kern w:val="2"/>
-                <w:sz w:val="28"/>
-                <w:szCs w:val="28"/>
-                <w:lang w:val="en-GB" w:eastAsia="en-GB"/>
-                <w14:ligatures w14:val="standardContextual"/>
+                <w:rFonts w:cstheme="minorBidi"/>
+                <w:noProof/>
+                <w:lang w:val="en-GB" w:eastAsia="zh-CN"/>
               </w:rPr>
               <w:tab/>
             </w:r>
             <w:r>
               <w:rPr>
                 <w:rStyle w:val="Hyperlink"/>
-                <w:rFonts w:ascii="Times New Roman" w:hAnsi="Times New Roman"/>
-                <w:noProof/>
-                <w:sz w:val="28"/>
-                <w:szCs w:val="28"/>
+                <w:noProof/>
               </w:rPr>
               <w:t>Thao tác thực hiện</w:t>
             </w:r>
             <w:r>
               <w:rPr>
-                <w:rFonts w:ascii="Times New Roman" w:hAnsi="Times New Roman"/>
-                <w:noProof/>
-                <w:webHidden/>
-                <w:sz w:val="28"/>
-                <w:szCs w:val="28"/>
+                <w:noProof/>
+                <w:webHidden/>
               </w:rPr>
               <w:tab/>
             </w:r>
             <w:r>
               <w:rPr>
-                <w:rFonts w:ascii="Times New Roman" w:hAnsi="Times New Roman"/>
-                <w:noProof/>
-                <w:webHidden/>
-                <w:sz w:val="28"/>
-                <w:szCs w:val="28"/>
+                <w:noProof/>
+                <w:webHidden/>
               </w:rPr>
               <w:fldChar w:fldCharType="begin"/>
             </w:r>
             <w:r>
               <w:rPr>
-                <w:rFonts w:ascii="Times New Roman" w:hAnsi="Times New Roman"/>
-                <w:noProof/>
-                <w:webHidden/>
-                <w:sz w:val="28"/>
-                <w:szCs w:val="28"/>
-              </w:rPr>
-              <w:instrText xml:space="preserve"> PAGEREF _Toc243490595 \h </w:instrText>
-            </w:r>
-            <w:r>
-              <w:rPr>
-                <w:rFonts w:ascii="Times New Roman" w:hAnsi="Times New Roman"/>
-                <w:noProof/>
-                <w:webHidden/>
-                <w:sz w:val="28"/>
-                <w:szCs w:val="28"/>
-              </w:rPr>
-            </w:r>
-            <w:r>
-              <w:rPr>
-                <w:rFonts w:ascii="Times New Roman" w:hAnsi="Times New Roman"/>
-                <w:noProof/>
-                <w:webHidden/>
-                <w:sz w:val="28"/>
-                <w:szCs w:val="28"/>
+                <w:noProof/>
+                <w:webHidden/>
+              </w:rPr>
+              <w:instrText xml:space="preserve"> PAGEREF _Toc243549509 \h </w:instrText>
+            </w:r>
+            <w:r>
+              <w:rPr>
+                <w:noProof/>
+                <w:webHidden/>
+              </w:rPr>
+            </w:r>
+            <w:r>
+              <w:rPr>
+                <w:noProof/>
+                <w:webHidden/>
               </w:rPr>
               <w:fldChar w:fldCharType="separate"/>
             </w:r>
             <w:r>
               <w:rPr>
-                <w:rFonts w:ascii="Times New Roman" w:hAnsi="Times New Roman"/>
-                <w:noProof/>
-                <w:webHidden/>
-                <w:sz w:val="28"/>
-                <w:szCs w:val="28"/>
+                <w:noProof/>
+                <w:webHidden/>
               </w:rPr>
               <w:t>9</w:t>
             </w:r>
             <w:r>
               <w:rPr>
-                <w:rFonts w:ascii="Times New Roman" w:hAnsi="Times New Roman"/>
-                <w:noProof/>
-                <w:webHidden/>
-                <w:sz w:val="28"/>
-                <w:szCs w:val="28"/>
+                <w:noProof/>
+                <w:webHidden/>
               </w:rPr>
               <w:fldChar w:fldCharType="end"/>
             </w:r>
@@ -2961,114 +2118,79 @@
           <w:pPr>
             <w:pStyle w:val="TOC1"/>
             <w:rPr>
-              <w:rFonts w:ascii="Times New Roman" w:hAnsi="Times New Roman"/>
+              <w:rFonts w:cstheme="minorBidi"/>
               <w:noProof/>
-              <w:kern w:val="2"/>
-              <w:sz w:val="28"/>
-              <w:szCs w:val="28"/>
-              <w:lang w:val="en-GB" w:eastAsia="en-GB"/>
-              <w14:ligatures w14:val="standardContextual"/>
+              <w:lang w:val="en-GB" w:eastAsia="zh-CN"/>
             </w:rPr>
           </w:pPr>
-          <w:hyperlink w:anchor="_Toc243490596" w:history="1">
+          <w:hyperlink w:anchor="_Toc243549510" w:history="1">
             <w:r>
               <w:rPr>
                 <w:rStyle w:val="Hyperlink"/>
-                <w:rFonts w:ascii="Times New Roman" w:hAnsi="Times New Roman"/>
-                <w:noProof/>
-                <w:sz w:val="28"/>
-                <w:szCs w:val="28"/>
+                <w:noProof/>
               </w:rPr>
               <w:t>7.</w:t>
             </w:r>
             <w:r>
               <w:rPr>
-                <w:rFonts w:ascii="Times New Roman" w:hAnsi="Times New Roman"/>
-                <w:noProof/>
-                <w:kern w:val="2"/>
-                <w:sz w:val="28"/>
-                <w:szCs w:val="28"/>
-                <w:lang w:val="en-GB" w:eastAsia="en-GB"/>
-                <w14:ligatures w14:val="standardContextual"/>
+                <w:rFonts w:cstheme="minorBidi"/>
+                <w:noProof/>
+                <w:lang w:val="en-GB" w:eastAsia="zh-CN"/>
               </w:rPr>
               <w:tab/>
             </w:r>
             <w:r>
               <w:rPr>
                 <w:rStyle w:val="Hyperlink"/>
-                <w:rFonts w:ascii="Times New Roman" w:hAnsi="Times New Roman"/>
-                <w:noProof/>
-                <w:sz w:val="28"/>
-                <w:szCs w:val="28"/>
+                <w:noProof/>
               </w:rPr>
               <w:t>Phụ lục hợp đồng</w:t>
             </w:r>
             <w:r>
               <w:rPr>
-                <w:rFonts w:ascii="Times New Roman" w:hAnsi="Times New Roman"/>
-                <w:noProof/>
-                <w:webHidden/>
-                <w:sz w:val="28"/>
-                <w:szCs w:val="28"/>
+                <w:noProof/>
+                <w:webHidden/>
               </w:rPr>
               <w:tab/>
             </w:r>
             <w:r>
               <w:rPr>
-                <w:rFonts w:ascii="Times New Roman" w:hAnsi="Times New Roman"/>
-                <w:noProof/>
-                <w:webHidden/>
-                <w:sz w:val="28"/>
-                <w:szCs w:val="28"/>
+                <w:noProof/>
+                <w:webHidden/>
               </w:rPr>
               <w:fldChar w:fldCharType="begin"/>
             </w:r>
             <w:r>
               <w:rPr>
-                <w:rFonts w:ascii="Times New Roman" w:hAnsi="Times New Roman"/>
-                <w:noProof/>
-                <w:webHidden/>
-                <w:sz w:val="28"/>
-                <w:szCs w:val="28"/>
-              </w:rPr>
-              <w:instrText xml:space="preserve"> PAGEREF _Toc243490596 \h </w:instrText>
-            </w:r>
-            <w:r>
-              <w:rPr>
-                <w:rFonts w:ascii="Times New Roman" w:hAnsi="Times New Roman"/>
-                <w:noProof/>
-                <w:webHidden/>
-                <w:sz w:val="28"/>
-                <w:szCs w:val="28"/>
-              </w:rPr>
-            </w:r>
-            <w:r>
-              <w:rPr>
-                <w:rFonts w:ascii="Times New Roman" w:hAnsi="Times New Roman"/>
-                <w:noProof/>
-                <w:webHidden/>
-                <w:sz w:val="28"/>
-                <w:szCs w:val="28"/>
+                <w:noProof/>
+                <w:webHidden/>
+              </w:rPr>
+              <w:instrText xml:space="preserve"> PAGEREF _Toc243549510 \h </w:instrText>
+            </w:r>
+            <w:r>
+              <w:rPr>
+                <w:noProof/>
+                <w:webHidden/>
+              </w:rPr>
+            </w:r>
+            <w:r>
+              <w:rPr>
+                <w:noProof/>
+                <w:webHidden/>
               </w:rPr>
               <w:fldChar w:fldCharType="separate"/>
             </w:r>
             <w:r>
               <w:rPr>
-                <w:rFonts w:ascii="Times New Roman" w:hAnsi="Times New Roman"/>
-                <w:noProof/>
-                <w:webHidden/>
-                <w:sz w:val="28"/>
-                <w:szCs w:val="28"/>
+                <w:noProof/>
+                <w:webHidden/>
               </w:rPr>
               <w:t>10</w:t>
             </w:r>
             <w:r>
               <w:rPr>
-                <w:rFonts w:ascii="Times New Roman" w:hAnsi="Times New Roman"/>
-                <w:noProof/>
-                <w:webHidden/>
-                <w:sz w:val="28"/>
-                <w:szCs w:val="28"/>
+                <w:noProof/>
+                <w:webHidden/>
               </w:rPr>
               <w:fldChar w:fldCharType="end"/>
             </w:r>
@@ -3078,118 +2200,83 @@
           <w:pPr>
             <w:pStyle w:val="TOC2"/>
             <w:tabs>
-              <w:tab w:val="left" w:pos="720"/>
+              <w:tab w:val="left" w:pos="660"/>
               <w:tab w:val="right" w:leader="dot" w:pos="9016"/>
             </w:tabs>
             <w:rPr>
-              <w:rFonts w:ascii="Times New Roman" w:hAnsi="Times New Roman"/>
+              <w:rFonts w:cstheme="minorBidi"/>
               <w:noProof/>
-              <w:kern w:val="2"/>
-              <w:sz w:val="28"/>
-              <w:szCs w:val="28"/>
-              <w:lang w:val="en-GB" w:eastAsia="en-GB"/>
-              <w14:ligatures w14:val="standardContextual"/>
+              <w:lang w:val="en-GB" w:eastAsia="zh-CN"/>
             </w:rPr>
           </w:pPr>
-          <w:hyperlink w:anchor="_Toc243490597" w:history="1">
+          <w:hyperlink w:anchor="_Toc243549511" w:history="1">
             <w:r>
               <w:rPr>
                 <w:rStyle w:val="Hyperlink"/>
-                <w:rFonts w:ascii="Times New Roman" w:hAnsi="Times New Roman"/>
-                <w:noProof/>
-                <w:sz w:val="28"/>
-                <w:szCs w:val="28"/>
+                <w:noProof/>
               </w:rPr>
               <w:t>a.</w:t>
             </w:r>
             <w:r>
               <w:rPr>
-                <w:rFonts w:ascii="Times New Roman" w:hAnsi="Times New Roman"/>
-                <w:noProof/>
-                <w:kern w:val="2"/>
-                <w:sz w:val="28"/>
-                <w:szCs w:val="28"/>
-                <w:lang w:val="en-GB" w:eastAsia="en-GB"/>
-                <w14:ligatures w14:val="standardContextual"/>
+                <w:rFonts w:cstheme="minorBidi"/>
+                <w:noProof/>
+                <w:lang w:val="en-GB" w:eastAsia="zh-CN"/>
               </w:rPr>
               <w:tab/>
             </w:r>
             <w:r>
               <w:rPr>
                 <w:rStyle w:val="Hyperlink"/>
-                <w:rFonts w:ascii="Times New Roman" w:hAnsi="Times New Roman"/>
-                <w:noProof/>
-                <w:sz w:val="28"/>
-                <w:szCs w:val="28"/>
+                <w:noProof/>
               </w:rPr>
               <w:t>Mục đích</w:t>
             </w:r>
             <w:r>
               <w:rPr>
-                <w:rFonts w:ascii="Times New Roman" w:hAnsi="Times New Roman"/>
-                <w:noProof/>
-                <w:webHidden/>
-                <w:sz w:val="28"/>
-                <w:szCs w:val="28"/>
+                <w:noProof/>
+                <w:webHidden/>
               </w:rPr>
               <w:tab/>
             </w:r>
             <w:r>
               <w:rPr>
-                <w:rFonts w:ascii="Times New Roman" w:hAnsi="Times New Roman"/>
-                <w:noProof/>
-                <w:webHidden/>
-                <w:sz w:val="28"/>
-                <w:szCs w:val="28"/>
+                <w:noProof/>
+                <w:webHidden/>
               </w:rPr>
               <w:fldChar w:fldCharType="begin"/>
             </w:r>
             <w:r>
               <w:rPr>
-                <w:rFonts w:ascii="Times New Roman" w:hAnsi="Times New Roman"/>
-                <w:noProof/>
-                <w:webHidden/>
-                <w:sz w:val="28"/>
-                <w:szCs w:val="28"/>
-              </w:rPr>
-              <w:instrText xml:space="preserve"> PAGEREF _Toc243490597 \h </w:instrText>
-            </w:r>
-            <w:r>
-              <w:rPr>
-                <w:rFonts w:ascii="Times New Roman" w:hAnsi="Times New Roman"/>
-                <w:noProof/>
-                <w:webHidden/>
-                <w:sz w:val="28"/>
-                <w:szCs w:val="28"/>
-              </w:rPr>
-            </w:r>
-            <w:r>
-              <w:rPr>
-                <w:rFonts w:ascii="Times New Roman" w:hAnsi="Times New Roman"/>
-                <w:noProof/>
-                <w:webHidden/>
-                <w:sz w:val="28"/>
-                <w:szCs w:val="28"/>
+                <w:noProof/>
+                <w:webHidden/>
+              </w:rPr>
+              <w:instrText xml:space="preserve"> PAGEREF _Toc243549511 \h </w:instrText>
+            </w:r>
+            <w:r>
+              <w:rPr>
+                <w:noProof/>
+                <w:webHidden/>
+              </w:rPr>
+            </w:r>
+            <w:r>
+              <w:rPr>
+                <w:noProof/>
+                <w:webHidden/>
               </w:rPr>
               <w:fldChar w:fldCharType="separate"/>
             </w:r>
             <w:r>
               <w:rPr>
-                <w:rFonts w:ascii="Times New Roman" w:hAnsi="Times New Roman"/>
-                <w:noProof/>
-                <w:webHidden/>
-                <w:sz w:val="28"/>
-                <w:szCs w:val="28"/>
+                <w:noProof/>
+                <w:webHidden/>
               </w:rPr>
               <w:t>10</w:t>
             </w:r>
             <w:r>
               <w:rPr>
-                <w:rFonts w:ascii="Times New Roman" w:hAnsi="Times New Roman"/>
-                <w:noProof/>
-                <w:webHidden/>
-                <w:sz w:val="28"/>
-                <w:szCs w:val="28"/>
+                <w:noProof/>
+                <w:webHidden/>
               </w:rPr>
               <w:fldChar w:fldCharType="end"/>
             </w:r>
@@ -3199,118 +2286,83 @@
           <w:pPr>
             <w:pStyle w:val="TOC2"/>
             <w:tabs>
-              <w:tab w:val="left" w:pos="720"/>
+              <w:tab w:val="left" w:pos="660"/>
               <w:tab w:val="right" w:leader="dot" w:pos="9016"/>
             </w:tabs>
             <w:rPr>
-              <w:rFonts w:ascii="Times New Roman" w:hAnsi="Times New Roman"/>
+              <w:rFonts w:cstheme="minorBidi"/>
               <w:noProof/>
-              <w:kern w:val="2"/>
-              <w:sz w:val="28"/>
-              <w:szCs w:val="28"/>
-              <w:lang w:val="en-GB" w:eastAsia="en-GB"/>
-              <w14:ligatures w14:val="standardContextual"/>
+              <w:lang w:val="en-GB" w:eastAsia="zh-CN"/>
             </w:rPr>
           </w:pPr>
-          <w:hyperlink w:anchor="_Toc243490598" w:history="1">
+          <w:hyperlink w:anchor="_Toc243549512" w:history="1">
             <w:r>
               <w:rPr>
                 <w:rStyle w:val="Hyperlink"/>
-                <w:rFonts w:ascii="Times New Roman" w:hAnsi="Times New Roman"/>
-                <w:noProof/>
-                <w:sz w:val="28"/>
-                <w:szCs w:val="28"/>
+                <w:noProof/>
               </w:rPr>
               <w:t>b.</w:t>
             </w:r>
             <w:r>
               <w:rPr>
-                <w:rFonts w:ascii="Times New Roman" w:hAnsi="Times New Roman"/>
-                <w:noProof/>
-                <w:kern w:val="2"/>
-                <w:sz w:val="28"/>
-                <w:szCs w:val="28"/>
-                <w:lang w:val="en-GB" w:eastAsia="en-GB"/>
-                <w14:ligatures w14:val="standardContextual"/>
+                <w:rFonts w:cstheme="minorBidi"/>
+                <w:noProof/>
+                <w:lang w:val="en-GB" w:eastAsia="zh-CN"/>
               </w:rPr>
               <w:tab/>
             </w:r>
             <w:r>
               <w:rPr>
                 <w:rStyle w:val="Hyperlink"/>
-                <w:rFonts w:ascii="Times New Roman" w:hAnsi="Times New Roman"/>
-                <w:noProof/>
-                <w:sz w:val="28"/>
-                <w:szCs w:val="28"/>
+                <w:noProof/>
               </w:rPr>
               <w:t>Đường dẫn: Bán xe\ Hợp đồng – Khách hàng\ Phụ lục hợp đồng.</w:t>
             </w:r>
             <w:r>
               <w:rPr>
-                <w:rFonts w:ascii="Times New Roman" w:hAnsi="Times New Roman"/>
-                <w:noProof/>
-                <w:webHidden/>
-                <w:sz w:val="28"/>
-                <w:szCs w:val="28"/>
+                <w:noProof/>
+                <w:webHidden/>
               </w:rPr>
               <w:tab/>
             </w:r>
             <w:r>
               <w:rPr>
-                <w:rFonts w:ascii="Times New Roman" w:hAnsi="Times New Roman"/>
-                <w:noProof/>
-                <w:webHidden/>
-                <w:sz w:val="28"/>
-                <w:szCs w:val="28"/>
+                <w:noProof/>
+                <w:webHidden/>
               </w:rPr>
               <w:fldChar w:fldCharType="begin"/>
             </w:r>
             <w:r>
               <w:rPr>
-                <w:rFonts w:ascii="Times New Roman" w:hAnsi="Times New Roman"/>
-                <w:noProof/>
-                <w:webHidden/>
-                <w:sz w:val="28"/>
-                <w:szCs w:val="28"/>
-              </w:rPr>
-              <w:instrText xml:space="preserve"> PAGEREF _Toc243490598 \h </w:instrText>
-            </w:r>
-            <w:r>
-              <w:rPr>
-                <w:rFonts w:ascii="Times New Roman" w:hAnsi="Times New Roman"/>
-                <w:noProof/>
-                <w:webHidden/>
-                <w:sz w:val="28"/>
-                <w:szCs w:val="28"/>
-              </w:rPr>
-            </w:r>
-            <w:r>
-              <w:rPr>
-                <w:rFonts w:ascii="Times New Roman" w:hAnsi="Times New Roman"/>
-                <w:noProof/>
-                <w:webHidden/>
-                <w:sz w:val="28"/>
-                <w:szCs w:val="28"/>
+                <w:noProof/>
+                <w:webHidden/>
+              </w:rPr>
+              <w:instrText xml:space="preserve"> PAGEREF _Toc243549512 \h </w:instrText>
+            </w:r>
+            <w:r>
+              <w:rPr>
+                <w:noProof/>
+                <w:webHidden/>
+              </w:rPr>
+            </w:r>
+            <w:r>
+              <w:rPr>
+                <w:noProof/>
+                <w:webHidden/>
               </w:rPr>
               <w:fldChar w:fldCharType="separate"/>
             </w:r>
             <w:r>
               <w:rPr>
-                <w:rFonts w:ascii="Times New Roman" w:hAnsi="Times New Roman"/>
-                <w:noProof/>
-                <w:webHidden/>
-                <w:sz w:val="28"/>
-                <w:szCs w:val="28"/>
+                <w:noProof/>
+                <w:webHidden/>
               </w:rPr>
               <w:t>10</w:t>
             </w:r>
             <w:r>
               <w:rPr>
-                <w:rFonts w:ascii="Times New Roman" w:hAnsi="Times New Roman"/>
-                <w:noProof/>
-                <w:webHidden/>
-                <w:sz w:val="28"/>
-                <w:szCs w:val="28"/>
+                <w:noProof/>
+                <w:webHidden/>
               </w:rPr>
               <w:fldChar w:fldCharType="end"/>
             </w:r>
@@ -3320,118 +2372,83 @@
           <w:pPr>
             <w:pStyle w:val="TOC2"/>
             <w:tabs>
-              <w:tab w:val="left" w:pos="720"/>
+              <w:tab w:val="left" w:pos="660"/>
               <w:tab w:val="right" w:leader="dot" w:pos="9016"/>
             </w:tabs>
             <w:rPr>
-              <w:rFonts w:ascii="Times New Roman" w:hAnsi="Times New Roman"/>
+              <w:rFonts w:cstheme="minorBidi"/>
               <w:noProof/>
-              <w:kern w:val="2"/>
-              <w:sz w:val="28"/>
-              <w:szCs w:val="28"/>
-              <w:lang w:val="en-GB" w:eastAsia="en-GB"/>
-              <w14:ligatures w14:val="standardContextual"/>
+              <w:lang w:val="en-GB" w:eastAsia="zh-CN"/>
             </w:rPr>
           </w:pPr>
-          <w:hyperlink w:anchor="_Toc243490599" w:history="1">
+          <w:hyperlink w:anchor="_Toc243549513" w:history="1">
             <w:r>
               <w:rPr>
                 <w:rStyle w:val="Hyperlink"/>
-                <w:rFonts w:ascii="Times New Roman" w:hAnsi="Times New Roman"/>
-                <w:noProof/>
-                <w:sz w:val="28"/>
-                <w:szCs w:val="28"/>
+                <w:noProof/>
               </w:rPr>
               <w:t>c.</w:t>
             </w:r>
             <w:r>
               <w:rPr>
-                <w:rFonts w:ascii="Times New Roman" w:hAnsi="Times New Roman"/>
-                <w:noProof/>
-                <w:kern w:val="2"/>
-                <w:sz w:val="28"/>
-                <w:szCs w:val="28"/>
-                <w:lang w:val="en-GB" w:eastAsia="en-GB"/>
-                <w14:ligatures w14:val="standardContextual"/>
+                <w:rFonts w:cstheme="minorBidi"/>
+                <w:noProof/>
+                <w:lang w:val="en-GB" w:eastAsia="zh-CN"/>
               </w:rPr>
               <w:tab/>
             </w:r>
             <w:r>
               <w:rPr>
                 <w:rStyle w:val="Hyperlink"/>
-                <w:rFonts w:ascii="Times New Roman" w:hAnsi="Times New Roman"/>
-                <w:noProof/>
-                <w:sz w:val="28"/>
-                <w:szCs w:val="28"/>
+                <w:noProof/>
               </w:rPr>
               <w:t>Thao tác thực hiện</w:t>
             </w:r>
             <w:r>
               <w:rPr>
-                <w:rFonts w:ascii="Times New Roman" w:hAnsi="Times New Roman"/>
-                <w:noProof/>
-                <w:webHidden/>
-                <w:sz w:val="28"/>
-                <w:szCs w:val="28"/>
+                <w:noProof/>
+                <w:webHidden/>
               </w:rPr>
               <w:tab/>
             </w:r>
             <w:r>
               <w:rPr>
-                <w:rFonts w:ascii="Times New Roman" w:hAnsi="Times New Roman"/>
-                <w:noProof/>
-                <w:webHidden/>
-                <w:sz w:val="28"/>
-                <w:szCs w:val="28"/>
+                <w:noProof/>
+                <w:webHidden/>
               </w:rPr>
               <w:fldChar w:fldCharType="begin"/>
             </w:r>
             <w:r>
               <w:rPr>
-                <w:rFonts w:ascii="Times New Roman" w:hAnsi="Times New Roman"/>
-                <w:noProof/>
-                <w:webHidden/>
-                <w:sz w:val="28"/>
-                <w:szCs w:val="28"/>
-              </w:rPr>
-              <w:instrText xml:space="preserve"> PAGEREF _Toc243490599 \h </w:instrText>
-            </w:r>
-            <w:r>
-              <w:rPr>
-                <w:rFonts w:ascii="Times New Roman" w:hAnsi="Times New Roman"/>
-                <w:noProof/>
-                <w:webHidden/>
-                <w:sz w:val="28"/>
-                <w:szCs w:val="28"/>
-              </w:rPr>
-            </w:r>
-            <w:r>
-              <w:rPr>
-                <w:rFonts w:ascii="Times New Roman" w:hAnsi="Times New Roman"/>
-                <w:noProof/>
-                <w:webHidden/>
-                <w:sz w:val="28"/>
-                <w:szCs w:val="28"/>
+                <w:noProof/>
+                <w:webHidden/>
+              </w:rPr>
+              <w:instrText xml:space="preserve"> PAGEREF _Toc243549513 \h </w:instrText>
+            </w:r>
+            <w:r>
+              <w:rPr>
+                <w:noProof/>
+                <w:webHidden/>
+              </w:rPr>
+            </w:r>
+            <w:r>
+              <w:rPr>
+                <w:noProof/>
+                <w:webHidden/>
               </w:rPr>
               <w:fldChar w:fldCharType="separate"/>
             </w:r>
             <w:r>
               <w:rPr>
-                <w:rFonts w:ascii="Times New Roman" w:hAnsi="Times New Roman"/>
-                <w:noProof/>
-                <w:webHidden/>
-                <w:sz w:val="28"/>
-                <w:szCs w:val="28"/>
+                <w:noProof/>
+                <w:webHidden/>
               </w:rPr>
               <w:t>10</w:t>
             </w:r>
             <w:r>
               <w:rPr>
-                <w:rFonts w:ascii="Times New Roman" w:hAnsi="Times New Roman"/>
-                <w:noProof/>
-                <w:webHidden/>
-                <w:sz w:val="28"/>
-                <w:szCs w:val="28"/>
+                <w:noProof/>
+                <w:webHidden/>
               </w:rPr>
               <w:fldChar w:fldCharType="end"/>
             </w:r>
@@ -3454,7 +2471,6 @@
               <w:sz w:val="28"/>
               <w:szCs w:val="28"/>
             </w:rPr>
-            <w:lastRenderedPageBreak/>
             <w:fldChar w:fldCharType="end"/>
           </w:r>
         </w:p>
@@ -3462,6 +2478,27 @@
     </w:sdt>
     <w:p>
       <w:pPr>
+        <w:rPr>
+          <w:rFonts w:ascii="Times New Roman" w:hAnsi="Times New Roman" w:cs="Times New Roman"/>
+          <w:b/>
+          <w:sz w:val="36"/>
+          <w:szCs w:val="28"/>
+        </w:rPr>
+      </w:pPr>
+      <w:r>
+        <w:rPr>
+          <w:rFonts w:ascii="Times New Roman" w:hAnsi="Times New Roman" w:cs="Times New Roman"/>
+          <w:b/>
+          <w:sz w:val="36"/>
+          <w:szCs w:val="28"/>
+        </w:rPr>
+        <w:br w:type="page"/>
+      </w:r>
+      <w:bookmarkStart w:id="1" w:name="_GoBack"/>
+      <w:bookmarkEnd w:id="1"/>
+    </w:p>
+    <w:p>
+      <w:pPr>
         <w:jc w:val="center"/>
         <w:rPr>
           <w:rFonts w:ascii="Times New Roman" w:eastAsiaTheme="majorEastAsia" w:hAnsi="Times New Roman" w:cs="Times New Roman"/>
@@ -3478,6 +2515,7 @@
           <w:sz w:val="36"/>
           <w:szCs w:val="28"/>
         </w:rPr>
+        <w:lastRenderedPageBreak/>
         <w:t xml:space="preserve">TVBH – </w:t>
       </w:r>
       <w:r>
@@ -3494,24 +2532,24 @@
       <w:pPr>
         <w:pStyle w:val="Heading1"/>
       </w:pPr>
-      <w:bookmarkStart w:id="1" w:name="_Toc243490572"/>
+      <w:bookmarkStart w:id="2" w:name="_Toc243549486"/>
       <w:r>
         <w:t>Quản lý khách hàng tiềm năng</w:t>
       </w:r>
       <w:bookmarkEnd w:id="0"/>
-      <w:bookmarkEnd w:id="1"/>
+      <w:bookmarkEnd w:id="2"/>
     </w:p>
     <w:p>
       <w:pPr>
         <w:pStyle w:val="Heading2"/>
       </w:pPr>
-      <w:bookmarkStart w:id="2" w:name="_Toc236661310"/>
-      <w:bookmarkStart w:id="3" w:name="_Toc243490573"/>
+      <w:bookmarkStart w:id="3" w:name="_Toc236661310"/>
+      <w:bookmarkStart w:id="4" w:name="_Toc243549487"/>
       <w:r>
         <w:t>Mục đích</w:t>
       </w:r>
-      <w:bookmarkEnd w:id="2"/>
       <w:bookmarkEnd w:id="3"/>
+      <w:bookmarkEnd w:id="4"/>
     </w:p>
     <w:p>
       <w:pPr>
@@ -3635,8 +2673,8 @@
       <w:pPr>
         <w:pStyle w:val="Heading2"/>
       </w:pPr>
-      <w:bookmarkStart w:id="4" w:name="_Toc236661311"/>
-      <w:bookmarkStart w:id="5" w:name="_Toc243490574"/>
+      <w:bookmarkStart w:id="5" w:name="_Toc236661311"/>
+      <w:bookmarkStart w:id="6" w:name="_Toc243549488"/>
       <w:r>
         <w:t>Đường dẫn</w:t>
       </w:r>
@@ -3649,8 +2687,8 @@
       <w:r>
         <w:t xml:space="preserve"> Quản lý khách hàng tiềm năng</w:t>
       </w:r>
-      <w:bookmarkEnd w:id="4"/>
       <w:bookmarkEnd w:id="5"/>
+      <w:bookmarkEnd w:id="6"/>
     </w:p>
     <w:p>
       <w:pPr>
@@ -3728,14 +2766,14 @@
       <w:pPr>
         <w:pStyle w:val="Heading2"/>
       </w:pPr>
-      <w:bookmarkStart w:id="6" w:name="_Toc236661312"/>
-      <w:bookmarkStart w:id="7" w:name="_Toc243490575"/>
+      <w:bookmarkStart w:id="7" w:name="_Toc236661312"/>
+      <w:bookmarkStart w:id="8" w:name="_Toc243549489"/>
       <w:r>
         <w:lastRenderedPageBreak/>
         <w:t>Thao tác thực hiện</w:t>
       </w:r>
-      <w:bookmarkEnd w:id="6"/>
       <w:bookmarkEnd w:id="7"/>
+      <w:bookmarkEnd w:id="8"/>
     </w:p>
     <w:p>
       <w:pPr>
@@ -4350,13 +3388,13 @@
       <w:pPr>
         <w:pStyle w:val="Heading1"/>
       </w:pPr>
-      <w:bookmarkStart w:id="8" w:name="_Toc236661313"/>
-      <w:bookmarkStart w:id="9" w:name="_Toc243490576"/>
+      <w:bookmarkStart w:id="9" w:name="_Toc236661313"/>
+      <w:bookmarkStart w:id="10" w:name="_Toc243549490"/>
       <w:r>
         <w:t>Lập điều kiện hợp đồng</w:t>
       </w:r>
-      <w:bookmarkEnd w:id="8"/>
       <w:bookmarkEnd w:id="9"/>
+      <w:bookmarkEnd w:id="10"/>
     </w:p>
     <w:p>
       <w:pPr>
@@ -4366,13 +3404,13 @@
           <w:numId w:val="5"/>
         </w:numPr>
       </w:pPr>
-      <w:bookmarkStart w:id="10" w:name="_Toc236661314"/>
-      <w:bookmarkStart w:id="11" w:name="_Toc243490577"/>
+      <w:bookmarkStart w:id="11" w:name="_Toc236661314"/>
+      <w:bookmarkStart w:id="12" w:name="_Toc243549491"/>
       <w:r>
         <w:t>Mục đích</w:t>
       </w:r>
-      <w:bookmarkEnd w:id="10"/>
       <w:bookmarkEnd w:id="11"/>
+      <w:bookmarkEnd w:id="12"/>
     </w:p>
     <w:p>
       <w:pPr>
@@ -4466,16 +3504,16 @@
       <w:pPr>
         <w:pStyle w:val="Heading2"/>
       </w:pPr>
-      <w:bookmarkStart w:id="12" w:name="_Toc236661315"/>
-      <w:bookmarkStart w:id="13" w:name="_Toc243490578"/>
+      <w:bookmarkStart w:id="13" w:name="_Toc236661315"/>
+      <w:bookmarkStart w:id="14" w:name="_Toc243549492"/>
       <w:r>
         <w:t>Đường dẫn</w:t>
       </w:r>
       <w:r>
         <w:t>: Bán xe \ Hợp đồng – Khách hàng – Lập điều kiện hợp đồng</w:t>
       </w:r>
-      <w:bookmarkEnd w:id="12"/>
       <w:bookmarkEnd w:id="13"/>
+      <w:bookmarkEnd w:id="14"/>
     </w:p>
     <w:p>
       <w:pPr>
@@ -4551,14 +3589,14 @@
       <w:pPr>
         <w:pStyle w:val="Heading2"/>
       </w:pPr>
-      <w:bookmarkStart w:id="14" w:name="_Toc236661316"/>
-      <w:bookmarkStart w:id="15" w:name="_Toc243490579"/>
+      <w:bookmarkStart w:id="15" w:name="_Toc236661316"/>
+      <w:bookmarkStart w:id="16" w:name="_Toc243549493"/>
       <w:r>
         <w:lastRenderedPageBreak/>
         <w:t>Thao tác thực hiện</w:t>
       </w:r>
-      <w:bookmarkEnd w:id="14"/>
       <w:bookmarkEnd w:id="15"/>
+      <w:bookmarkEnd w:id="16"/>
     </w:p>
     <w:p>
       <w:pPr>
@@ -4612,6 +3650,7 @@
           <w:rFonts w:ascii="Times New Roman" w:hAnsi="Times New Roman" w:cs="Times New Roman"/>
           <w:sz w:val="28"/>
           <w:szCs w:val="28"/>
+          <w:lang w:val="en-GB"/>
         </w:rPr>
         <w:drawing>
           <wp:inline distT="0" distB="0" distL="0" distR="0" wp14:anchorId="3DCD96A1" wp14:editId="73407570">
@@ -5324,13 +4363,13 @@
       <w:pPr>
         <w:pStyle w:val="Heading1"/>
       </w:pPr>
-      <w:bookmarkStart w:id="16" w:name="_Toc236661317"/>
-      <w:bookmarkStart w:id="17" w:name="_Toc243490580"/>
+      <w:bookmarkStart w:id="17" w:name="_Toc236661317"/>
+      <w:bookmarkStart w:id="18" w:name="_Toc243549494"/>
       <w:r>
         <w:t>Phụ kiện, bảo hiểm, chi phí kèm theo xe</w:t>
       </w:r>
-      <w:bookmarkEnd w:id="16"/>
       <w:bookmarkEnd w:id="17"/>
+      <w:bookmarkEnd w:id="18"/>
     </w:p>
     <w:p>
       <w:pPr>
@@ -5343,13 +4382,13 @@
           <w:lang w:val="en-US"/>
         </w:rPr>
       </w:pPr>
-      <w:bookmarkStart w:id="18" w:name="_Toc236661318"/>
-      <w:bookmarkStart w:id="19" w:name="_Toc243490581"/>
+      <w:bookmarkStart w:id="19" w:name="_Toc236661318"/>
+      <w:bookmarkStart w:id="20" w:name="_Toc243549495"/>
       <w:r>
         <w:t>Mục đích</w:t>
       </w:r>
-      <w:bookmarkEnd w:id="18"/>
       <w:bookmarkEnd w:id="19"/>
+      <w:bookmarkEnd w:id="20"/>
     </w:p>
     <w:p>
       <w:pPr>
@@ -5430,8 +4469,8 @@
           <w:lang w:val="en-US"/>
         </w:rPr>
       </w:pPr>
-      <w:bookmarkStart w:id="20" w:name="_Toc236661319"/>
-      <w:bookmarkStart w:id="21" w:name="_Toc243490582"/>
+      <w:bookmarkStart w:id="21" w:name="_Toc236661319"/>
+      <w:bookmarkStart w:id="22" w:name="_Toc243549496"/>
       <w:r>
         <w:t>Đường dẫn</w:t>
       </w:r>
@@ -5444,8 +4483,8 @@
         </w:rPr>
         <w:t>Phụ kiện, bảo hiểm, khác kèm theo xe</w:t>
       </w:r>
-      <w:bookmarkEnd w:id="20"/>
       <w:bookmarkEnd w:id="21"/>
+      <w:bookmarkEnd w:id="22"/>
     </w:p>
     <w:p>
       <w:pPr>
@@ -5508,13 +4547,13 @@
           <w:lang w:val="en-US"/>
         </w:rPr>
       </w:pPr>
-      <w:bookmarkStart w:id="22" w:name="_Toc236661320"/>
-      <w:bookmarkStart w:id="23" w:name="_Toc243490583"/>
+      <w:bookmarkStart w:id="23" w:name="_Toc236661320"/>
+      <w:bookmarkStart w:id="24" w:name="_Toc243549497"/>
       <w:r>
         <w:t>Thao tác thực hiện</w:t>
       </w:r>
-      <w:bookmarkEnd w:id="22"/>
       <w:bookmarkEnd w:id="23"/>
+      <w:bookmarkEnd w:id="24"/>
     </w:p>
     <w:p>
       <w:pPr>
@@ -5954,7 +4993,7 @@
           <w:szCs w:val="28"/>
         </w:rPr>
       </w:pPr>
-      <w:bookmarkStart w:id="24" w:name="_Toc236661321"/>
+      <w:bookmarkStart w:id="25" w:name="_Toc236661321"/>
       <w:r>
         <w:rPr>
           <w:rFonts w:ascii="Times New Roman" w:hAnsi="Times New Roman" w:cs="Times New Roman"/>
@@ -5971,13 +5010,13 @@
           <w:lang w:val="en-US"/>
         </w:rPr>
       </w:pPr>
-      <w:bookmarkStart w:id="25" w:name="_Toc243490584"/>
+      <w:bookmarkStart w:id="26" w:name="_Toc243549498"/>
       <w:r>
         <w:lastRenderedPageBreak/>
         <w:t>Đề nghị xuất hóa đơn</w:t>
       </w:r>
-      <w:bookmarkEnd w:id="24"/>
       <w:bookmarkEnd w:id="25"/>
+      <w:bookmarkEnd w:id="26"/>
     </w:p>
     <w:p>
       <w:pPr>
@@ -5990,13 +5029,13 @@
           <w:lang w:val="en-US"/>
         </w:rPr>
       </w:pPr>
-      <w:bookmarkStart w:id="26" w:name="_Toc236661322"/>
-      <w:bookmarkStart w:id="27" w:name="_Toc243490585"/>
+      <w:bookmarkStart w:id="27" w:name="_Toc236661322"/>
+      <w:bookmarkStart w:id="28" w:name="_Toc243549499"/>
       <w:r>
         <w:t>Mục đích</w:t>
       </w:r>
-      <w:bookmarkEnd w:id="26"/>
       <w:bookmarkEnd w:id="27"/>
+      <w:bookmarkEnd w:id="28"/>
     </w:p>
     <w:p>
       <w:pPr>
@@ -6077,8 +5116,8 @@
           <w:lang w:val="en-US"/>
         </w:rPr>
       </w:pPr>
-      <w:bookmarkStart w:id="28" w:name="_Toc236661323"/>
-      <w:bookmarkStart w:id="29" w:name="_Toc243490586"/>
+      <w:bookmarkStart w:id="29" w:name="_Toc236661323"/>
+      <w:bookmarkStart w:id="30" w:name="_Toc243549500"/>
       <w:r>
         <w:t>Đường dẫn</w:t>
       </w:r>
@@ -6088,8 +5127,8 @@
         </w:rPr>
         <w:t>: Bán xe\Quản lý bán xe – Đề nghị xuất hóa đơn</w:t>
       </w:r>
-      <w:bookmarkEnd w:id="28"/>
       <w:bookmarkEnd w:id="29"/>
+      <w:bookmarkEnd w:id="30"/>
     </w:p>
     <w:p>
       <w:pPr>
@@ -6151,13 +5190,13 @@
           <w:lang w:val="en-US"/>
         </w:rPr>
       </w:pPr>
-      <w:bookmarkStart w:id="30" w:name="_Toc236661324"/>
-      <w:bookmarkStart w:id="31" w:name="_Toc243490587"/>
+      <w:bookmarkStart w:id="31" w:name="_Toc236661324"/>
+      <w:bookmarkStart w:id="32" w:name="_Toc243549501"/>
       <w:r>
         <w:t>Thao tác thực hiện</w:t>
       </w:r>
-      <w:bookmarkEnd w:id="30"/>
       <w:bookmarkEnd w:id="31"/>
+      <w:bookmarkEnd w:id="32"/>
     </w:p>
     <w:p>
       <w:pPr>
@@ -6532,7 +5571,7 @@
           <w:szCs w:val="28"/>
         </w:rPr>
       </w:pPr>
-      <w:bookmarkStart w:id="32" w:name="_Toc236661325"/>
+      <w:bookmarkStart w:id="33" w:name="_Toc236661325"/>
       <w:r>
         <w:rPr>
           <w:rFonts w:ascii="Times New Roman" w:hAnsi="Times New Roman" w:cs="Times New Roman"/>
@@ -6546,13 +5585,13 @@
       <w:pPr>
         <w:pStyle w:val="Heading1"/>
       </w:pPr>
-      <w:bookmarkStart w:id="33" w:name="_Toc243490588"/>
+      <w:bookmarkStart w:id="34" w:name="_Toc243549502"/>
       <w:r>
         <w:lastRenderedPageBreak/>
         <w:t>Đề nghị giao xe</w:t>
       </w:r>
-      <w:bookmarkEnd w:id="32"/>
       <w:bookmarkEnd w:id="33"/>
+      <w:bookmarkEnd w:id="34"/>
     </w:p>
     <w:p>
       <w:pPr>
@@ -6565,13 +5604,13 @@
           <w:lang w:val="en-US"/>
         </w:rPr>
       </w:pPr>
-      <w:bookmarkStart w:id="34" w:name="_Toc236661326"/>
-      <w:bookmarkStart w:id="35" w:name="_Toc243490589"/>
+      <w:bookmarkStart w:id="35" w:name="_Toc236661326"/>
+      <w:bookmarkStart w:id="36" w:name="_Toc243549503"/>
       <w:r>
         <w:t>Mục đích</w:t>
       </w:r>
-      <w:bookmarkEnd w:id="34"/>
       <w:bookmarkEnd w:id="35"/>
+      <w:bookmarkEnd w:id="36"/>
     </w:p>
     <w:p>
       <w:pPr>
@@ -6628,8 +5667,8 @@
           <w:lang w:val="en-US"/>
         </w:rPr>
       </w:pPr>
-      <w:bookmarkStart w:id="36" w:name="_Toc236661327"/>
-      <w:bookmarkStart w:id="37" w:name="_Toc243490590"/>
+      <w:bookmarkStart w:id="37" w:name="_Toc236661327"/>
+      <w:bookmarkStart w:id="38" w:name="_Toc243549504"/>
       <w:r>
         <w:t>Đường dẫn</w:t>
       </w:r>
@@ -6639,8 +5678,8 @@
         </w:rPr>
         <w:t>: Bán xe\Quản lý bán xe – Đề nghị xuất kho xe</w:t>
       </w:r>
-      <w:bookmarkEnd w:id="36"/>
       <w:bookmarkEnd w:id="37"/>
+      <w:bookmarkEnd w:id="38"/>
     </w:p>
     <w:p>
       <w:pPr>
@@ -6702,13 +5741,13 @@
           <w:lang w:val="en-US"/>
         </w:rPr>
       </w:pPr>
-      <w:bookmarkStart w:id="38" w:name="_Toc236661328"/>
-      <w:bookmarkStart w:id="39" w:name="_Toc243490591"/>
+      <w:bookmarkStart w:id="39" w:name="_Toc236661328"/>
+      <w:bookmarkStart w:id="40" w:name="_Toc243549505"/>
       <w:r>
         <w:t>Thao tác thực hiện</w:t>
       </w:r>
-      <w:bookmarkEnd w:id="38"/>
       <w:bookmarkEnd w:id="39"/>
+      <w:bookmarkEnd w:id="40"/>
     </w:p>
     <w:p>
       <w:pPr>
@@ -7090,14 +6129,14 @@
       <w:pPr>
         <w:pStyle w:val="Heading1"/>
       </w:pPr>
-      <w:bookmarkStart w:id="40" w:name="_Toc236661329"/>
-      <w:bookmarkStart w:id="41" w:name="_Toc243490592"/>
+      <w:bookmarkStart w:id="41" w:name="_Toc236661329"/>
+      <w:bookmarkStart w:id="42" w:name="_Toc243549506"/>
       <w:r>
         <w:lastRenderedPageBreak/>
         <w:t>Biên bản bàn giao xe</w:t>
       </w:r>
-      <w:bookmarkEnd w:id="40"/>
       <w:bookmarkEnd w:id="41"/>
+      <w:bookmarkEnd w:id="42"/>
     </w:p>
     <w:p>
       <w:pPr>
@@ -7110,13 +6149,13 @@
           <w:lang w:val="en-US"/>
         </w:rPr>
       </w:pPr>
-      <w:bookmarkStart w:id="42" w:name="_Toc236661330"/>
-      <w:bookmarkStart w:id="43" w:name="_Toc243490593"/>
+      <w:bookmarkStart w:id="43" w:name="_Toc236661330"/>
+      <w:bookmarkStart w:id="44" w:name="_Toc243549507"/>
       <w:r>
         <w:t>Mục đích</w:t>
       </w:r>
-      <w:bookmarkEnd w:id="42"/>
       <w:bookmarkEnd w:id="43"/>
+      <w:bookmarkEnd w:id="44"/>
     </w:p>
     <w:p>
       <w:pPr>
@@ -7173,8 +6212,8 @@
           <w:lang w:val="nl-NL"/>
         </w:rPr>
       </w:pPr>
-      <w:bookmarkStart w:id="44" w:name="_Toc236661331"/>
-      <w:bookmarkStart w:id="45" w:name="_Toc243490594"/>
+      <w:bookmarkStart w:id="45" w:name="_Toc236661331"/>
+      <w:bookmarkStart w:id="46" w:name="_Toc243549508"/>
       <w:r>
         <w:t>Đường dẫn</w:t>
       </w:r>
@@ -7184,8 +6223,8 @@
         </w:rPr>
         <w:t>: Bán Xe\Quản lý bán xe – Biên bản bàn giao xe</w:t>
       </w:r>
-      <w:bookmarkEnd w:id="44"/>
       <w:bookmarkEnd w:id="45"/>
+      <w:bookmarkEnd w:id="46"/>
     </w:p>
     <w:p>
       <w:pPr>
@@ -7247,13 +6286,13 @@
           <w:lang w:val="en-US"/>
         </w:rPr>
       </w:pPr>
-      <w:bookmarkStart w:id="46" w:name="_Toc236661332"/>
-      <w:bookmarkStart w:id="47" w:name="_Toc243490595"/>
+      <w:bookmarkStart w:id="47" w:name="_Toc236661332"/>
+      <w:bookmarkStart w:id="48" w:name="_Toc243549509"/>
       <w:r>
         <w:t>Thao tác thực hiện</w:t>
       </w:r>
-      <w:bookmarkEnd w:id="46"/>
       <w:bookmarkEnd w:id="47"/>
+      <w:bookmarkEnd w:id="48"/>
     </w:p>
     <w:p>
       <w:pPr>
@@ -7552,7 +6591,7 @@
           <w:lang w:val="en-US"/>
         </w:rPr>
       </w:pPr>
-      <w:bookmarkStart w:id="48" w:name="_Toc243490596"/>
+      <w:bookmarkStart w:id="49" w:name="_Toc243549510"/>
       <w:r>
         <w:rPr>
           <w:lang w:val="en-US"/>
@@ -7560,7 +6599,7 @@
         <w:lastRenderedPageBreak/>
         <w:t>Phụ lục hợp đồng</w:t>
       </w:r>
-      <w:bookmarkEnd w:id="48"/>
+      <w:bookmarkEnd w:id="49"/>
     </w:p>
     <w:p>
       <w:pPr>
@@ -7573,14 +6612,14 @@
           <w:lang w:val="en-US"/>
         </w:rPr>
       </w:pPr>
-      <w:bookmarkStart w:id="49" w:name="_Toc243490597"/>
+      <w:bookmarkStart w:id="50" w:name="_Toc243549511"/>
       <w:r>
         <w:rPr>
           <w:lang w:val="en-US"/>
         </w:rPr>
         <w:t>Mục đích</w:t>
       </w:r>
-      <w:bookmarkEnd w:id="49"/>
+      <w:bookmarkEnd w:id="50"/>
     </w:p>
     <w:p>
       <w:pPr>
@@ -7636,14 +6675,14 @@
           <w:lang w:val="en-US"/>
         </w:rPr>
       </w:pPr>
-      <w:bookmarkStart w:id="50" w:name="_Toc243490598"/>
+      <w:bookmarkStart w:id="51" w:name="_Toc243549512"/>
       <w:r>
         <w:rPr>
           <w:rStyle w:val="Heading2Char"/>
         </w:rPr>
         <w:t>Đường dẫn: Bán xe\ Hợp đồng – Khách hàng\ Phụ lục hợp đồng.</w:t>
       </w:r>
-      <w:bookmarkEnd w:id="50"/>
+      <w:bookmarkEnd w:id="51"/>
     </w:p>
     <w:p>
       <w:pPr>
@@ -7654,7 +6693,7 @@
       </w:pPr>
       <w:r>
         <w:rPr>
-          <w:lang w:val="en-US"/>
+          <w:lang w:val="en-GB"/>
         </w:rPr>
         <w:drawing>
           <wp:inline distT="0" distB="0" distL="0" distR="0" wp14:anchorId="715F9C44" wp14:editId="4F15AD7F">
@@ -7704,14 +6743,14 @@
           <w:lang w:val="en-US"/>
         </w:rPr>
       </w:pPr>
-      <w:bookmarkStart w:id="51" w:name="_Toc243490599"/>
+      <w:bookmarkStart w:id="52" w:name="_Toc243549513"/>
       <w:r>
         <w:rPr>
           <w:lang w:val="en-US"/>
         </w:rPr>
         <w:t>Thao tác thực hiện</w:t>
       </w:r>
-      <w:bookmarkEnd w:id="51"/>
+      <w:bookmarkEnd w:id="52"/>
     </w:p>
     <w:p>
       <w:pPr>
@@ -7765,7 +6804,7 @@
           <w:rFonts w:ascii="Times New Roman" w:hAnsi="Times New Roman" w:cs="Times New Roman"/>
           <w:sz w:val="28"/>
           <w:szCs w:val="28"/>
-          <w:lang w:val="en-US"/>
+          <w:lang w:val="en-GB"/>
         </w:rPr>
         <w:drawing>
           <wp:inline distT="0" distB="0" distL="0" distR="0" wp14:anchorId="71BC280E" wp14:editId="5A598E68">
@@ -7888,7 +6927,7 @@
           <w:rFonts w:ascii="Times New Roman" w:hAnsi="Times New Roman" w:cs="Times New Roman"/>
           <w:sz w:val="28"/>
           <w:szCs w:val="28"/>
-          <w:lang w:val="en-US"/>
+          <w:lang w:val="en-GB"/>
         </w:rPr>
         <w:drawing>
           <wp:inline distT="0" distB="0" distL="0" distR="0" wp14:anchorId="27ACFC78" wp14:editId="325E44F6">
@@ -8001,7 +7040,7 @@
           <w:rFonts w:ascii="Times New Roman" w:hAnsi="Times New Roman" w:cs="Times New Roman"/>
           <w:sz w:val="28"/>
           <w:szCs w:val="28"/>
-          <w:lang w:val="en-US"/>
+          <w:lang w:val="en-GB"/>
         </w:rPr>
         <w:drawing>
           <wp:inline distT="0" distB="0" distL="0" distR="0" wp14:anchorId="154E7072" wp14:editId="263943BB">
@@ -8092,7 +7131,7 @@
           <w:rFonts w:ascii="Times New Roman" w:hAnsi="Times New Roman" w:cs="Times New Roman"/>
           <w:sz w:val="28"/>
           <w:szCs w:val="28"/>
-          <w:lang w:val="en-US"/>
+          <w:lang w:val="en-GB"/>
         </w:rPr>
         <w:drawing>
           <wp:inline distT="0" distB="0" distL="0" distR="0" wp14:anchorId="567A8763" wp14:editId="35A8B93B">
@@ -8168,7 +7207,7 @@
           <w:rFonts w:ascii="Times New Roman" w:hAnsi="Times New Roman" w:cs="Times New Roman"/>
           <w:sz w:val="28"/>
           <w:szCs w:val="28"/>
-          <w:lang w:val="en-US"/>
+          <w:lang w:val="en-GB"/>
         </w:rPr>
         <w:drawing>
           <wp:inline distT="0" distB="0" distL="0" distR="0" wp14:anchorId="569CBCEC" wp14:editId="5608A032">
@@ -8227,8 +7266,8 @@
 </file>
 
 <file path=word/numbering.xml><?xml version="1.0" encoding="utf-8"?>
-<w:numbering xmlns:wpc="http://schemas.microsoft.com/office/word/2010/wordprocessingCanvas" xmlns:cx="http://schemas.microsoft.com/office/drawing/2014/chartex" xmlns:cx1="http://schemas.microsoft.com/office/drawing/2015/9/8/chartex" xmlns:cx2="http://schemas.microsoft.com/office/drawing/2015/10/21/chartex" xmlns:cx3="http://schemas.microsoft.com/office/drawing/2016/5/9/chartex" xmlns:cx4="http://schemas.microsoft.com/office/drawing/2016/5/10/chartex" xmlns:cx5="http://schemas.microsoft.com/office/drawing/2016/5/11/chartex" xmlns:cx6="http://schemas.microsoft.com/office/drawing/2016/5/12/chartex" xmlns:cx7="http://schemas.microsoft.com/office/drawing/2016/5/13/chartex" xmlns:cx8="http://schemas.microsoft.com/office/drawing/2016/5/14/chartex" xmlns:mc="http://schemas.openxmlformats.org/markup-compatibility/2006" xmlns:aink="http://schemas.microsoft.com/office/drawing/2016/ink" xmlns:am3d="http://schemas.microsoft.com/office/drawing/2017/model3d" xmlns:o="urn:schemas-microsoft-com:office:office" xmlns:oel="http://schemas.microsoft.com/office/2019/extlst" xmlns:r="http://schemas.openxmlformats.org/officeDocument/2006/relationships" xmlns:m="http://schemas.openxmlformats.org/officeDocument/2006/math" xmlns:v="urn:schemas-microsoft-com:vml" xmlns:wp14="http://schemas.microsoft.com/office/word/2010/wordprocessingDrawing" xmlns:wp="http://schemas.openxmlformats.org/drawingml/2006/wordprocessingDrawing" xmlns:w10="urn:schemas-microsoft-com:office:word" xmlns:w="http://schemas.openxmlformats.org/wordprocessingml/2006/main" xmlns:w14="http://schemas.microsoft.com/office/word/2010/wordml" xmlns:w15="http://schemas.microsoft.com/office/word/2012/wordml" xmlns:w16cex="http://schemas.microsoft.com/office/word/2018/wordml/cex" xmlns:w16cid="http://schemas.microsoft.com/office/word/2016/wordml/cid" xmlns:w16="http://schemas.microsoft.com/office/word/2018/wordml" xmlns:w16du="http://schemas.microsoft.com/office/word/2023/wordml/word16du" xmlns:w16sdtdh="http://schemas.microsoft.com/office/word/2020/wordml/sdtdatahash" xmlns:w16sdtfl="http://schemas.microsoft.com/office/word/2024/wordml/sdtformatlock" xmlns:w16se="http://schemas.microsoft.com/office/word/2015/wordml/symex" xmlns:wpg="http://schemas.microsoft.com/office/word/2010/wordprocessingGroup" xmlns:wpi="http://schemas.microsoft.com/office/word/2010/wordprocessingInk" xmlns:wne="http://schemas.microsoft.com/office/word/2006/wordml" xmlns:wps="http://schemas.microsoft.com/office/word/2010/wordprocessingShape" mc:Ignorable="w14 w15 w16se w16cid w16 w16cex w16sdtdh w16sdtfl w16du wp14">
-  <w:abstractNum w:abstractNumId="0" w15:restartNumberingAfterBreak="0">
+<w:numbering xmlns:wpc="http://schemas.microsoft.com/office/word/2010/wordprocessingCanvas" xmlns:mc="http://schemas.openxmlformats.org/markup-compatibility/2006" xmlns:o="urn:schemas-microsoft-com:office:office" xmlns:r="http://schemas.openxmlformats.org/officeDocument/2006/relationships" xmlns:m="http://schemas.openxmlformats.org/officeDocument/2006/math" xmlns:v="urn:schemas-microsoft-com:vml" xmlns:wp14="http://schemas.microsoft.com/office/word/2010/wordprocessingDrawing" xmlns:wp="http://schemas.openxmlformats.org/drawingml/2006/wordprocessingDrawing" xmlns:w10="urn:schemas-microsoft-com:office:word" xmlns:w="http://schemas.openxmlformats.org/wordprocessingml/2006/main" xmlns:w14="http://schemas.microsoft.com/office/word/2010/wordml" xmlns:w15="http://schemas.microsoft.com/office/word/2012/wordml" xmlns:wpg="http://schemas.microsoft.com/office/word/2010/wordprocessingGroup" xmlns:wpi="http://schemas.microsoft.com/office/word/2010/wordprocessingInk" xmlns:wne="http://schemas.microsoft.com/office/word/2006/wordml" xmlns:wps="http://schemas.microsoft.com/office/word/2010/wordprocessingShape" mc:Ignorable="w14 w15 wp14">
+  <w:abstractNum w:abstractNumId="0">
     <w:nsid w:val="06FD564B"/>
     <w:multiLevelType w:val="hybridMultilevel"/>
     <w:tmpl w:val="A0DC9F56"/>
@@ -8341,7 +7380,7 @@
       </w:rPr>
     </w:lvl>
   </w:abstractNum>
-  <w:abstractNum w:abstractNumId="1" w15:restartNumberingAfterBreak="0">
+  <w:abstractNum w:abstractNumId="1">
     <w:nsid w:val="1B4C57DB"/>
     <w:multiLevelType w:val="hybridMultilevel"/>
     <w:tmpl w:val="D4B265B6"/>
@@ -8430,7 +7469,7 @@
       </w:pPr>
     </w:lvl>
   </w:abstractNum>
-  <w:abstractNum w:abstractNumId="2" w15:restartNumberingAfterBreak="0">
+  <w:abstractNum w:abstractNumId="2">
     <w:nsid w:val="43F00C46"/>
     <w:multiLevelType w:val="hybridMultilevel"/>
     <w:tmpl w:val="19F2A2AC"/>
@@ -8517,7 +7556,7 @@
       </w:pPr>
     </w:lvl>
   </w:abstractNum>
-  <w:abstractNum w:abstractNumId="3" w15:restartNumberingAfterBreak="0">
+  <w:abstractNum w:abstractNumId="3">
     <w:nsid w:val="50A9236A"/>
     <w:multiLevelType w:val="hybridMultilevel"/>
     <w:tmpl w:val="32401364"/>
@@ -8604,7 +7643,7 @@
       </w:pPr>
     </w:lvl>
   </w:abstractNum>
-  <w:abstractNum w:abstractNumId="4" w15:restartNumberingAfterBreak="0">
+  <w:abstractNum w:abstractNumId="4">
     <w:nsid w:val="5C2D038D"/>
     <w:multiLevelType w:val="hybridMultilevel"/>
     <w:tmpl w:val="C1F8E1A4"/>
@@ -8690,7 +7729,7 @@
       </w:pPr>
     </w:lvl>
   </w:abstractNum>
-  <w:abstractNum w:abstractNumId="5" w15:restartNumberingAfterBreak="0">
+  <w:abstractNum w:abstractNumId="5">
     <w:nsid w:val="60CF3874"/>
     <w:multiLevelType w:val="hybridMultilevel"/>
     <w:tmpl w:val="8B62C32E"/>
@@ -8776,71 +7815,71 @@
       </w:pPr>
     </w:lvl>
   </w:abstractNum>
-  <w:num w:numId="1" w16cid:durableId="626206316">
+  <w:num w:numId="1">
     <w:abstractNumId w:val="1"/>
   </w:num>
-  <w:num w:numId="2" w16cid:durableId="228856302">
+  <w:num w:numId="2">
     <w:abstractNumId w:val="0"/>
   </w:num>
-  <w:num w:numId="3" w16cid:durableId="1067996899">
+  <w:num w:numId="3">
     <w:abstractNumId w:val="3"/>
   </w:num>
-  <w:num w:numId="4" w16cid:durableId="395318875">
+  <w:num w:numId="4">
     <w:abstractNumId w:val="2"/>
   </w:num>
-  <w:num w:numId="5" w16cid:durableId="2116751602">
+  <w:num w:numId="5">
     <w:abstractNumId w:val="2"/>
     <w:lvlOverride w:ilvl="0">
       <w:startOverride w:val="1"/>
     </w:lvlOverride>
   </w:num>
-  <w:num w:numId="6" w16cid:durableId="1256330647">
+  <w:num w:numId="6">
     <w:abstractNumId w:val="2"/>
     <w:lvlOverride w:ilvl="0">
       <w:startOverride w:val="1"/>
     </w:lvlOverride>
   </w:num>
-  <w:num w:numId="7" w16cid:durableId="1804152263">
+  <w:num w:numId="7">
     <w:abstractNumId w:val="2"/>
     <w:lvlOverride w:ilvl="0">
       <w:startOverride w:val="1"/>
     </w:lvlOverride>
   </w:num>
-  <w:num w:numId="8" w16cid:durableId="1289161359">
+  <w:num w:numId="8">
     <w:abstractNumId w:val="2"/>
     <w:lvlOverride w:ilvl="0">
       <w:startOverride w:val="1"/>
     </w:lvlOverride>
   </w:num>
-  <w:num w:numId="9" w16cid:durableId="291832829">
+  <w:num w:numId="9">
     <w:abstractNumId w:val="2"/>
     <w:lvlOverride w:ilvl="0">
       <w:startOverride w:val="1"/>
     </w:lvlOverride>
   </w:num>
-  <w:num w:numId="10" w16cid:durableId="1633361267">
+  <w:num w:numId="10">
     <w:abstractNumId w:val="2"/>
     <w:lvlOverride w:ilvl="0">
       <w:startOverride w:val="1"/>
     </w:lvlOverride>
   </w:num>
-  <w:num w:numId="11" w16cid:durableId="1977563097">
+  <w:num w:numId="11">
     <w:abstractNumId w:val="5"/>
   </w:num>
-  <w:num w:numId="12" w16cid:durableId="1852375641">
+  <w:num w:numId="12">
     <w:abstractNumId w:val="2"/>
     <w:lvlOverride w:ilvl="0">
       <w:startOverride w:val="1"/>
     </w:lvlOverride>
   </w:num>
-  <w:num w:numId="13" w16cid:durableId="69082589">
+  <w:num w:numId="13">
     <w:abstractNumId w:val="4"/>
   </w:num>
 </w:numbering>
 </file>
 
 <file path=word/styles.xml><?xml version="1.0" encoding="utf-8"?>
-<w:styles xmlns:mc="http://schemas.openxmlformats.org/markup-compatibility/2006" xmlns:r="http://schemas.openxmlformats.org/officeDocument/2006/relationships" xmlns:w="http://schemas.openxmlformats.org/wordprocessingml/2006/main" xmlns:w14="http://schemas.microsoft.com/office/word/2010/wordml" xmlns:w15="http://schemas.microsoft.com/office/word/2012/wordml" xmlns:w16cex="http://schemas.microsoft.com/office/word/2018/wordml/cex" xmlns:w16cid="http://schemas.microsoft.com/office/word/2016/wordml/cid" xmlns:w16="http://schemas.microsoft.com/office/word/2018/wordml" xmlns:w16du="http://schemas.microsoft.com/office/word/2023/wordml/word16du" xmlns:w16sdtdh="http://schemas.microsoft.com/office/word/2020/wordml/sdtdatahash" xmlns:w16sdtfl="http://schemas.microsoft.com/office/word/2024/wordml/sdtformatlock" xmlns:w16se="http://schemas.microsoft.com/office/word/2015/wordml/symex" mc:Ignorable="w14 w15 w16se w16cid w16 w16cex w16sdtdh w16sdtfl w16du">
+<w:styles xmlns:mc="http://schemas.openxmlformats.org/markup-compatibility/2006" xmlns:r="http://schemas.openxmlformats.org/officeDocument/2006/relationships" xmlns:w="http://schemas.openxmlformats.org/wordprocessingml/2006/main" xmlns:w14="http://schemas.microsoft.com/office/word/2010/wordml" xmlns:w15="http://schemas.microsoft.com/office/word/2012/wordml" mc:Ignorable="w14 w15">
   <w:docDefaults>
     <w:rPrDefault>
       <w:rPr>
@@ -8858,7 +7897,7 @@
       </w:pPr>
     </w:pPrDefault>
   </w:docDefaults>
-  <w:latentStyles w:defLockedState="0" w:defUIPriority="99" w:defSemiHidden="0" w:defUnhideWhenUsed="0" w:defQFormat="0" w:count="376">
+  <w:latentStyles w:defLockedState="0" w:defUIPriority="99" w:defSemiHidden="0" w:defUnhideWhenUsed="0" w:defQFormat="0" w:count="371">
     <w:lsdException w:name="Normal" w:uiPriority="0" w:qFormat="1"/>
     <w:lsdException w:name="heading 1" w:uiPriority="9" w:qFormat="1"/>
     <w:lsdException w:name="heading 2" w:semiHidden="1" w:uiPriority="9" w:unhideWhenUsed="1" w:qFormat="1"/>
@@ -9230,11 +8269,6 @@
     <w:lsdException w:name="List Table 5 Dark Accent 6" w:uiPriority="50"/>
     <w:lsdException w:name="List Table 6 Colorful Accent 6" w:uiPriority="51"/>
     <w:lsdException w:name="List Table 7 Colorful Accent 6" w:uiPriority="52"/>
-    <w:lsdException w:name="Mention" w:semiHidden="1" w:unhideWhenUsed="1"/>
-    <w:lsdException w:name="Smart Hyperlink" w:semiHidden="1" w:unhideWhenUsed="1"/>
-    <w:lsdException w:name="Hashtag" w:semiHidden="1" w:unhideWhenUsed="1"/>
-    <w:lsdException w:name="Unresolved Mention" w:semiHidden="1" w:unhideWhenUsed="1"/>
-    <w:lsdException w:name="Smart Link" w:semiHidden="1" w:unhideWhenUsed="1"/>
   </w:latentStyles>
   <w:style w:type="paragraph" w:default="1" w:styleId="Normal">
     <w:name w:val="Normal"/>
@@ -9796,7 +8830,7 @@
 </file>
 
 <file path=customXml/itemProps1.xml><?xml version="1.0" encoding="utf-8"?>
-<ds:datastoreItem xmlns:ds="http://schemas.openxmlformats.org/officeDocument/2006/customXml" ds:itemID="{67EB1CD4-234E-413E-B1AF-521BB301679B}">
+<ds:datastoreItem xmlns:ds="http://schemas.openxmlformats.org/officeDocument/2006/customXml" ds:itemID="{E973A3AE-711B-4725-8F2D-FEDD74222D5A}">
   <ds:schemaRefs>
     <ds:schemaRef ds:uri="http://schemas.openxmlformats.org/officeDocument/2006/bibliography"/>
   </ds:schemaRefs>
